--- a/documents/КОД.МЭТЧ_Техническая_документация.docx
+++ b/documents/КОД.МЭТЧ_Техническая_документация.docx
@@ -47,11 +47,11 @@
       <w:hyperlink r:id="rId11">
         <w:r>
           <w:rPr>
+            <w:rFonts w:ascii="Arial" w:hAnsi="Arial" w:cs="Arial"/>
             <w:color w:val="402FFF"/>
             <w:u w:val="single"/>
-            <w:rFonts w:ascii="Arial" w:hAnsi="Arial"/>
           </w:rPr>
-          <w:t>fsp.digital-projects.tech</w:t>
+          <w:t xml:space="preserve">fsp.digital-projects.tech</w:t>
         </w:r>
       </w:hyperlink>
       <w:r>
@@ -66,11 +66,11 @@
       <w:hyperlink r:id="rId12">
         <w:r>
           <w:rPr>
+            <w:rFonts w:ascii="Arial" w:hAnsi="Arial" w:cs="Arial"/>
             <w:color w:val="402FFF"/>
             <w:u w:val="single"/>
-            <w:rFonts w:ascii="Arial" w:hAnsi="Arial"/>
           </w:rPr>
-          <w:t>КОД.МЭТЧ в MAX</w:t>
+          <w:t xml:space="preserve">КОД.МЭТЧ в MAX</w:t>
         </w:r>
       </w:hyperlink>
       <w:r>
@@ -85,11 +85,11 @@
       <w:hyperlink r:id="rId13">
         <w:r>
           <w:rPr>
+            <w:rFonts w:ascii="Arial" w:hAnsi="Arial" w:cs="Arial"/>
             <w:color w:val="402FFF"/>
             <w:u w:val="single"/>
-            <w:rFonts w:ascii="Arial" w:hAnsi="Arial"/>
           </w:rPr>
-          <w:t>codematch@mail.ru</w:t>
+          <w:t xml:space="preserve">codematch@mail.ru</w:t>
         </w:r>
       </w:hyperlink>
       <w:r>
@@ -200,7 +200,26 @@
           <w:color w:val="222436"/>
           <w:sz w:val="20"/>
         </w:rPr>
-        <w:t>. Готовые доступы для проверки владелец передает приватно; эта инструкция не содержит паролей, токенов и личных email. Можно зарегистрировать собственные адреса и проверить настоящую почтовую цепочку. Категория готового демонстрационного профиля не считается экзаменом, пройденным проверяющим: для проверки теста используйте учетную запись без попытки соответствующей категории.</w:t>
+        <w:t xml:space="preserve">. Основной путь – самостоятельная регистрация на сайте с подтверждением email (раздел 7); она же проверяет настоящую почтовую цепочку. Если письмо не пришло, напишите на </w:t>
+      </w:r>
+      <w:hyperlink r:id="rId13">
+        <w:r>
+          <w:rPr>
+            <w:rFonts w:ascii="Arial" w:hAnsi="Arial" w:cs="Arial"/>
+            <w:color w:val="402FFF"/>
+            <w:u w:val="single"/>
+          </w:rPr>
+          <w:t xml:space="preserve">codematch@mail.ru</w:t>
+        </w:r>
+      </w:hyperlink>
+      <w:r>
+        <w:rPr>
+          <w:rFonts w:ascii="Arial" w:hAnsi="Arial"/>
+          <w:b w:val="0"/>
+          <w:color w:val="222436"/>
+          <w:sz w:val="20"/>
+        </w:rPr>
+        <w:t xml:space="preserve"> – команда поможет с доступом. Документ не содержит паролей, токенов и личных email. Категория, подтвержденная в другой учетной записи, не считается экзаменом, пройденным проверяющим: для проверки теста используйте учетную запись без попытки соответствующей категории.</w:t>
       </w:r>
     </w:p>
     <w:p>
@@ -393,7 +412,7 @@
           <w:color w:val="222436"/>
           <w:sz w:val="20"/>
         </w:rPr>
-        <w:t xml:space="preserve">, текстовый PDF до 5 МБ → предпросмотр → </w:t>
+        <w:t xml:space="preserve">, текстовый PDF до 5 MiB и 30 страниц → предпросмотр → </w:t>
       </w:r>
       <w:r>
         <w:rPr>
@@ -693,7 +712,7 @@
         <w:tc>
           <w:tcPr>
             <w:tcW w:type="dxa" w:w="4819"/>
-            <w:shd w:fill="402FFF"/>
+            <w:shd w:val="clear" w:color="auto" w:fill="402FFF"/>
           </w:tcPr>
           <w:p>
             <w:pPr>
@@ -714,7 +733,7 @@
         <w:tc>
           <w:tcPr>
             <w:tcW w:type="dxa" w:w="4819"/>
-            <w:shd w:fill="402FFF"/>
+            <w:shd w:val="clear" w:color="auto" w:fill="402FFF"/>
           </w:tcPr>
           <w:p>
             <w:pPr>
@@ -785,7 +804,7 @@
         <w:tc>
           <w:tcPr>
             <w:tcW w:type="dxa" w:w="4819"/>
-            <w:shd w:fill="EFF1F9"/>
+            <w:shd w:val="clear" w:color="auto" w:fill="EFF1F9"/>
           </w:tcPr>
           <w:p>
             <w:pPr>
@@ -806,7 +825,7 @@
         <w:tc>
           <w:tcPr>
             <w:tcW w:type="dxa" w:w="4819"/>
-            <w:shd w:fill="EFF1F9"/>
+            <w:shd w:val="clear" w:color="auto" w:fill="EFF1F9"/>
           </w:tcPr>
           <w:p>
             <w:pPr>
@@ -877,7 +896,7 @@
         <w:tc>
           <w:tcPr>
             <w:tcW w:type="dxa" w:w="4819"/>
-            <w:shd w:fill="EFF1F9"/>
+            <w:shd w:val="clear" w:color="auto" w:fill="EFF1F9"/>
           </w:tcPr>
           <w:p>
             <w:pPr>
@@ -898,7 +917,7 @@
         <w:tc>
           <w:tcPr>
             <w:tcW w:type="dxa" w:w="4819"/>
-            <w:shd w:fill="EFF1F9"/>
+            <w:shd w:val="clear" w:color="auto" w:fill="EFF1F9"/>
           </w:tcPr>
           <w:p>
             <w:pPr>
@@ -969,7 +988,7 @@
         <w:tc>
           <w:tcPr>
             <w:tcW w:type="dxa" w:w="4819"/>
-            <w:shd w:fill="EFF1F9"/>
+            <w:shd w:val="clear" w:color="auto" w:fill="EFF1F9"/>
           </w:tcPr>
           <w:p>
             <w:pPr>
@@ -990,7 +1009,7 @@
         <w:tc>
           <w:tcPr>
             <w:tcW w:type="dxa" w:w="4819"/>
-            <w:shd w:fill="EFF1F9"/>
+            <w:shd w:val="clear" w:color="auto" w:fill="EFF1F9"/>
           </w:tcPr>
           <w:p>
             <w:pPr>
@@ -1524,14 +1543,50 @@
           <w:color w:val="222436"/>
           <w:sz w:val="20"/>
         </w:rPr>
-        <w:t xml:space="preserve">. Сначала действуют условия допуска: видимый профиль, подходящая специализация, достаточный подтвержденный уровень, отсутствие известных проваленных обязательных навыков, совместимые указанные зарплата/формат/город. Внутренняя валидационная политика </w:t>
+        <w:t xml:space="preserve"> (так она указана в пояснении подбора; служебный </w:t>
       </w:r>
       <w:r>
         <w:rPr>
           <w:rFonts w:ascii="Courier New" w:hAnsi="Courier New"/>
           <w:b w:val="0"/>
           <w:color w:val="222436"/>
-          <w:sz w:val="16"/>
+          <w:sz w:val="17"/>
+        </w:rPr>
+        <w:t>/api/version</w:t>
+      </w:r>
+      <w:r>
+        <w:rPr>
+          <w:rFonts w:ascii="Arial" w:hAnsi="Arial"/>
+          <w:b w:val="0"/>
+          <w:color w:val="222436"/>
+          <w:sz w:val="20"/>
+        </w:rPr>
+        <w:t xml:space="preserve"> показывает сокращенную метку </w:t>
+      </w:r>
+      <w:r>
+        <w:rPr>
+          <w:rFonts w:ascii="Courier New" w:hAnsi="Courier New"/>
+          <w:b w:val="0"/>
+          <w:color w:val="222436"/>
+          <w:sz w:val="17"/>
+        </w:rPr>
+        <w:t>matching-v1</w:t>
+      </w:r>
+      <w:r>
+        <w:rPr>
+          <w:rFonts w:ascii="Arial" w:hAnsi="Arial"/>
+          <w:b w:val="0"/>
+          <w:color w:val="222436"/>
+          <w:sz w:val="20"/>
+        </w:rPr>
+        <w:t xml:space="preserve">). Сначала действуют условия допуска: видимый профиль, подходящая специализация, достаточный подтвержденный уровень, отсутствие известных проваленных обязательных навыков, совместимые указанные зарплата/формат/город. Внутренняя валидационная политика </w:t>
+      </w:r>
+      <w:r>
+        <w:rPr>
+          <w:rFonts w:ascii="Courier New" w:hAnsi="Courier New"/>
+          <w:b w:val="0"/>
+          <w:color w:val="222436"/>
+          <w:sz w:val="17"/>
         </w:rPr>
         <w:t>require_verified_skills</w:t>
       </w:r>
@@ -2066,11 +2121,11 @@
       <w:hyperlink r:id="rId12">
         <w:r>
           <w:rPr>
+            <w:rFonts w:ascii="Arial" w:hAnsi="Arial" w:cs="Arial"/>
             <w:color w:val="402FFF"/>
             <w:u w:val="single"/>
-            <w:rFonts w:ascii="Arial" w:hAnsi="Arial"/>
           </w:rPr>
-          <w:t>бота проекта</w:t>
+          <w:t xml:space="preserve">бота проекта</w:t>
         </w:r>
       </w:hyperlink>
       <w:r>
@@ -2105,7 +2160,7 @@
           <w:rFonts w:ascii="Courier New" w:hAnsi="Courier New"/>
           <w:b w:val="0"/>
           <w:color w:val="222436"/>
-          <w:sz w:val="16"/>
+          <w:sz w:val="17"/>
         </w:rPr>
         <w:t>/start</w:t>
       </w:r>
@@ -2191,7 +2246,7 @@
           <w:rFonts w:ascii="Courier New" w:hAnsi="Courier New"/>
           <w:b w:val="0"/>
           <w:color w:val="222436"/>
-          <w:sz w:val="16"/>
+          <w:sz w:val="17"/>
         </w:rPr>
         <w:t>/start &lt;одноразовый код&gt;</w:t>
       </w:r>
@@ -2241,7 +2296,7 @@
           <w:rFonts w:ascii="Courier New" w:hAnsi="Courier New"/>
           <w:b w:val="0"/>
           <w:color w:val="222436"/>
-          <w:sz w:val="16"/>
+          <w:sz w:val="17"/>
         </w:rPr>
         <w:t>/status</w:t>
       </w:r>
@@ -2273,7 +2328,7 @@
           <w:rFonts w:ascii="Courier New" w:hAnsi="Courier New"/>
           <w:b w:val="0"/>
           <w:color w:val="222436"/>
-          <w:sz w:val="16"/>
+          <w:sz w:val="17"/>
         </w:rPr>
         <w:t>/mini/max</w:t>
       </w:r>
@@ -2330,7 +2385,7 @@
           <w:rFonts w:ascii="Courier New" w:hAnsi="Courier New"/>
           <w:b w:val="0"/>
           <w:color w:val="222436"/>
-          <w:sz w:val="16"/>
+          <w:sz w:val="17"/>
         </w:rPr>
         <w:t>/start</w:t>
       </w:r>
@@ -2348,7 +2403,7 @@
           <w:rFonts w:ascii="Courier New" w:hAnsi="Courier New"/>
           <w:b w:val="0"/>
           <w:color w:val="222436"/>
-          <w:sz w:val="16"/>
+          <w:sz w:val="17"/>
         </w:rPr>
         <w:t>/help</w:t>
       </w:r>
@@ -2366,7 +2421,7 @@
           <w:rFonts w:ascii="Courier New" w:hAnsi="Courier New"/>
           <w:b w:val="0"/>
           <w:color w:val="222436"/>
-          <w:sz w:val="16"/>
+          <w:sz w:val="17"/>
         </w:rPr>
         <w:t>/status</w:t>
       </w:r>
@@ -2384,7 +2439,7 @@
           <w:rFonts w:ascii="Courier New" w:hAnsi="Courier New"/>
           <w:b w:val="0"/>
           <w:color w:val="222436"/>
-          <w:sz w:val="16"/>
+          <w:sz w:val="17"/>
         </w:rPr>
         <w:t>/start &lt;код&gt;</w:t>
       </w:r>
@@ -2402,7 +2457,7 @@
           <w:rFonts w:ascii="Courier New" w:hAnsi="Courier New"/>
           <w:b w:val="0"/>
           <w:color w:val="222436"/>
-          <w:sz w:val="16"/>
+          <w:sz w:val="17"/>
         </w:rPr>
         <w:t>/unlink</w:t>
       </w:r>
@@ -2420,7 +2475,7 @@
           <w:rFonts w:ascii="Courier New" w:hAnsi="Courier New"/>
           <w:b w:val="0"/>
           <w:color w:val="222436"/>
-          <w:sz w:val="16"/>
+          <w:sz w:val="17"/>
         </w:rPr>
         <w:t>/unlink</w:t>
       </w:r>
@@ -2557,12 +2612,12 @@
       </w:r>
       <w:r>
         <w:rPr>
-          <w:rFonts w:ascii="Arial" w:hAnsi="Arial"/>
-          <w:b/>
-          <w:color w:val="222436"/>
-          <w:sz w:val="20"/>
-        </w:rPr>
-        <w:t>`LLM_PERSONAL_DATA_ALLOWED=false`</w:t>
+          <w:rFonts w:ascii="Courier New" w:hAnsi="Courier New"/>
+          <w:b w:val="0"/>
+          <w:color w:val="222436"/>
+          <w:sz w:val="17"/>
+        </w:rPr>
+        <w:t>LLM_PERSONAL_DATA_ALLOWED=false</w:t>
       </w:r>
       <w:r>
         <w:rPr>
@@ -2660,7 +2715,7 @@
       <w:pPr>
         <w:spacing w:before="100"/>
         <w:ind w:left="340" w:right="227"/>
-        <w:shd w:fill="EFF1F9"/>
+        <w:shd w:val="clear" w:color="auto" w:fill="EFF1F9"/>
       </w:pPr>
       <w:r>
         <w:rPr>
@@ -2920,7 +2975,61 @@
           <w:color w:val="222436"/>
           <w:sz w:val="20"/>
         </w:rPr>
-        <w:t>. Эти параметры – выбор команды, не официальные аппаратные лимиты конкурса. При недоступности/таймауте LLM обычный подбор и безопасное пояснение продолжают работать. Один успешный inference не доказывает p95 или производительность параллельных AI-запросов.</w:t>
+        <w:t>. Эти параметры – выбор команды (</w:t>
+      </w:r>
+      <w:r>
+        <w:rPr>
+          <w:rFonts w:ascii="Courier New" w:hAnsi="Courier New"/>
+          <w:b w:val="0"/>
+          <w:color w:val="222436"/>
+          <w:sz w:val="17"/>
+        </w:rPr>
+        <w:t>config/compose.local-llm.yaml</w:t>
+      </w:r>
+      <w:r>
+        <w:rPr>
+          <w:rFonts w:ascii="Arial" w:hAnsi="Arial"/>
+          <w:b w:val="0"/>
+          <w:color w:val="222436"/>
+          <w:sz w:val="20"/>
+        </w:rPr>
+        <w:t xml:space="preserve">: </w:t>
+      </w:r>
+      <w:r>
+        <w:rPr>
+          <w:rFonts w:ascii="Courier New" w:hAnsi="Courier New"/>
+          <w:b w:val="0"/>
+          <w:color w:val="222436"/>
+          <w:sz w:val="17"/>
+        </w:rPr>
+        <w:t>LLM_TIMEOUT_SECONDS=35</w:t>
+      </w:r>
+      <w:r>
+        <w:rPr>
+          <w:rFonts w:ascii="Arial" w:hAnsi="Arial"/>
+          <w:b w:val="0"/>
+          <w:color w:val="222436"/>
+          <w:sz w:val="20"/>
+        </w:rPr>
+        <w:t xml:space="preserve">, </w:t>
+      </w:r>
+      <w:r>
+        <w:rPr>
+          <w:rFonts w:ascii="Courier New" w:hAnsi="Courier New"/>
+          <w:b w:val="0"/>
+          <w:color w:val="222436"/>
+          <w:sz w:val="17"/>
+        </w:rPr>
+        <w:t>LLM_MAX_CONCURRENCY=1</w:t>
+      </w:r>
+      <w:r>
+        <w:rPr>
+          <w:rFonts w:ascii="Arial" w:hAnsi="Arial"/>
+          <w:b w:val="0"/>
+          <w:color w:val="222436"/>
+          <w:sz w:val="20"/>
+        </w:rPr>
+        <w:t>; лимит действий – в API работодателя), не официальные аппаратные лимиты конкурса. При недоступности/таймауте LLM обычный подбор и безопасное пояснение продолжают работать. Один успешный inference не доказывает p95 или производительность параллельных AI-запросов.</w:t>
       </w:r>
     </w:p>
     <w:p>
@@ -2945,7 +3054,7 @@
           <w:color w:val="222436"/>
           <w:sz w:val="20"/>
         </w:rPr>
-        <w:t>Для настоящей почтовой проверки используйте адрес, к которому у проверяющего есть доступ. Готовый заранее подтвержденный профиль не проверяет доставку письма.</w:t>
+        <w:t>Для настоящей почтовой проверки используйте адрес, к которому у проверяющего есть доступ. Учетная запись, подтвержденная ранее, не проверяет доставку нового письма.</w:t>
       </w:r>
     </w:p>
     <w:p>
@@ -3180,7 +3289,7 @@
           <w:color w:val="402FFF"/>
           <w:sz w:val="26"/>
         </w:rPr>
-        <w:t>ФСП без боевого API</w:t>
+        <w:t>ФСП: текущий адаптер и схема интеграции с реестром</w:t>
       </w:r>
     </w:p>
     <w:p>
@@ -3191,7 +3300,789 @@
           <w:color w:val="222436"/>
           <w:sz w:val="20"/>
         </w:rPr>
-        <w:t>Профиль допускает связь с ID участника ФСП. Боевой API/схема/эталонный dataset организатором не предоставлены, поэтому используется отдельный adapter с демонстрационным реестром и описанным будущим контрактом. Вручную введенный ID сам по себе не является внешним подтверждением личности или достижений. У доказательства показываются источник/статус; учебная запись не выдается за настоящую медаль.</w:t>
+        <w:t xml:space="preserve">Боевой API, схема данных и эталонный dataset реестра ФСП организатором не предоставлены. В MVP работает отдельный адаптер </w:t>
+      </w:r>
+      <w:r>
+        <w:rPr>
+          <w:rFonts w:ascii="Courier New" w:hAnsi="Courier New"/>
+          <w:b w:val="0"/>
+          <w:color w:val="222436"/>
+          <w:sz w:val="17"/>
+        </w:rPr>
+        <w:t>backend/app/integrations/fsp.py</w:t>
+      </w:r>
+      <w:r>
+        <w:rPr>
+          <w:rFonts w:ascii="Arial" w:hAnsi="Arial"/>
+          <w:b w:val="0"/>
+          <w:color w:val="222436"/>
+          <w:sz w:val="20"/>
+        </w:rPr>
+        <w:t xml:space="preserve"> с явными статусами; подключение реестра ниже описано как план. Вручную введенный ID не является внешним подтверждением личности или достижений, учебная запись не выдается за настоящую медаль.</w:t>
+      </w:r>
+    </w:p>
+    <w:p>
+      <w:pPr>
+        <w:jc w:val="center"/>
+      </w:pPr>
+      <w:r>
+        <w:drawing>
+          <wp:inline xmlns:a="http://schemas.openxmlformats.org/drawingml/2006/main" xmlns:pic="http://schemas.openxmlformats.org/drawingml/2006/picture">
+            <wp:extent cx="6084000" cy="3042000"/>
+            <wp:docPr id="1" name="Picture 1"/>
+            <wp:cNvGraphicFramePr>
+              <a:graphicFrameLocks noChangeAspect="1"/>
+            </wp:cNvGraphicFramePr>
+            <a:graphic>
+              <a:graphicData uri="http://schemas.openxmlformats.org/drawingml/2006/picture">
+                <pic:pic>
+                  <pic:nvPicPr>
+                    <pic:cNvPr id="0" name="fsp-integration.png"/>
+                    <pic:cNvPicPr/>
+                  </pic:nvPicPr>
+                  <pic:blipFill>
+                    <a:blip r:embed="rId14"/>
+                    <a:stretch>
+                      <a:fillRect/>
+                    </a:stretch>
+                  </pic:blipFill>
+                  <pic:spPr>
+                    <a:xfrm>
+                      <a:off x="0" y="0"/>
+                      <a:ext cx="6084000" cy="3042000"/>
+                    </a:xfrm>
+                    <a:prstGeom prst="rect"/>
+                  </pic:spPr>
+                </pic:pic>
+              </a:graphicData>
+            </a:graphic>
+          </wp:inline>
+        </w:drawing>
+      </w:r>
+    </w:p>
+    <w:p>
+      <w:pPr>
+        <w:pStyle w:val="Caption"/>
+      </w:pPr>
+      <w:r>
+        <w:rPr>
+          <w:rFonts w:ascii="Arial" w:hAnsi="Arial"/>
+          <w:b w:val="0"/>
+          <w:color w:val="222436"/>
+          <w:sz w:val="20"/>
+        </w:rPr>
+        <w:t>Интеграция с реестром ФСП: реализовано в MVP и план</w:t>
+      </w:r>
+    </w:p>
+    <w:tbl>
+      <w:tblPr>
+        <w:tblStyle w:val="TableGrid"/>
+        <w:tblW w:type="auto" w:w="0"/>
+        <w:tblLayout w:type="fixed"/>
+        <w:tblLook w:firstColumn="1" w:firstRow="1" w:lastColumn="0" w:lastRow="0" w:noHBand="0" w:noVBand="1" w:val="04A0"/>
+      </w:tblPr>
+      <w:tblGrid>
+        <w:gridCol w:w="2041"/>
+        <w:gridCol w:w="4195"/>
+        <w:gridCol w:w="3402"/>
+      </w:tblGrid>
+      <w:tr>
+        <w:trPr>
+          <w:cantSplit/>
+          <w:tblHeader w:val="true"/>
+        </w:trPr>
+        <w:tc>
+          <w:tcPr>
+            <w:tcW w:type="dxa" w:w="2041"/>
+            <w:shd w:val="clear" w:color="auto" w:fill="402FFF"/>
+          </w:tcPr>
+          <w:p>
+            <w:pPr>
+              <w:keepNext w:val="0"/>
+              <w:spacing w:after="80" w:before="80" w:line="252" w:lineRule="auto"/>
+            </w:pPr>
+            <w:r>
+              <w:rPr>
+                <w:rFonts w:ascii="Arial" w:hAnsi="Arial"/>
+                <w:b/>
+                <w:color w:val="FFFFFF"/>
+                <w:sz w:val="17"/>
+              </w:rPr>
+              <w:t>Состояние профиля</w:t>
+            </w:r>
+          </w:p>
+        </w:tc>
+        <w:tc>
+          <w:tcPr>
+            <w:tcW w:type="dxa" w:w="4195"/>
+            <w:shd w:val="clear" w:color="auto" w:fill="402FFF"/>
+          </w:tcPr>
+          <w:p>
+            <w:pPr>
+              <w:keepNext w:val="0"/>
+              <w:spacing w:after="80" w:before="80" w:line="252" w:lineRule="auto"/>
+            </w:pPr>
+            <w:r>
+              <w:rPr>
+                <w:rFonts w:ascii="Arial" w:hAnsi="Arial"/>
+                <w:b/>
+                <w:color w:val="FFFFFF"/>
+                <w:sz w:val="17"/>
+              </w:rPr>
+              <w:t>Реализовано в MVP (снимок адаптера)</w:t>
+            </w:r>
+          </w:p>
+        </w:tc>
+        <w:tc>
+          <w:tcPr>
+            <w:tcW w:type="dxa" w:w="3402"/>
+            <w:shd w:val="clear" w:color="auto" w:fill="402FFF"/>
+          </w:tcPr>
+          <w:p>
+            <w:pPr>
+              <w:keepNext w:val="0"/>
+              <w:spacing w:after="80" w:before="80" w:line="252" w:lineRule="auto"/>
+            </w:pPr>
+            <w:r>
+              <w:rPr>
+                <w:rFonts w:ascii="Arial" w:hAnsi="Arial"/>
+                <w:b/>
+                <w:color w:val="FFFFFF"/>
+                <w:sz w:val="17"/>
+              </w:rPr>
+              <w:t>Влияние на подбор</w:t>
+            </w:r>
+          </w:p>
+        </w:tc>
+      </w:tr>
+      <w:tr>
+        <w:trPr>
+          <w:cantSplit/>
+        </w:trPr>
+        <w:tc>
+          <w:tcPr>
+            <w:tcW w:type="dxa" w:w="2041"/>
+          </w:tcPr>
+          <w:p>
+            <w:pPr>
+              <w:keepNext w:val="0"/>
+              <w:spacing w:after="80" w:before="80" w:line="252" w:lineRule="auto"/>
+            </w:pPr>
+            <w:r>
+              <w:rPr>
+                <w:rFonts w:ascii="Arial" w:hAnsi="Arial"/>
+                <w:b w:val="0"/>
+                <w:color w:val="222436"/>
+                <w:sz w:val="16"/>
+              </w:rPr>
+              <w:t>ID ФСП не указан</w:t>
+            </w:r>
+          </w:p>
+        </w:tc>
+        <w:tc>
+          <w:tcPr>
+            <w:tcW w:type="dxa" w:w="4195"/>
+          </w:tcPr>
+          <w:p>
+            <w:pPr>
+              <w:keepNext w:val="0"/>
+              <w:spacing w:after="80" w:before="80" w:line="252" w:lineRule="auto"/>
+            </w:pPr>
+            <w:r>
+              <w:rPr>
+                <w:rFonts w:ascii="Courier New" w:hAnsi="Courier New"/>
+                <w:b w:val="0"/>
+                <w:color w:val="222436"/>
+                <w:sz w:val="16"/>
+              </w:rPr>
+              <w:t>status: not_linked</w:t>
+            </w:r>
+            <w:r>
+              <w:rPr>
+                <w:rFonts w:ascii="Arial" w:hAnsi="Arial"/>
+                <w:b w:val="0"/>
+                <w:color w:val="222436"/>
+                <w:sz w:val="16"/>
+              </w:rPr>
+              <w:t xml:space="preserve">, </w:t>
+            </w:r>
+            <w:r>
+              <w:rPr>
+                <w:rFonts w:ascii="Courier New" w:hAnsi="Courier New"/>
+                <w:b w:val="0"/>
+                <w:color w:val="222436"/>
+                <w:sz w:val="16"/>
+              </w:rPr>
+              <w:t>verified: false</w:t>
+            </w:r>
+            <w:r>
+              <w:rPr>
+                <w:rFonts w:ascii="Arial" w:hAnsi="Arial"/>
+                <w:b w:val="0"/>
+                <w:color w:val="222436"/>
+                <w:sz w:val="16"/>
+              </w:rPr>
+              <w:t>, достижений нет; «Профиль ФСП не указан. Все основные функции доступны.»</w:t>
+            </w:r>
+          </w:p>
+        </w:tc>
+        <w:tc>
+          <w:tcPr>
+            <w:tcW w:type="dxa" w:w="3402"/>
+          </w:tcPr>
+          <w:p>
+            <w:pPr>
+              <w:keepNext w:val="0"/>
+              <w:spacing w:after="80" w:before="80" w:line="252" w:lineRule="auto"/>
+            </w:pPr>
+            <w:r>
+              <w:rPr>
+                <w:rFonts w:ascii="Arial" w:hAnsi="Arial"/>
+                <w:b w:val="0"/>
+                <w:color w:val="222436"/>
+                <w:sz w:val="16"/>
+              </w:rPr>
+              <w:t>Бонуса нет, штрафа нет</w:t>
+            </w:r>
+          </w:p>
+        </w:tc>
+      </w:tr>
+      <w:tr>
+        <w:trPr>
+          <w:cantSplit/>
+        </w:trPr>
+        <w:tc>
+          <w:tcPr>
+            <w:tcW w:type="dxa" w:w="2041"/>
+            <w:shd w:val="clear" w:color="auto" w:fill="EFF1F9"/>
+          </w:tcPr>
+          <w:p>
+            <w:pPr>
+              <w:keepNext w:val="0"/>
+              <w:spacing w:after="80" w:before="80" w:line="252" w:lineRule="auto"/>
+            </w:pPr>
+            <w:r>
+              <w:rPr>
+                <w:rFonts w:ascii="Arial" w:hAnsi="Arial"/>
+                <w:b w:val="0"/>
+                <w:color w:val="222436"/>
+                <w:sz w:val="16"/>
+              </w:rPr>
+              <w:t>ID или ссылка введены вручную</w:t>
+            </w:r>
+          </w:p>
+        </w:tc>
+        <w:tc>
+          <w:tcPr>
+            <w:tcW w:type="dxa" w:w="4195"/>
+            <w:shd w:val="clear" w:color="auto" w:fill="EFF1F9"/>
+          </w:tcPr>
+          <w:p>
+            <w:pPr>
+              <w:keepNext w:val="0"/>
+              <w:spacing w:after="80" w:before="80" w:line="252" w:lineRule="auto"/>
+            </w:pPr>
+            <w:r>
+              <w:rPr>
+                <w:rFonts w:ascii="Courier New" w:hAnsi="Courier New"/>
+                <w:b w:val="0"/>
+                <w:color w:val="222436"/>
+                <w:sz w:val="16"/>
+              </w:rPr>
+              <w:t>status: unverified</w:t>
+            </w:r>
+            <w:r>
+              <w:rPr>
+                <w:rFonts w:ascii="Arial" w:hAnsi="Arial"/>
+                <w:b w:val="0"/>
+                <w:color w:val="222436"/>
+                <w:sz w:val="16"/>
+              </w:rPr>
+              <w:t xml:space="preserve">, «ID указан пользователем; внешний API ФСП не предоставлен», </w:t>
+            </w:r>
+            <w:r>
+              <w:rPr>
+                <w:rFonts w:ascii="Courier New" w:hAnsi="Courier New"/>
+                <w:b w:val="0"/>
+                <w:color w:val="222436"/>
+                <w:sz w:val="16"/>
+              </w:rPr>
+              <w:t>verified: false</w:t>
+            </w:r>
+            <w:r>
+              <w:rPr>
+                <w:rFonts w:ascii="Arial" w:hAnsi="Arial"/>
+                <w:b w:val="0"/>
+                <w:color w:val="222436"/>
+                <w:sz w:val="16"/>
+              </w:rPr>
+              <w:t>, достижений нет</w:t>
+            </w:r>
+          </w:p>
+        </w:tc>
+        <w:tc>
+          <w:tcPr>
+            <w:tcW w:type="dxa" w:w="3402"/>
+            <w:shd w:val="clear" w:color="auto" w:fill="EFF1F9"/>
+          </w:tcPr>
+          <w:p>
+            <w:pPr>
+              <w:keepNext w:val="0"/>
+              <w:spacing w:after="80" w:before="80" w:line="252" w:lineRule="auto"/>
+            </w:pPr>
+            <w:r>
+              <w:rPr>
+                <w:rFonts w:ascii="Arial" w:hAnsi="Arial"/>
+                <w:b w:val="0"/>
+                <w:color w:val="222436"/>
+                <w:sz w:val="16"/>
+              </w:rPr>
+              <w:t>Бонуса нет</w:t>
+            </w:r>
+          </w:p>
+        </w:tc>
+      </w:tr>
+      <w:tr>
+        <w:trPr>
+          <w:cantSplit/>
+        </w:trPr>
+        <w:tc>
+          <w:tcPr>
+            <w:tcW w:type="dxa" w:w="2041"/>
+          </w:tcPr>
+          <w:p>
+            <w:pPr>
+              <w:keepNext w:val="0"/>
+              <w:spacing w:after="80" w:before="80" w:line="252" w:lineRule="auto"/>
+            </w:pPr>
+            <w:r>
+              <w:rPr>
+                <w:rFonts w:ascii="Arial" w:hAnsi="Arial"/>
+                <w:b w:val="0"/>
+                <w:color w:val="222436"/>
+                <w:sz w:val="16"/>
+              </w:rPr>
+              <w:t>Демонстрационный профиль</w:t>
+            </w:r>
+          </w:p>
+        </w:tc>
+        <w:tc>
+          <w:tcPr>
+            <w:tcW w:type="dxa" w:w="4195"/>
+          </w:tcPr>
+          <w:p>
+            <w:pPr>
+              <w:keepNext w:val="0"/>
+              <w:spacing w:after="80" w:before="80" w:line="252" w:lineRule="auto"/>
+            </w:pPr>
+            <w:r>
+              <w:rPr>
+                <w:rFonts w:ascii="Courier New" w:hAnsi="Courier New"/>
+                <w:b w:val="0"/>
+                <w:color w:val="222436"/>
+                <w:sz w:val="16"/>
+              </w:rPr>
+              <w:t>status: synthetic_demo</w:t>
+            </w:r>
+            <w:r>
+              <w:rPr>
+                <w:rFonts w:ascii="Arial" w:hAnsi="Arial"/>
+                <w:b w:val="0"/>
+                <w:color w:val="222436"/>
+                <w:sz w:val="16"/>
+              </w:rPr>
+              <w:t xml:space="preserve">, «КОД.МЭТЧ: синтетический пример, API ФСП не подключён», </w:t>
+            </w:r>
+            <w:r>
+              <w:rPr>
+                <w:rFonts w:ascii="Courier New" w:hAnsi="Courier New"/>
+                <w:b w:val="0"/>
+                <w:color w:val="222436"/>
+                <w:sz w:val="16"/>
+              </w:rPr>
+              <w:t>verified: false</w:t>
+            </w:r>
+            <w:r>
+              <w:rPr>
+                <w:rFonts w:ascii="Arial" w:hAnsi="Arial"/>
+                <w:b w:val="0"/>
+                <w:color w:val="222436"/>
+                <w:sz w:val="16"/>
+              </w:rPr>
+              <w:t xml:space="preserve"> на верхнем уровне; одна учебная запись </w:t>
+            </w:r>
+            <w:r>
+              <w:rPr>
+                <w:rFonts w:ascii="Courier New" w:hAnsi="Courier New"/>
+                <w:b w:val="0"/>
+                <w:color w:val="222436"/>
+                <w:sz w:val="16"/>
+              </w:rPr>
+              <w:t>source: demo_registry</w:t>
+            </w:r>
+            <w:r>
+              <w:rPr>
+                <w:rFonts w:ascii="Arial" w:hAnsi="Arial"/>
+                <w:b w:val="0"/>
+                <w:color w:val="222436"/>
+                <w:sz w:val="16"/>
+              </w:rPr>
+              <w:t xml:space="preserve">, </w:t>
+            </w:r>
+            <w:r>
+              <w:rPr>
+                <w:rFonts w:ascii="Courier New" w:hAnsi="Courier New"/>
+                <w:b w:val="0"/>
+                <w:color w:val="222436"/>
+                <w:sz w:val="16"/>
+              </w:rPr>
+              <w:t>synthetic: true</w:t>
+            </w:r>
+          </w:p>
+        </w:tc>
+        <w:tc>
+          <w:tcPr>
+            <w:tcW w:type="dxa" w:w="3402"/>
+          </w:tcPr>
+          <w:p>
+            <w:pPr>
+              <w:keepNext w:val="0"/>
+              <w:spacing w:after="80" w:before="80" w:line="252" w:lineRule="auto"/>
+            </w:pPr>
+            <w:r>
+              <w:rPr>
+                <w:rFonts w:ascii="Arial" w:hAnsi="Arial"/>
+                <w:b w:val="0"/>
+                <w:color w:val="222436"/>
+                <w:sz w:val="16"/>
+              </w:rPr>
+              <w:t>Бонус +5 возможен и подписан «источник – демонстрационный реестр»</w:t>
+            </w:r>
+          </w:p>
+        </w:tc>
+      </w:tr>
+    </w:tbl>
+    <w:p>
+      <w:pPr>
+        <w:spacing w:after="20"/>
+      </w:pPr>
+    </w:p>
+    <w:p>
+      <w:r>
+        <w:rPr>
+          <w:rFonts w:ascii="Arial" w:hAnsi="Arial"/>
+          <w:b w:val="0"/>
+          <w:color w:val="222436"/>
+          <w:sz w:val="20"/>
+        </w:rPr>
+        <w:t xml:space="preserve">Маршруты: </w:t>
+      </w:r>
+      <w:r>
+        <w:rPr>
+          <w:rFonts w:ascii="Courier New" w:hAnsi="Courier New"/>
+          <w:b w:val="0"/>
+          <w:color w:val="222436"/>
+          <w:sz w:val="17"/>
+        </w:rPr>
+        <w:t>GET /api/candidate/fsp</w:t>
+      </w:r>
+      <w:r>
+        <w:rPr>
+          <w:rFonts w:ascii="Arial" w:hAnsi="Arial"/>
+          <w:b w:val="0"/>
+          <w:color w:val="222436"/>
+          <w:sz w:val="20"/>
+        </w:rPr>
+        <w:t xml:space="preserve"> возвращает снимок, </w:t>
+      </w:r>
+      <w:r>
+        <w:rPr>
+          <w:rFonts w:ascii="Courier New" w:hAnsi="Courier New"/>
+          <w:b w:val="0"/>
+          <w:color w:val="222436"/>
+          <w:sz w:val="17"/>
+        </w:rPr>
+        <w:t>POST /api/candidate/fsp/sync</w:t>
+      </w:r>
+      <w:r>
+        <w:rPr>
+          <w:rFonts w:ascii="Arial" w:hAnsi="Arial"/>
+          <w:b w:val="0"/>
+          <w:color w:val="222436"/>
+          <w:sz w:val="20"/>
+        </w:rPr>
+        <w:t xml:space="preserve"> пересчитывает его и пишет событие истории </w:t>
+      </w:r>
+      <w:r>
+        <w:rPr>
+          <w:rFonts w:ascii="Courier New" w:hAnsi="Courier New"/>
+          <w:b w:val="0"/>
+          <w:color w:val="222436"/>
+          <w:sz w:val="17"/>
+        </w:rPr>
+        <w:t>fsp_sync</w:t>
+      </w:r>
+      <w:r>
+        <w:rPr>
+          <w:rFonts w:ascii="Arial" w:hAnsi="Arial"/>
+          <w:b w:val="0"/>
+          <w:color w:val="222436"/>
+          <w:sz w:val="20"/>
+        </w:rPr>
+        <w:t xml:space="preserve"> с </w:t>
+      </w:r>
+      <w:r>
+        <w:rPr>
+          <w:rFonts w:ascii="Courier New" w:hAnsi="Courier New"/>
+          <w:b w:val="0"/>
+          <w:color w:val="222436"/>
+          <w:sz w:val="17"/>
+        </w:rPr>
+        <w:t>external_verified: false</w:t>
+      </w:r>
+      <w:r>
+        <w:rPr>
+          <w:rFonts w:ascii="Arial" w:hAnsi="Arial"/>
+          <w:b w:val="0"/>
+          <w:color w:val="222436"/>
+          <w:sz w:val="20"/>
+        </w:rPr>
+        <w:t xml:space="preserve">. Подбор принимает только записи с </w:t>
+      </w:r>
+      <w:r>
+        <w:rPr>
+          <w:rFonts w:ascii="Courier New" w:hAnsi="Courier New"/>
+          <w:b w:val="0"/>
+          <w:color w:val="222436"/>
+          <w:sz w:val="17"/>
+        </w:rPr>
+        <w:t>verified: true</w:t>
+      </w:r>
+      <w:r>
+        <w:rPr>
+          <w:rFonts w:ascii="Arial" w:hAnsi="Arial"/>
+          <w:b w:val="0"/>
+          <w:color w:val="222436"/>
+          <w:sz w:val="20"/>
+        </w:rPr>
+        <w:t xml:space="preserve">, источником </w:t>
+      </w:r>
+      <w:r>
+        <w:rPr>
+          <w:rFonts w:ascii="Courier New" w:hAnsi="Courier New"/>
+          <w:b w:val="0"/>
+          <w:color w:val="222436"/>
+          <w:sz w:val="17"/>
+        </w:rPr>
+        <w:t>demo_registry</w:t>
+      </w:r>
+      <w:r>
+        <w:rPr>
+          <w:rFonts w:ascii="Arial" w:hAnsi="Arial"/>
+          <w:b w:val="0"/>
+          <w:color w:val="222436"/>
+          <w:sz w:val="20"/>
+        </w:rPr>
+        <w:t xml:space="preserve"> или </w:t>
+      </w:r>
+      <w:r>
+        <w:rPr>
+          <w:rFonts w:ascii="Courier New" w:hAnsi="Courier New"/>
+          <w:b w:val="0"/>
+          <w:color w:val="222436"/>
+          <w:sz w:val="17"/>
+        </w:rPr>
+        <w:t>fsp_registry</w:t>
+      </w:r>
+      <w:r>
+        <w:rPr>
+          <w:rFonts w:ascii="Arial" w:hAnsi="Arial"/>
+          <w:b w:val="0"/>
+          <w:color w:val="222436"/>
+          <w:sz w:val="20"/>
+        </w:rPr>
+        <w:t xml:space="preserve"> и подходящей специализацией, копирует только поля </w:t>
+      </w:r>
+      <w:r>
+        <w:rPr>
+          <w:rFonts w:ascii="Courier New" w:hAnsi="Courier New"/>
+          <w:b w:val="0"/>
+          <w:color w:val="222436"/>
+          <w:sz w:val="17"/>
+        </w:rPr>
+        <w:t>id, title, event, place, year, verified, source, specialization, synthetic</w:t>
+      </w:r>
+      <w:r>
+        <w:rPr>
+          <w:rFonts w:ascii="Arial" w:hAnsi="Arial"/>
+          <w:b w:val="0"/>
+          <w:color w:val="222436"/>
+          <w:sz w:val="20"/>
+        </w:rPr>
+        <w:t xml:space="preserve"> и начисляет не более 5 баллов при полном покрытии обязательных навыков. Параметр </w:t>
+      </w:r>
+      <w:r>
+        <w:rPr>
+          <w:rFonts w:ascii="Courier New" w:hAnsi="Courier New"/>
+          <w:b w:val="0"/>
+          <w:color w:val="222436"/>
+          <w:sz w:val="17"/>
+        </w:rPr>
+        <w:t>FSP_PROVIDER_MODE=demo</w:t>
+      </w:r>
+      <w:r>
+        <w:rPr>
+          <w:rFonts w:ascii="Arial" w:hAnsi="Arial"/>
+          <w:b w:val="0"/>
+          <w:color w:val="222436"/>
+          <w:sz w:val="20"/>
+        </w:rPr>
+        <w:t xml:space="preserve"> в шаблоне конфигурации – заготовка, код MVP его не читает.</w:t>
+      </w:r>
+    </w:p>
+    <w:p>
+      <w:r>
+        <w:rPr>
+          <w:rFonts w:ascii="Arial" w:hAnsi="Arial"/>
+          <w:b w:val="0"/>
+          <w:color w:val="222436"/>
+          <w:sz w:val="20"/>
+        </w:rPr>
+        <w:t>План подключения реестра (после получения контракта и доступа; не реализовано):</w:t>
+      </w:r>
+    </w:p>
+    <w:p>
+      <w:pPr>
+        <w:ind w:left="340" w:hanging="340"/>
+      </w:pPr>
+      <w:r>
+        <w:rPr>
+          <w:rFonts w:ascii="Arial" w:hAnsi="Arial"/>
+          <w:b w:val="0"/>
+          <w:color w:val="222436"/>
+          <w:sz w:val="20"/>
+        </w:rPr>
+        <w:t>1. Кандидат запускает привязку ФСП и входит у провайдера ФСП по OAuth 2.0 / OpenID Connect (ориентир – Keycloak организатора). КОД.МЭТЧ получает подтвержденный идентификатор участника; пароль ФСП сервису не передается.</w:t>
+      </w:r>
+    </w:p>
+    <w:p>
+      <w:pPr>
+        <w:ind w:left="340" w:hanging="340"/>
+      </w:pPr>
+      <w:r>
+        <w:rPr>
+          <w:rFonts w:ascii="Arial" w:hAnsi="Arial"/>
+          <w:b w:val="0"/>
+          <w:color w:val="222436"/>
+          <w:sz w:val="20"/>
+        </w:rPr>
+        <w:t>2. Кандидат дает отдельное согласие на получение достижений; без него обмен не выполняется.</w:t>
+      </w:r>
+    </w:p>
+    <w:p>
+      <w:pPr>
+        <w:ind w:left="340" w:hanging="340"/>
+      </w:pPr>
+      <w:r>
+        <w:rPr>
+          <w:rFonts w:ascii="Arial" w:hAnsi="Arial"/>
+          <w:b w:val="0"/>
+          <w:color w:val="222436"/>
+          <w:sz w:val="20"/>
+        </w:rPr>
+        <w:t>3. API КОД.МЭТЧ запрашивает достижения этого участника у реестра server-to-server с правами только на чтение.</w:t>
+      </w:r>
+    </w:p>
+    <w:p>
+      <w:pPr>
+        <w:ind w:left="340" w:hanging="340"/>
+      </w:pPr>
+      <w:r>
+        <w:rPr>
+          <w:rFonts w:ascii="Arial" w:hAnsi="Arial"/>
+          <w:b w:val="0"/>
+          <w:color w:val="222436"/>
+          <w:sz w:val="20"/>
+        </w:rPr>
+        <w:t xml:space="preserve">4. Маппинг полей: дисциплина или направление → специализация; событие, дата, место или статус участия, команда → поля evidence; источник </w:t>
+      </w:r>
+      <w:r>
+        <w:rPr>
+          <w:rFonts w:ascii="Courier New" w:hAnsi="Courier New"/>
+          <w:b w:val="0"/>
+          <w:color w:val="222436"/>
+          <w:sz w:val="17"/>
+        </w:rPr>
+        <w:t>fsp_registry</w:t>
+      </w:r>
+      <w:r>
+        <w:rPr>
+          <w:rFonts w:ascii="Arial" w:hAnsi="Arial"/>
+          <w:b w:val="0"/>
+          <w:color w:val="222436"/>
+          <w:sz w:val="20"/>
+        </w:rPr>
+        <w:t xml:space="preserve">, </w:t>
+      </w:r>
+      <w:r>
+        <w:rPr>
+          <w:rFonts w:ascii="Courier New" w:hAnsi="Courier New"/>
+          <w:b w:val="0"/>
+          <w:color w:val="222436"/>
+          <w:sz w:val="17"/>
+        </w:rPr>
+        <w:t>verified: true</w:t>
+      </w:r>
+      <w:r>
+        <w:rPr>
+          <w:rFonts w:ascii="Arial" w:hAnsi="Arial"/>
+          <w:b w:val="0"/>
+          <w:color w:val="222436"/>
+          <w:sz w:val="20"/>
+        </w:rPr>
+        <w:t xml:space="preserve"> только по ответу реестра.</w:t>
+      </w:r>
+    </w:p>
+    <w:p>
+      <w:pPr>
+        <w:ind w:left="340" w:hanging="340"/>
+      </w:pPr>
+      <w:r>
+        <w:rPr>
+          <w:rFonts w:ascii="Arial" w:hAnsi="Arial"/>
+          <w:b w:val="0"/>
+          <w:color w:val="222436"/>
+          <w:sz w:val="20"/>
+        </w:rPr>
+        <w:t>5. Evidence хранится с источником, датой получения и статусом и показывается в профиле, подборе и PDF.</w:t>
+      </w:r>
+    </w:p>
+    <w:p>
+      <w:pPr>
+        <w:ind w:left="340" w:hanging="340"/>
+      </w:pPr>
+      <w:r>
+        <w:rPr>
+          <w:rFonts w:ascii="Arial" w:hAnsi="Arial"/>
+          <w:b w:val="0"/>
+          <w:color w:val="222436"/>
+          <w:sz w:val="20"/>
+        </w:rPr>
+        <w:t>6. Подбор: действующий вес ФСП – не более 5 баллов и только без пробелов обязательных навыков; достижения не присваивают и не повышают грейд; отсутствие истории не штрафуется.</w:t>
+      </w:r>
+    </w:p>
+    <w:p>
+      <w:pPr>
+        <w:ind w:left="340" w:hanging="340"/>
+      </w:pPr>
+      <w:r>
+        <w:rPr>
+          <w:rFonts w:ascii="Arial" w:hAnsi="Arial"/>
+          <w:b w:val="0"/>
+          <w:color w:val="222436"/>
+          <w:sz w:val="20"/>
+        </w:rPr>
+        <w:t>7. Обновление и ошибки: повторная синхронизация по запросу кандидата; отзыв согласия исключает полученные записи из подбора; при недоступности реестра показывается статус ошибки, а подбор работает без бонуса.</w:t>
       </w:r>
     </w:p>
     <w:p>
@@ -3299,7 +4190,7 @@
           <w:rFonts w:ascii="Courier New" w:hAnsi="Courier New"/>
           <w:b w:val="0"/>
           <w:color w:val="222436"/>
-          <w:sz w:val="16"/>
+          <w:sz w:val="17"/>
         </w:rPr>
         <w:t>prefers-reduced-motion</w:t>
       </w:r>
@@ -3347,7 +4238,7 @@
         <w:tc>
           <w:tcPr>
             <w:tcW w:type="dxa" w:w="3175"/>
-            <w:shd w:fill="402FFF"/>
+            <w:shd w:val="clear" w:color="auto" w:fill="402FFF"/>
           </w:tcPr>
           <w:p>
             <w:pPr>
@@ -3368,7 +4259,7 @@
         <w:tc>
           <w:tcPr>
             <w:tcW w:type="dxa" w:w="3231"/>
-            <w:shd w:fill="402FFF"/>
+            <w:shd w:val="clear" w:color="auto" w:fill="402FFF"/>
           </w:tcPr>
           <w:p>
             <w:pPr>
@@ -3389,7 +4280,7 @@
         <w:tc>
           <w:tcPr>
             <w:tcW w:type="dxa" w:w="3231"/>
-            <w:shd w:fill="402FFF"/>
+            <w:shd w:val="clear" w:color="auto" w:fill="402FFF"/>
           </w:tcPr>
           <w:p>
             <w:pPr>
@@ -3507,7 +4398,7 @@
         <w:tc>
           <w:tcPr>
             <w:tcW w:type="dxa" w:w="3175"/>
-            <w:shd w:fill="EFF1F9"/>
+            <w:shd w:val="clear" w:color="auto" w:fill="EFF1F9"/>
           </w:tcPr>
           <w:p>
             <w:pPr>
@@ -3528,7 +4419,7 @@
         <w:tc>
           <w:tcPr>
             <w:tcW w:type="dxa" w:w="3231"/>
-            <w:shd w:fill="EFF1F9"/>
+            <w:shd w:val="clear" w:color="auto" w:fill="EFF1F9"/>
           </w:tcPr>
           <w:p>
             <w:pPr>
@@ -3558,7 +4449,7 @@
         <w:tc>
           <w:tcPr>
             <w:tcW w:type="dxa" w:w="3231"/>
-            <w:shd w:fill="EFF1F9"/>
+            <w:shd w:val="clear" w:color="auto" w:fill="EFF1F9"/>
           </w:tcPr>
           <w:p>
             <w:pPr>
@@ -3667,7 +4558,7 @@
         <w:tc>
           <w:tcPr>
             <w:tcW w:type="dxa" w:w="3175"/>
-            <w:shd w:fill="EFF1F9"/>
+            <w:shd w:val="clear" w:color="auto" w:fill="EFF1F9"/>
           </w:tcPr>
           <w:p>
             <w:pPr>
@@ -3688,7 +4579,7 @@
         <w:tc>
           <w:tcPr>
             <w:tcW w:type="dxa" w:w="3231"/>
-            <w:shd w:fill="EFF1F9"/>
+            <w:shd w:val="clear" w:color="auto" w:fill="EFF1F9"/>
           </w:tcPr>
           <w:p>
             <w:pPr>
@@ -3745,7 +4636,7 @@
         <w:tc>
           <w:tcPr>
             <w:tcW w:type="dxa" w:w="3231"/>
-            <w:shd w:fill="EFF1F9"/>
+            <w:shd w:val="clear" w:color="auto" w:fill="EFF1F9"/>
           </w:tcPr>
           <w:p>
             <w:pPr>
@@ -3836,7 +4727,7 @@
         <w:tc>
           <w:tcPr>
             <w:tcW w:type="dxa" w:w="3175"/>
-            <w:shd w:fill="EFF1F9"/>
+            <w:shd w:val="clear" w:color="auto" w:fill="EFF1F9"/>
           </w:tcPr>
           <w:p>
             <w:pPr>
@@ -3857,7 +4748,7 @@
         <w:tc>
           <w:tcPr>
             <w:tcW w:type="dxa" w:w="3231"/>
-            <w:shd w:fill="EFF1F9"/>
+            <w:shd w:val="clear" w:color="auto" w:fill="EFF1F9"/>
           </w:tcPr>
           <w:p>
             <w:pPr>
@@ -3887,7 +4778,7 @@
         <w:tc>
           <w:tcPr>
             <w:tcW w:type="dxa" w:w="3231"/>
-            <w:shd w:fill="EFF1F9"/>
+            <w:shd w:val="clear" w:color="auto" w:fill="EFF1F9"/>
           </w:tcPr>
           <w:p>
             <w:pPr>
@@ -3920,7 +4811,7 @@
           <w:color w:val="222436"/>
           <w:sz w:val="20"/>
         </w:rPr>
-        <w:t>ATS и защита от фиктивных работодателей описаны как концепции/контракты будущего развития. Действующая интеграция с коммерческой ATS и фактическая юридическая проверка всех компаний не заявляются. Безопасность проверяется содержательными функциональными отрицательными сценариями; независимая сертификация безопасности не заявляется.</w:t>
+        <w:t>Концепции защиты от фиктивных вакансий и компаний и интеграции с ATS приведены в разделе 14; в MVP реализованы только перечисленные там базовые меры. Действующая интеграция с коммерческой ATS и фактическая юридическая проверка всех компаний не заявляются. Безопасность проверяется содержательными функциональными отрицательными сценариями; независимая сертификация безопасности не заявляется.</w:t>
       </w:r>
     </w:p>
     <w:p>
@@ -4206,7 +5097,7 @@
         <w:tc>
           <w:tcPr>
             <w:tcW w:type="dxa" w:w="2409"/>
-            <w:shd w:fill="402FFF"/>
+            <w:shd w:val="clear" w:color="auto" w:fill="402FFF"/>
           </w:tcPr>
           <w:p>
             <w:pPr>
@@ -4227,7 +5118,7 @@
         <w:tc>
           <w:tcPr>
             <w:tcW w:type="dxa" w:w="2409"/>
-            <w:shd w:fill="402FFF"/>
+            <w:shd w:val="clear" w:color="auto" w:fill="402FFF"/>
           </w:tcPr>
           <w:p>
             <w:pPr>
@@ -4248,7 +5139,7 @@
         <w:tc>
           <w:tcPr>
             <w:tcW w:type="dxa" w:w="2409"/>
-            <w:shd w:fill="402FFF"/>
+            <w:shd w:val="clear" w:color="auto" w:fill="402FFF"/>
           </w:tcPr>
           <w:p>
             <w:pPr>
@@ -4269,7 +5160,7 @@
         <w:tc>
           <w:tcPr>
             <w:tcW w:type="dxa" w:w="2409"/>
-            <w:shd w:fill="402FFF"/>
+            <w:shd w:val="clear" w:color="auto" w:fill="402FFF"/>
           </w:tcPr>
           <w:p>
             <w:pPr>
@@ -4380,7 +5271,7 @@
         <w:tc>
           <w:tcPr>
             <w:tcW w:type="dxa" w:w="2409"/>
-            <w:shd w:fill="EFF1F9"/>
+            <w:shd w:val="clear" w:color="auto" w:fill="EFF1F9"/>
           </w:tcPr>
           <w:p>
             <w:pPr>
@@ -4401,7 +5292,7 @@
         <w:tc>
           <w:tcPr>
             <w:tcW w:type="dxa" w:w="2409"/>
-            <w:shd w:fill="EFF1F9"/>
+            <w:shd w:val="clear" w:color="auto" w:fill="EFF1F9"/>
           </w:tcPr>
           <w:p>
             <w:pPr>
@@ -4422,7 +5313,7 @@
         <w:tc>
           <w:tcPr>
             <w:tcW w:type="dxa" w:w="2409"/>
-            <w:shd w:fill="EFF1F9"/>
+            <w:shd w:val="clear" w:color="auto" w:fill="EFF1F9"/>
           </w:tcPr>
           <w:p>
             <w:pPr>
@@ -4443,7 +5334,7 @@
         <w:tc>
           <w:tcPr>
             <w:tcW w:type="dxa" w:w="2409"/>
-            <w:shd w:fill="EFF1F9"/>
+            <w:shd w:val="clear" w:color="auto" w:fill="EFF1F9"/>
           </w:tcPr>
           <w:p>
             <w:pPr>
@@ -4554,7 +5445,7 @@
         <w:tc>
           <w:tcPr>
             <w:tcW w:type="dxa" w:w="2409"/>
-            <w:shd w:fill="EFF1F9"/>
+            <w:shd w:val="clear" w:color="auto" w:fill="EFF1F9"/>
           </w:tcPr>
           <w:p>
             <w:pPr>
@@ -4575,7 +5466,7 @@
         <w:tc>
           <w:tcPr>
             <w:tcW w:type="dxa" w:w="2409"/>
-            <w:shd w:fill="EFF1F9"/>
+            <w:shd w:val="clear" w:color="auto" w:fill="EFF1F9"/>
           </w:tcPr>
           <w:p>
             <w:pPr>
@@ -4596,7 +5487,7 @@
         <w:tc>
           <w:tcPr>
             <w:tcW w:type="dxa" w:w="2409"/>
-            <w:shd w:fill="EFF1F9"/>
+            <w:shd w:val="clear" w:color="auto" w:fill="EFF1F9"/>
           </w:tcPr>
           <w:p>
             <w:pPr>
@@ -4617,7 +5508,7 @@
         <w:tc>
           <w:tcPr>
             <w:tcW w:type="dxa" w:w="2409"/>
-            <w:shd w:fill="EFF1F9"/>
+            <w:shd w:val="clear" w:color="auto" w:fill="EFF1F9"/>
           </w:tcPr>
           <w:p>
             <w:pPr>
@@ -4728,7 +5619,7 @@
         <w:tc>
           <w:tcPr>
             <w:tcW w:type="dxa" w:w="2409"/>
-            <w:shd w:fill="EFF1F9"/>
+            <w:shd w:val="clear" w:color="auto" w:fill="EFF1F9"/>
           </w:tcPr>
           <w:p>
             <w:pPr>
@@ -4749,7 +5640,7 @@
         <w:tc>
           <w:tcPr>
             <w:tcW w:type="dxa" w:w="2409"/>
-            <w:shd w:fill="EFF1F9"/>
+            <w:shd w:val="clear" w:color="auto" w:fill="EFF1F9"/>
           </w:tcPr>
           <w:p>
             <w:pPr>
@@ -4770,7 +5661,7 @@
         <w:tc>
           <w:tcPr>
             <w:tcW w:type="dxa" w:w="2409"/>
-            <w:shd w:fill="EFF1F9"/>
+            <w:shd w:val="clear" w:color="auto" w:fill="EFF1F9"/>
           </w:tcPr>
           <w:p>
             <w:pPr>
@@ -4791,7 +5682,7 @@
         <w:tc>
           <w:tcPr>
             <w:tcW w:type="dxa" w:w="2409"/>
-            <w:shd w:fill="EFF1F9"/>
+            <w:shd w:val="clear" w:color="auto" w:fill="EFF1F9"/>
           </w:tcPr>
           <w:p>
             <w:pPr>
@@ -4831,7 +5722,7 @@
           <w:rFonts w:ascii="Courier New" w:hAnsi="Courier New"/>
           <w:b w:val="0"/>
           <w:color w:val="222436"/>
-          <w:sz w:val="16"/>
+          <w:sz w:val="17"/>
         </w:rPr>
         <w:t>null</w:t>
       </w:r>
@@ -4955,7 +5846,7 @@
         <w:tc>
           <w:tcPr>
             <w:tcW w:type="dxa" w:w="3175"/>
-            <w:shd w:fill="402FFF"/>
+            <w:shd w:val="clear" w:color="auto" w:fill="402FFF"/>
           </w:tcPr>
           <w:p>
             <w:pPr>
@@ -4976,7 +5867,7 @@
         <w:tc>
           <w:tcPr>
             <w:tcW w:type="dxa" w:w="3231"/>
-            <w:shd w:fill="402FFF"/>
+            <w:shd w:val="clear" w:color="auto" w:fill="402FFF"/>
           </w:tcPr>
           <w:p>
             <w:pPr>
@@ -4997,7 +5888,7 @@
         <w:tc>
           <w:tcPr>
             <w:tcW w:type="dxa" w:w="3231"/>
-            <w:shd w:fill="402FFF"/>
+            <w:shd w:val="clear" w:color="auto" w:fill="402FFF"/>
           </w:tcPr>
           <w:p>
             <w:pPr>
@@ -5088,7 +5979,7 @@
         <w:tc>
           <w:tcPr>
             <w:tcW w:type="dxa" w:w="3175"/>
-            <w:shd w:fill="EFF1F9"/>
+            <w:shd w:val="clear" w:color="auto" w:fill="EFF1F9"/>
           </w:tcPr>
           <w:p>
             <w:pPr>
@@ -5109,7 +6000,7 @@
         <w:tc>
           <w:tcPr>
             <w:tcW w:type="dxa" w:w="3231"/>
-            <w:shd w:fill="EFF1F9"/>
+            <w:shd w:val="clear" w:color="auto" w:fill="EFF1F9"/>
           </w:tcPr>
           <w:p>
             <w:pPr>
@@ -5130,7 +6021,7 @@
         <w:tc>
           <w:tcPr>
             <w:tcW w:type="dxa" w:w="3231"/>
-            <w:shd w:fill="EFF1F9"/>
+            <w:shd w:val="clear" w:color="auto" w:fill="EFF1F9"/>
           </w:tcPr>
           <w:p>
             <w:pPr>
@@ -5221,7 +6112,7 @@
         <w:tc>
           <w:tcPr>
             <w:tcW w:type="dxa" w:w="3175"/>
-            <w:shd w:fill="EFF1F9"/>
+            <w:shd w:val="clear" w:color="auto" w:fill="EFF1F9"/>
           </w:tcPr>
           <w:p>
             <w:pPr>
@@ -5242,7 +6133,7 @@
         <w:tc>
           <w:tcPr>
             <w:tcW w:type="dxa" w:w="3231"/>
-            <w:shd w:fill="EFF1F9"/>
+            <w:shd w:val="clear" w:color="auto" w:fill="EFF1F9"/>
           </w:tcPr>
           <w:p>
             <w:pPr>
@@ -5263,7 +6154,7 @@
         <w:tc>
           <w:tcPr>
             <w:tcW w:type="dxa" w:w="3231"/>
-            <w:shd w:fill="EFF1F9"/>
+            <w:shd w:val="clear" w:color="auto" w:fill="EFF1F9"/>
           </w:tcPr>
           <w:p>
             <w:pPr>
@@ -5366,7 +6257,7 @@
           <w:rFonts w:ascii="Courier New" w:hAnsi="Courier New"/>
           <w:b w:val="0"/>
           <w:color w:val="222436"/>
-          <w:sz w:val="16"/>
+          <w:sz w:val="17"/>
         </w:rPr>
         <w:t>evidence/</w:t>
       </w:r>
@@ -5384,7 +6275,7 @@
           <w:rFonts w:ascii="Courier New" w:hAnsi="Courier New"/>
           <w:b w:val="0"/>
           <w:color w:val="222436"/>
-          <w:sz w:val="16"/>
+          <w:sz w:val="17"/>
         </w:rPr>
         <w:t>source/research/jury-validation-20261007/</w:t>
       </w:r>
@@ -5406,14 +6297,68 @@
           <w:color w:val="222436"/>
           <w:sz w:val="20"/>
         </w:rPr>
-        <w:t>Из корня исходного пакета, в подготовленном Python 3.12 окружении:</w:t>
+        <w:t xml:space="preserve">Из корня исходного пакета, только в окружении </w:t>
+      </w:r>
+      <w:r>
+        <w:rPr>
+          <w:rFonts w:ascii="Arial" w:hAnsi="Arial"/>
+          <w:b/>
+          <w:color w:val="222436"/>
+          <w:sz w:val="20"/>
+        </w:rPr>
+        <w:t>Python 3.12</w:t>
+      </w:r>
+      <w:r>
+        <w:rPr>
+          <w:rFonts w:ascii="Arial" w:hAnsi="Arial"/>
+          <w:b w:val="0"/>
+          <w:color w:val="222436"/>
+          <w:sz w:val="20"/>
+        </w:rPr>
+        <w:t xml:space="preserve"> (зафиксированный прогон – 3.12.14). На Python 3.11 одна точная проверка совпадения метрик с эталоном (</w:t>
+      </w:r>
+      <w:r>
+        <w:rPr>
+          <w:rFonts w:ascii="Courier New" w:hAnsi="Courier New"/>
+          <w:b w:val="0"/>
+          <w:color w:val="222436"/>
+          <w:sz w:val="17"/>
+        </w:rPr>
+        <w:t>matching/current_metrics_equal_previous_reference</w:t>
+      </w:r>
+      <w:r>
+        <w:rPr>
+          <w:rFonts w:ascii="Arial" w:hAnsi="Arial"/>
+          <w:b w:val="0"/>
+          <w:color w:val="222436"/>
+          <w:sz w:val="20"/>
+        </w:rPr>
+        <w:t xml:space="preserve">) не проходит. Запускайте в рабочей копии: скрипт перезаписывает </w:t>
+      </w:r>
+      <w:r>
+        <w:rPr>
+          <w:rFonts w:ascii="Courier New" w:hAnsi="Courier New"/>
+          <w:b w:val="0"/>
+          <w:color w:val="222436"/>
+          <w:sz w:val="17"/>
+        </w:rPr>
+        <w:t>validation-evidence.json</w:t>
+      </w:r>
+      <w:r>
+        <w:rPr>
+          <w:rFonts w:ascii="Arial" w:hAnsi="Arial"/>
+          <w:b w:val="0"/>
+          <w:color w:val="222436"/>
+          <w:sz w:val="20"/>
+        </w:rPr>
+        <w:t xml:space="preserve"> рядом с собой.</w:t>
       </w:r>
     </w:p>
     <w:p>
       <w:pPr>
         <w:keepLines/>
         <w:spacing w:before="140" w:after="180" w:line="252" w:lineRule="auto"/>
-        <w:shd w:fill="EFF1F9"/>
+        <w:shd w:val="clear" w:color="auto" w:fill="EFF1F9"/>
       </w:pPr>
       <w:r>
         <w:rPr>
@@ -5422,7 +6367,9 @@
           <w:color w:val="222436"/>
           <w:sz w:val="16"/>
         </w:rPr>
-        <w:t>PYTHONDONTWRITEBYTECODE=1 fsp-match/.venv/bin/python research/jury-validation-20261007/run_validation.py</w:t>
+        <w:t>PYTHONDONTWRITEBYTECODE=1 fsp-match/.venv/bin/python \</w:t>
+        <w:br/>
+        <w:t xml:space="preserve">  research/jury-validation-20261007/run_validation.py</w:t>
       </w:r>
     </w:p>
     <w:p>
@@ -5501,7 +6448,7 @@
           <w:rFonts w:ascii="Courier New" w:hAnsi="Courier New"/>
           <w:b w:val="0"/>
           <w:color w:val="222436"/>
-          <w:sz w:val="16"/>
+          <w:sz w:val="17"/>
         </w:rPr>
         <w:t>Лист1</w:t>
       </w:r>
@@ -5570,7 +6517,7 @@
         <w:tc>
           <w:tcPr>
             <w:tcW w:type="dxa" w:w="4819"/>
-            <w:shd w:fill="402FFF"/>
+            <w:shd w:val="clear" w:color="auto" w:fill="402FFF"/>
           </w:tcPr>
           <w:p>
             <w:pPr>
@@ -5591,7 +6538,7 @@
         <w:tc>
           <w:tcPr>
             <w:tcW w:type="dxa" w:w="4819"/>
-            <w:shd w:fill="402FFF"/>
+            <w:shd w:val="clear" w:color="auto" w:fill="402FFF"/>
           </w:tcPr>
           <w:p>
             <w:pPr>
@@ -5662,7 +6609,7 @@
         <w:tc>
           <w:tcPr>
             <w:tcW w:type="dxa" w:w="4819"/>
-            <w:shd w:fill="EFF1F9"/>
+            <w:shd w:val="clear" w:color="auto" w:fill="EFF1F9"/>
           </w:tcPr>
           <w:p>
             <w:pPr>
@@ -5683,7 +6630,7 @@
         <w:tc>
           <w:tcPr>
             <w:tcW w:type="dxa" w:w="4819"/>
-            <w:shd w:fill="EFF1F9"/>
+            <w:shd w:val="clear" w:color="auto" w:fill="EFF1F9"/>
           </w:tcPr>
           <w:p>
             <w:pPr>
@@ -5754,7 +6701,7 @@
         <w:tc>
           <w:tcPr>
             <w:tcW w:type="dxa" w:w="4819"/>
-            <w:shd w:fill="EFF1F9"/>
+            <w:shd w:val="clear" w:color="auto" w:fill="EFF1F9"/>
           </w:tcPr>
           <w:p>
             <w:pPr>
@@ -5775,7 +6722,7 @@
         <w:tc>
           <w:tcPr>
             <w:tcW w:type="dxa" w:w="4819"/>
-            <w:shd w:fill="EFF1F9"/>
+            <w:shd w:val="clear" w:color="auto" w:fill="EFF1F9"/>
           </w:tcPr>
           <w:p>
             <w:pPr>
@@ -5846,7 +6793,7 @@
         <w:tc>
           <w:tcPr>
             <w:tcW w:type="dxa" w:w="4819"/>
-            <w:shd w:fill="EFF1F9"/>
+            <w:shd w:val="clear" w:color="auto" w:fill="EFF1F9"/>
           </w:tcPr>
           <w:p>
             <w:pPr>
@@ -5867,7 +6814,7 @@
         <w:tc>
           <w:tcPr>
             <w:tcW w:type="dxa" w:w="4819"/>
-            <w:shd w:fill="EFF1F9"/>
+            <w:shd w:val="clear" w:color="auto" w:fill="EFF1F9"/>
           </w:tcPr>
           <w:p>
             <w:pPr>
@@ -5938,7 +6885,7 @@
         <w:tc>
           <w:tcPr>
             <w:tcW w:type="dxa" w:w="4819"/>
-            <w:shd w:fill="EFF1F9"/>
+            <w:shd w:val="clear" w:color="auto" w:fill="EFF1F9"/>
           </w:tcPr>
           <w:p>
             <w:pPr>
@@ -5959,7 +6906,7 @@
         <w:tc>
           <w:tcPr>
             <w:tcW w:type="dxa" w:w="4819"/>
-            <w:shd w:fill="EFF1F9"/>
+            <w:shd w:val="clear" w:color="auto" w:fill="EFF1F9"/>
           </w:tcPr>
           <w:p>
             <w:pPr>
@@ -6030,7 +6977,7 @@
         <w:tc>
           <w:tcPr>
             <w:tcW w:type="dxa" w:w="4819"/>
-            <w:shd w:fill="EFF1F9"/>
+            <w:shd w:val="clear" w:color="auto" w:fill="EFF1F9"/>
           </w:tcPr>
           <w:p>
             <w:pPr>
@@ -6051,7 +6998,7 @@
         <w:tc>
           <w:tcPr>
             <w:tcW w:type="dxa" w:w="4819"/>
-            <w:shd w:fill="EFF1F9"/>
+            <w:shd w:val="clear" w:color="auto" w:fill="EFF1F9"/>
           </w:tcPr>
           <w:p>
             <w:pPr>
@@ -6122,7 +7069,7 @@
         <w:tc>
           <w:tcPr>
             <w:tcW w:type="dxa" w:w="4819"/>
-            <w:shd w:fill="EFF1F9"/>
+            <w:shd w:val="clear" w:color="auto" w:fill="EFF1F9"/>
           </w:tcPr>
           <w:p>
             <w:pPr>
@@ -6143,7 +7090,7 @@
         <w:tc>
           <w:tcPr>
             <w:tcW w:type="dxa" w:w="4819"/>
-            <w:shd w:fill="EFF1F9"/>
+            <w:shd w:val="clear" w:color="auto" w:fill="EFF1F9"/>
           </w:tcPr>
           <w:p>
             <w:pPr>
@@ -6214,7 +7161,7 @@
         <w:tc>
           <w:tcPr>
             <w:tcW w:type="dxa" w:w="4819"/>
-            <w:shd w:fill="EFF1F9"/>
+            <w:shd w:val="clear" w:color="auto" w:fill="EFF1F9"/>
           </w:tcPr>
           <w:p>
             <w:pPr>
@@ -6235,7 +7182,7 @@
         <w:tc>
           <w:tcPr>
             <w:tcW w:type="dxa" w:w="4819"/>
-            <w:shd w:fill="EFF1F9"/>
+            <w:shd w:val="clear" w:color="auto" w:fill="EFF1F9"/>
           </w:tcPr>
           <w:p>
             <w:pPr>
@@ -6315,7 +7262,25 @@
           <w:color w:val="222436"/>
           <w:sz w:val="20"/>
         </w:rPr>
-        <w:t>. Подписанное положение ОД-306/26 и актуальная форма организатора определяют допуск/порядок отправки. Самостоятельная публикация конфиденциального ТЗ, переписки, секретов и закрытых персональных данных не требуется для читаемого исходника. Public/invited доступ к репозиторию и actual поля/размеры финальной загрузки проверяются отдельно. Питч назначен на 24.10 онлайн.</w:t>
+        <w:t xml:space="preserve">. Подписанное положение ОД-306/26 и актуальная форма организатора определяют допуск/порядок отправки. Самостоятельная публикация конфиденциального ТЗ, переписки, секретов и закрытых персональных данных не требуется для читаемого исходника. Читаемая копия исходников входит в </w:t>
+      </w:r>
+      <w:r>
+        <w:rPr>
+          <w:rFonts w:ascii="Courier New" w:hAnsi="Courier New"/>
+          <w:b w:val="0"/>
+          <w:color w:val="222436"/>
+          <w:sz w:val="17"/>
+        </w:rPr>
+        <w:t>source/</w:t>
+      </w:r>
+      <w:r>
+        <w:rPr>
+          <w:rFonts w:ascii="Arial" w:hAnsi="Arial"/>
+          <w:b w:val="0"/>
+          <w:color w:val="222436"/>
+          <w:sz w:val="20"/>
+        </w:rPr>
+        <w:t xml:space="preserve"> комплекта. Питч-сессии финалистов – 24.10.2026, онлайн.</w:t>
       </w:r>
     </w:p>
     <w:p>
@@ -6367,7 +7332,7 @@
           <w:rFonts w:ascii="Courier New" w:hAnsi="Courier New"/>
           <w:b w:val="0"/>
           <w:color w:val="222436"/>
-          <w:sz w:val="16"/>
+          <w:sz w:val="17"/>
         </w:rPr>
         <w:t>2026-10-07T20:58:10.965475+00:00</w:t>
       </w:r>
@@ -6396,7 +7361,7 @@
           <w:rFonts w:ascii="Courier New" w:hAnsi="Courier New"/>
           <w:b w:val="0"/>
           <w:color w:val="222436"/>
-          <w:sz w:val="16"/>
+          <w:sz w:val="17"/>
         </w:rPr>
         <w:t>20261007T204413Z</w:t>
       </w:r>
@@ -6432,7 +7397,7 @@
           <w:rFonts w:ascii="Courier New" w:hAnsi="Courier New"/>
           <w:b w:val="0"/>
           <w:color w:val="222436"/>
-          <w:sz w:val="16"/>
+          <w:sz w:val="17"/>
         </w:rPr>
         <w:t>0.1.0-20261007T204413Z</w:t>
       </w:r>
@@ -6487,7 +7452,7 @@
           <w:rFonts w:ascii="Courier New" w:hAnsi="Courier New"/>
           <w:b w:val="0"/>
           <w:color w:val="222436"/>
-          <w:sz w:val="16"/>
+          <w:sz w:val="17"/>
         </w:rPr>
         <w:t>751fd69179ca15e5a04643be7a746f201887fb1ca8daaa2730f694fdf0e69c44</w:t>
       </w:r>
@@ -6566,7 +7531,7 @@
         <w:tc>
           <w:tcPr>
             <w:tcW w:type="dxa" w:w="2665"/>
-            <w:shd w:fill="402FFF"/>
+            <w:shd w:val="clear" w:color="auto" w:fill="402FFF"/>
           </w:tcPr>
           <w:p>
             <w:pPr>
@@ -6587,7 +7552,7 @@
         <w:tc>
           <w:tcPr>
             <w:tcW w:type="dxa" w:w="2268"/>
-            <w:shd w:fill="402FFF"/>
+            <w:shd w:val="clear" w:color="auto" w:fill="402FFF"/>
           </w:tcPr>
           <w:p>
             <w:pPr>
@@ -6608,7 +7573,7 @@
         <w:tc>
           <w:tcPr>
             <w:tcW w:type="dxa" w:w="4706"/>
-            <w:shd w:fill="402FFF"/>
+            <w:shd w:val="clear" w:color="auto" w:fill="402FFF"/>
           </w:tcPr>
           <w:p>
             <w:pPr>
@@ -6699,7 +7664,7 @@
         <w:tc>
           <w:tcPr>
             <w:tcW w:type="dxa" w:w="2665"/>
-            <w:shd w:fill="EFF1F9"/>
+            <w:shd w:val="clear" w:color="auto" w:fill="EFF1F9"/>
           </w:tcPr>
           <w:p>
             <w:pPr>
@@ -6720,7 +7685,7 @@
         <w:tc>
           <w:tcPr>
             <w:tcW w:type="dxa" w:w="2268"/>
-            <w:shd w:fill="EFF1F9"/>
+            <w:shd w:val="clear" w:color="auto" w:fill="EFF1F9"/>
           </w:tcPr>
           <w:p>
             <w:pPr>
@@ -6741,7 +7706,7 @@
         <w:tc>
           <w:tcPr>
             <w:tcW w:type="dxa" w:w="4706"/>
-            <w:shd w:fill="EFF1F9"/>
+            <w:shd w:val="clear" w:color="auto" w:fill="EFF1F9"/>
           </w:tcPr>
           <w:p>
             <w:pPr>
@@ -6832,7 +7797,7 @@
         <w:tc>
           <w:tcPr>
             <w:tcW w:type="dxa" w:w="2665"/>
-            <w:shd w:fill="EFF1F9"/>
+            <w:shd w:val="clear" w:color="auto" w:fill="EFF1F9"/>
           </w:tcPr>
           <w:p>
             <w:pPr>
@@ -6853,7 +7818,7 @@
         <w:tc>
           <w:tcPr>
             <w:tcW w:type="dxa" w:w="2268"/>
-            <w:shd w:fill="EFF1F9"/>
+            <w:shd w:val="clear" w:color="auto" w:fill="EFF1F9"/>
           </w:tcPr>
           <w:p>
             <w:pPr>
@@ -6874,7 +7839,7 @@
         <w:tc>
           <w:tcPr>
             <w:tcW w:type="dxa" w:w="4706"/>
-            <w:shd w:fill="EFF1F9"/>
+            <w:shd w:val="clear" w:color="auto" w:fill="EFF1F9"/>
           </w:tcPr>
           <w:p>
             <w:pPr>
@@ -6888,7 +7853,7 @@
                 <w:color w:val="222436"/>
                 <w:sz w:val="16"/>
               </w:rPr>
-              <w:t>После смены роли обе вкладки согласуются; employer-адрес квалификации переводится на home с понятным сообщением; candidate-форма отсутствует. Server-side403 не ослаблен</w:t>
+              <w:t>После смены роли обе вкладки согласуются; employer-адрес квалификации переводится на home с понятным сообщением; candidate-форма отсутствует. Server-side 403 не ослаблен</w:t>
             </w:r>
           </w:p>
         </w:tc>
@@ -6965,7 +7930,7 @@
         <w:tc>
           <w:tcPr>
             <w:tcW w:type="dxa" w:w="2665"/>
-            <w:shd w:fill="EFF1F9"/>
+            <w:shd w:val="clear" w:color="auto" w:fill="EFF1F9"/>
           </w:tcPr>
           <w:p>
             <w:pPr>
@@ -6986,7 +7951,7 @@
         <w:tc>
           <w:tcPr>
             <w:tcW w:type="dxa" w:w="2268"/>
-            <w:shd w:fill="EFF1F9"/>
+            <w:shd w:val="clear" w:color="auto" w:fill="EFF1F9"/>
           </w:tcPr>
           <w:p>
             <w:pPr>
@@ -7007,7 +7972,7 @@
         <w:tc>
           <w:tcPr>
             <w:tcW w:type="dxa" w:w="4706"/>
-            <w:shd w:fill="EFF1F9"/>
+            <w:shd w:val="clear" w:color="auto" w:fill="EFF1F9"/>
           </w:tcPr>
           <w:p>
             <w:pPr>
@@ -7098,7 +8063,7 @@
         <w:tc>
           <w:tcPr>
             <w:tcW w:type="dxa" w:w="2665"/>
-            <w:shd w:fill="EFF1F9"/>
+            <w:shd w:val="clear" w:color="auto" w:fill="EFF1F9"/>
           </w:tcPr>
           <w:p>
             <w:pPr>
@@ -7119,7 +8084,7 @@
         <w:tc>
           <w:tcPr>
             <w:tcW w:type="dxa" w:w="2268"/>
-            <w:shd w:fill="EFF1F9"/>
+            <w:shd w:val="clear" w:color="auto" w:fill="EFF1F9"/>
           </w:tcPr>
           <w:p>
             <w:pPr>
@@ -7140,7 +8105,7 @@
         <w:tc>
           <w:tcPr>
             <w:tcW w:type="dxa" w:w="4706"/>
-            <w:shd w:fill="EFF1F9"/>
+            <w:shd w:val="clear" w:color="auto" w:fill="EFF1F9"/>
           </w:tcPr>
           <w:p>
             <w:pPr>
@@ -7231,7 +8196,7 @@
         <w:tc>
           <w:tcPr>
             <w:tcW w:type="dxa" w:w="2665"/>
-            <w:shd w:fill="EFF1F9"/>
+            <w:shd w:val="clear" w:color="auto" w:fill="EFF1F9"/>
           </w:tcPr>
           <w:p>
             <w:pPr>
@@ -7252,7 +8217,7 @@
         <w:tc>
           <w:tcPr>
             <w:tcW w:type="dxa" w:w="2268"/>
-            <w:shd w:fill="EFF1F9"/>
+            <w:shd w:val="clear" w:color="auto" w:fill="EFF1F9"/>
           </w:tcPr>
           <w:p>
             <w:pPr>
@@ -7273,7 +8238,7 @@
         <w:tc>
           <w:tcPr>
             <w:tcW w:type="dxa" w:w="4706"/>
-            <w:shd w:fill="EFF1F9"/>
+            <w:shd w:val="clear" w:color="auto" w:fill="EFF1F9"/>
           </w:tcPr>
           <w:p>
             <w:pPr>
@@ -7436,7 +8401,7 @@
         <w:tc>
           <w:tcPr>
             <w:tcW w:type="dxa" w:w="2665"/>
-            <w:shd w:fill="EFF1F9"/>
+            <w:shd w:val="clear" w:color="auto" w:fill="EFF1F9"/>
           </w:tcPr>
           <w:p>
             <w:pPr>
@@ -7457,7 +8422,7 @@
         <w:tc>
           <w:tcPr>
             <w:tcW w:type="dxa" w:w="2268"/>
-            <w:shd w:fill="EFF1F9"/>
+            <w:shd w:val="clear" w:color="auto" w:fill="EFF1F9"/>
           </w:tcPr>
           <w:p>
             <w:pPr>
@@ -7478,7 +8443,7 @@
         <w:tc>
           <w:tcPr>
             <w:tcW w:type="dxa" w:w="4706"/>
-            <w:shd w:fill="EFF1F9"/>
+            <w:shd w:val="clear" w:color="auto" w:fill="EFF1F9"/>
           </w:tcPr>
           <w:p>
             <w:pPr>
@@ -7596,7 +8561,7 @@
         <w:tc>
           <w:tcPr>
             <w:tcW w:type="dxa" w:w="2665"/>
-            <w:shd w:fill="EFF1F9"/>
+            <w:shd w:val="clear" w:color="auto" w:fill="EFF1F9"/>
           </w:tcPr>
           <w:p>
             <w:pPr>
@@ -7617,7 +8582,7 @@
         <w:tc>
           <w:tcPr>
             <w:tcW w:type="dxa" w:w="2268"/>
-            <w:shd w:fill="EFF1F9"/>
+            <w:shd w:val="clear" w:color="auto" w:fill="EFF1F9"/>
           </w:tcPr>
           <w:p>
             <w:pPr>
@@ -7638,7 +8603,7 @@
         <w:tc>
           <w:tcPr>
             <w:tcW w:type="dxa" w:w="4706"/>
-            <w:shd w:fill="EFF1F9"/>
+            <w:shd w:val="clear" w:color="auto" w:fill="EFF1F9"/>
           </w:tcPr>
           <w:p>
             <w:pPr>
@@ -7729,7 +8694,7 @@
         <w:tc>
           <w:tcPr>
             <w:tcW w:type="dxa" w:w="2665"/>
-            <w:shd w:fill="EFF1F9"/>
+            <w:shd w:val="clear" w:color="auto" w:fill="EFF1F9"/>
           </w:tcPr>
           <w:p>
             <w:pPr>
@@ -7750,7 +8715,7 @@
         <w:tc>
           <w:tcPr>
             <w:tcW w:type="dxa" w:w="2268"/>
-            <w:shd w:fill="EFF1F9"/>
+            <w:shd w:val="clear" w:color="auto" w:fill="EFF1F9"/>
           </w:tcPr>
           <w:p>
             <w:pPr>
@@ -7771,7 +8736,7 @@
         <w:tc>
           <w:tcPr>
             <w:tcW w:type="dxa" w:w="4706"/>
-            <w:shd w:fill="EFF1F9"/>
+            <w:shd w:val="clear" w:color="auto" w:fill="EFF1F9"/>
           </w:tcPr>
           <w:p>
             <w:pPr>
@@ -7862,7 +8827,7 @@
         <w:tc>
           <w:tcPr>
             <w:tcW w:type="dxa" w:w="2665"/>
-            <w:shd w:fill="EFF1F9"/>
+            <w:shd w:val="clear" w:color="auto" w:fill="EFF1F9"/>
           </w:tcPr>
           <w:p>
             <w:pPr>
@@ -7883,7 +8848,7 @@
         <w:tc>
           <w:tcPr>
             <w:tcW w:type="dxa" w:w="2268"/>
-            <w:shd w:fill="EFF1F9"/>
+            <w:shd w:val="clear" w:color="auto" w:fill="EFF1F9"/>
           </w:tcPr>
           <w:p>
             <w:pPr>
@@ -7904,7 +8869,7 @@
         <w:tc>
           <w:tcPr>
             <w:tcW w:type="dxa" w:w="4706"/>
-            <w:shd w:fill="EFF1F9"/>
+            <w:shd w:val="clear" w:color="auto" w:fill="EFF1F9"/>
           </w:tcPr>
           <w:p>
             <w:pPr>
@@ -7983,7 +8948,7 @@
                 <w:color w:val="222436"/>
                 <w:sz w:val="16"/>
               </w:rPr>
-              <w:t>На 20:58:10 UTC все 6 проверенных public URLs дали 200, HTTP→HTTPS 301, TLS 1.3, сертификат до 04.01.2027. PublishedJS/CSS совпали побайтно с final local build ; 7 API sourceSHA, включая 3 domain, равны final manifest. Все 63 контейнера учтены, 11 ранее работающих продолжают работать; 60 защищенных byte-facts неизменны, изменены только собственные api/web/worker</w:t>
+              <w:t>На 20:58:10 UTC все 6 проверенных public URLs дали 200, HTTP→HTTPS 301, TLS 1.3, сертификат до 04.01.2027. Опубликованные JS/CSS совпали побайтно с финальной локальной сборкой; 7 API source SHA, включая 3 domain, равны final manifest. Все 63 контейнера учтены, 11 ранее работающих продолжают работать; 60 защищенных byte-facts неизменны, изменены только собственные api/web/worker</w:t>
             </w:r>
           </w:p>
         </w:tc>
@@ -8092,7 +9057,7 @@
           <w:rFonts w:ascii="Courier New" w:hAnsi="Courier New"/>
           <w:b w:val="0"/>
           <w:color w:val="222436"/>
-          <w:sz w:val="16"/>
+          <w:sz w:val="17"/>
         </w:rPr>
         <w:t>research/jury-acceptance-20261007/runtime-final.json</w:t>
       </w:r>
@@ -8110,7 +9075,7 @@
           <w:rFonts w:ascii="Courier New" w:hAnsi="Courier New"/>
           <w:b w:val="0"/>
           <w:color w:val="222436"/>
-          <w:sz w:val="16"/>
+          <w:sz w:val="17"/>
         </w:rPr>
         <w:t>server-preservation.json</w:t>
       </w:r>
@@ -8128,7 +9093,7 @@
           <w:rFonts w:ascii="Courier New" w:hAnsi="Courier New"/>
           <w:b w:val="0"/>
           <w:color w:val="222436"/>
-          <w:sz w:val="16"/>
+          <w:sz w:val="17"/>
         </w:rPr>
         <w:t>candidate-pages-ui.json</w:t>
       </w:r>
@@ -8146,7 +9111,7 @@
           <w:rFonts w:ascii="Courier New" w:hAnsi="Courier New"/>
           <w:b w:val="0"/>
           <w:color w:val="222436"/>
-          <w:sz w:val="16"/>
+          <w:sz w:val="17"/>
         </w:rPr>
         <w:t>resume-import-ui.json</w:t>
       </w:r>
@@ -8164,7 +9129,7 @@
           <w:rFonts w:ascii="Courier New" w:hAnsi="Courier New"/>
           <w:b w:val="0"/>
           <w:color w:val="222436"/>
-          <w:sz w:val="16"/>
+          <w:sz w:val="17"/>
         </w:rPr>
         <w:t>owner-final-readback.json</w:t>
       </w:r>
@@ -8182,7 +9147,7 @@
           <w:rFonts w:ascii="Courier New" w:hAnsi="Courier New"/>
           <w:b w:val="0"/>
           <w:color w:val="222436"/>
-          <w:sz w:val="16"/>
+          <w:sz w:val="17"/>
         </w:rPr>
         <w:t>final-package-audit.json</w:t>
       </w:r>
@@ -8193,7 +9158,7 @@
           <w:color w:val="222436"/>
           <w:sz w:val="20"/>
         </w:rPr>
-        <w:t>. Они не публикуются автоматически вместе с приватными данными; документ содержит только разрешенные агрегаты.</w:t>
+        <w:t>. Эти файлы относятся к рабочему набору команды и в комплект жюри не входят; документ содержит только разрешенные агрегаты.</w:t>
       </w:r>
     </w:p>
     <w:p>
@@ -8277,7 +9242,7 @@
           <w:color w:val="222436"/>
           <w:sz w:val="20"/>
         </w:rPr>
-        <w:t>Три dedicated PostgreSQL regression checks пропущены в нынешнем локальном прогоне; прежние доказательства PG/restore не переименованы в новые результаты.</w:t>
+        <w:t>Три dedicated PostgreSQL regression checks пропущены в локальном прогоне без отдельной тестовой БД; прежние доказательства PG/restore не переименованы в новые результаты. Отдельный серверный запуск 11.10 – 3 PASS / 0 SKIP (раздел 15).</w:t>
       </w:r>
     </w:p>
     <w:p>
@@ -8342,7 +9307,7 @@
         <w:drawing>
           <wp:inline xmlns:a="http://schemas.openxmlformats.org/drawingml/2006/main" xmlns:pic="http://schemas.openxmlformats.org/drawingml/2006/picture">
             <wp:extent cx="6084000" cy="3563486"/>
-            <wp:docPr id="1" name="Picture 1"/>
+            <wp:docPr id="2" name="Picture 2"/>
             <wp:cNvGraphicFramePr>
               <a:graphicFrameLocks noChangeAspect="1"/>
             </wp:cNvGraphicFramePr>
@@ -8354,7 +9319,7 @@
                     <pic:cNvPicPr/>
                   </pic:nvPicPr>
                   <pic:blipFill>
-                    <a:blip r:embed="rId14"/>
+                    <a:blip r:embed="rId15"/>
                     <a:stretch>
                       <a:fillRect/>
                     </a:stretch>
@@ -8417,7 +9382,7 @@
         <w:tc>
           <w:tcPr>
             <w:tcW w:type="dxa" w:w="4819"/>
-            <w:shd w:fill="402FFF"/>
+            <w:shd w:val="clear" w:color="auto" w:fill="402FFF"/>
           </w:tcPr>
           <w:p>
             <w:pPr>
@@ -8438,7 +9403,7 @@
         <w:tc>
           <w:tcPr>
             <w:tcW w:type="dxa" w:w="4819"/>
-            <w:shd w:fill="402FFF"/>
+            <w:shd w:val="clear" w:color="auto" w:fill="402FFF"/>
           </w:tcPr>
           <w:p>
             <w:pPr>
@@ -8527,7 +9492,7 @@
         <w:tc>
           <w:tcPr>
             <w:tcW w:type="dxa" w:w="4819"/>
-            <w:shd w:fill="EFF1F9"/>
+            <w:shd w:val="clear" w:color="auto" w:fill="EFF1F9"/>
           </w:tcPr>
           <w:p>
             <w:pPr>
@@ -8548,7 +9513,7 @@
         <w:tc>
           <w:tcPr>
             <w:tcW w:type="dxa" w:w="4819"/>
-            <w:shd w:fill="EFF1F9"/>
+            <w:shd w:val="clear" w:color="auto" w:fill="EFF1F9"/>
           </w:tcPr>
           <w:p>
             <w:pPr>
@@ -8619,7 +9584,7 @@
         <w:tc>
           <w:tcPr>
             <w:tcW w:type="dxa" w:w="4819"/>
-            <w:shd w:fill="EFF1F9"/>
+            <w:shd w:val="clear" w:color="auto" w:fill="EFF1F9"/>
           </w:tcPr>
           <w:p>
             <w:pPr>
@@ -8640,7 +9605,7 @@
         <w:tc>
           <w:tcPr>
             <w:tcW w:type="dxa" w:w="4819"/>
-            <w:shd w:fill="EFF1F9"/>
+            <w:shd w:val="clear" w:color="auto" w:fill="EFF1F9"/>
           </w:tcPr>
           <w:p>
             <w:pPr>
@@ -8711,7 +9676,7 @@
         <w:tc>
           <w:tcPr>
             <w:tcW w:type="dxa" w:w="4819"/>
-            <w:shd w:fill="EFF1F9"/>
+            <w:shd w:val="clear" w:color="auto" w:fill="EFF1F9"/>
           </w:tcPr>
           <w:p>
             <w:pPr>
@@ -8732,7 +9697,7 @@
         <w:tc>
           <w:tcPr>
             <w:tcW w:type="dxa" w:w="4819"/>
-            <w:shd w:fill="EFF1F9"/>
+            <w:shd w:val="clear" w:color="auto" w:fill="EFF1F9"/>
           </w:tcPr>
           <w:p>
             <w:pPr>
@@ -8772,7 +9737,7 @@
           <w:rFonts w:ascii="Courier New" w:hAnsi="Courier New"/>
           <w:b w:val="0"/>
           <w:color w:val="222436"/>
-          <w:sz w:val="16"/>
+          <w:sz w:val="17"/>
         </w:rPr>
         <w:t>db/api/worker/web</w:t>
       </w:r>
@@ -8790,7 +9755,7 @@
           <w:rFonts w:ascii="Courier New" w:hAnsi="Courier New"/>
           <w:b w:val="0"/>
           <w:color w:val="222436"/>
-          <w:sz w:val="16"/>
+          <w:sz w:val="17"/>
         </w:rPr>
         <w:t>.env</w:t>
       </w:r>
@@ -8814,6 +9779,754 @@
         </w:rPr>
         <w:t>Основные сущности связаны следующим образом: учетная запись определяет роль; кандидат владеет профилем и попытками; успешная попытка создает skill evidence и подтвержденную категорию. Работодатель владеет компанией, потребностями и приглашениями. Contact grant связывает конкретного кандидата и конкретную компанию; разрешение не становится общим для всех компаний. Отдельные события истории и outbox сохраняются вместе с изменением делового состояния.</w:t>
       </w:r>
+    </w:p>
+    <w:tbl>
+      <w:tblPr>
+        <w:tblStyle w:val="TableGrid"/>
+        <w:tblW w:type="auto" w:w="0"/>
+        <w:tblLayout w:type="fixed"/>
+        <w:tblLook w:firstColumn="1" w:firstRow="1" w:lastColumn="0" w:lastRow="0" w:noHBand="0" w:noVBand="1" w:val="04A0"/>
+      </w:tblPr>
+      <w:tblGrid>
+        <w:gridCol w:w="3515"/>
+        <w:gridCol w:w="6123"/>
+      </w:tblGrid>
+      <w:tr>
+        <w:trPr>
+          <w:cantSplit/>
+          <w:tblHeader w:val="true"/>
+        </w:trPr>
+        <w:tc>
+          <w:tcPr>
+            <w:tcW w:type="dxa" w:w="3515"/>
+            <w:shd w:val="clear" w:color="auto" w:fill="402FFF"/>
+          </w:tcPr>
+          <w:p>
+            <w:pPr>
+              <w:keepNext w:val="0"/>
+              <w:spacing w:after="80" w:before="80" w:line="252" w:lineRule="auto"/>
+            </w:pPr>
+            <w:r>
+              <w:rPr>
+                <w:rFonts w:ascii="Arial" w:hAnsi="Arial"/>
+                <w:b/>
+                <w:color w:val="FFFFFF"/>
+                <w:sz w:val="17"/>
+              </w:rPr>
+              <w:t>Сущность (таблицы PostgreSQL)</w:t>
+            </w:r>
+          </w:p>
+        </w:tc>
+        <w:tc>
+          <w:tcPr>
+            <w:tcW w:type="dxa" w:w="6123"/>
+            <w:shd w:val="clear" w:color="auto" w:fill="402FFF"/>
+          </w:tcPr>
+          <w:p>
+            <w:pPr>
+              <w:keepNext w:val="0"/>
+              <w:spacing w:after="80" w:before="80" w:line="252" w:lineRule="auto"/>
+            </w:pPr>
+            <w:r>
+              <w:rPr>
+                <w:rFonts w:ascii="Arial" w:hAnsi="Arial"/>
+                <w:b/>
+                <w:color w:val="FFFFFF"/>
+                <w:sz w:val="17"/>
+              </w:rPr>
+              <w:t>Содержание и правило доступа</w:t>
+            </w:r>
+          </w:p>
+        </w:tc>
+      </w:tr>
+      <w:tr>
+        <w:trPr>
+          <w:cantSplit/>
+        </w:trPr>
+        <w:tc>
+          <w:tcPr>
+            <w:tcW w:type="dxa" w:w="3515"/>
+          </w:tcPr>
+          <w:p>
+            <w:pPr>
+              <w:keepNext w:val="0"/>
+              <w:spacing w:after="80" w:before="80" w:line="252" w:lineRule="auto"/>
+            </w:pPr>
+            <w:r>
+              <w:rPr>
+                <w:rFonts w:ascii="Courier New" w:hAnsi="Courier New"/>
+                <w:b w:val="0"/>
+                <w:color w:val="222436"/>
+                <w:sz w:val="16"/>
+              </w:rPr>
+              <w:t>users</w:t>
+            </w:r>
+            <w:r>
+              <w:rPr>
+                <w:rFonts w:ascii="Arial" w:hAnsi="Arial"/>
+                <w:b w:val="0"/>
+                <w:color w:val="222436"/>
+                <w:sz w:val="16"/>
+              </w:rPr>
+              <w:t xml:space="preserve">, </w:t>
+            </w:r>
+            <w:r>
+              <w:rPr>
+                <w:rFonts w:ascii="Courier New" w:hAnsi="Courier New"/>
+                <w:b w:val="0"/>
+                <w:color w:val="222436"/>
+                <w:sz w:val="16"/>
+              </w:rPr>
+              <w:t>sessions</w:t>
+            </w:r>
+            <w:r>
+              <w:rPr>
+                <w:rFonts w:ascii="Arial" w:hAnsi="Arial"/>
+                <w:b w:val="0"/>
+                <w:color w:val="222436"/>
+                <w:sz w:val="16"/>
+              </w:rPr>
+              <w:t xml:space="preserve">, </w:t>
+            </w:r>
+            <w:r>
+              <w:rPr>
+                <w:rFonts w:ascii="Courier New" w:hAnsi="Courier New"/>
+                <w:b w:val="0"/>
+                <w:color w:val="222436"/>
+                <w:sz w:val="16"/>
+              </w:rPr>
+              <w:t>auth_tokens</w:t>
+            </w:r>
+          </w:p>
+        </w:tc>
+        <w:tc>
+          <w:tcPr>
+            <w:tcW w:type="dxa" w:w="6123"/>
+          </w:tcPr>
+          <w:p>
+            <w:pPr>
+              <w:keepNext w:val="0"/>
+              <w:spacing w:after="80" w:before="80" w:line="252" w:lineRule="auto"/>
+            </w:pPr>
+            <w:r>
+              <w:rPr>
+                <w:rFonts w:ascii="Arial" w:hAnsi="Arial"/>
+                <w:b w:val="0"/>
+                <w:color w:val="222436"/>
+                <w:sz w:val="16"/>
+              </w:rPr>
+              <w:t xml:space="preserve">Учетная запись с ролью </w:t>
+            </w:r>
+            <w:r>
+              <w:rPr>
+                <w:rFonts w:ascii="Courier New" w:hAnsi="Courier New"/>
+                <w:b w:val="0"/>
+                <w:color w:val="222436"/>
+                <w:sz w:val="16"/>
+              </w:rPr>
+              <w:t>candidate</w:t>
+            </w:r>
+            <w:r>
+              <w:rPr>
+                <w:rFonts w:ascii="Arial" w:hAnsi="Arial"/>
+                <w:b w:val="0"/>
+                <w:color w:val="222436"/>
+                <w:sz w:val="16"/>
+              </w:rPr>
+              <w:t xml:space="preserve"> или </w:t>
+            </w:r>
+            <w:r>
+              <w:rPr>
+                <w:rFonts w:ascii="Courier New" w:hAnsi="Courier New"/>
+                <w:b w:val="0"/>
+                <w:color w:val="222436"/>
+                <w:sz w:val="16"/>
+              </w:rPr>
+              <w:t>employer</w:t>
+            </w:r>
+            <w:r>
+              <w:rPr>
+                <w:rFonts w:ascii="Arial" w:hAnsi="Arial"/>
+                <w:b w:val="0"/>
+                <w:color w:val="222436"/>
+                <w:sz w:val="16"/>
+              </w:rPr>
+              <w:t>, серверные сессии, одноразовые токены подтверждения и сброса (в БД хранится хэш токена)</w:t>
+            </w:r>
+          </w:p>
+        </w:tc>
+      </w:tr>
+      <w:tr>
+        <w:trPr>
+          <w:cantSplit/>
+        </w:trPr>
+        <w:tc>
+          <w:tcPr>
+            <w:tcW w:type="dxa" w:w="3515"/>
+            <w:shd w:val="clear" w:color="auto" w:fill="EFF1F9"/>
+          </w:tcPr>
+          <w:p>
+            <w:pPr>
+              <w:keepNext w:val="0"/>
+              <w:spacing w:after="80" w:before="80" w:line="252" w:lineRule="auto"/>
+            </w:pPr>
+            <w:r>
+              <w:rPr>
+                <w:rFonts w:ascii="Courier New" w:hAnsi="Courier New"/>
+                <w:b w:val="0"/>
+                <w:color w:val="222436"/>
+                <w:sz w:val="16"/>
+              </w:rPr>
+              <w:t>profiles</w:t>
+            </w:r>
+            <w:r>
+              <w:rPr>
+                <w:rFonts w:ascii="Arial" w:hAnsi="Arial"/>
+                <w:b w:val="0"/>
+                <w:color w:val="222436"/>
+                <w:sz w:val="16"/>
+              </w:rPr>
+              <w:t xml:space="preserve">, </w:t>
+            </w:r>
+            <w:r>
+              <w:rPr>
+                <w:rFonts w:ascii="Courier New" w:hAnsi="Courier New"/>
+                <w:b w:val="0"/>
+                <w:color w:val="222436"/>
+                <w:sz w:val="16"/>
+              </w:rPr>
+              <w:t>attempts</w:t>
+            </w:r>
+          </w:p>
+        </w:tc>
+        <w:tc>
+          <w:tcPr>
+            <w:tcW w:type="dxa" w:w="6123"/>
+            <w:shd w:val="clear" w:color="auto" w:fill="EFF1F9"/>
+          </w:tcPr>
+          <w:p>
+            <w:pPr>
+              <w:keepNext w:val="0"/>
+              <w:spacing w:after="80" w:before="80" w:line="252" w:lineRule="auto"/>
+            </w:pPr>
+            <w:r>
+              <w:rPr>
+                <w:rFonts w:ascii="Arial" w:hAnsi="Arial"/>
+                <w:b w:val="0"/>
+                <w:color w:val="222436"/>
+                <w:sz w:val="16"/>
+              </w:rPr>
+              <w:t xml:space="preserve">Профиль кандидата и его видимость; попытки теста с вариантом, сроком, результатом и </w:t>
+            </w:r>
+            <w:r>
+              <w:rPr>
+                <w:rFonts w:ascii="Courier New" w:hAnsi="Courier New"/>
+                <w:b w:val="0"/>
+                <w:color w:val="222436"/>
+                <w:sz w:val="16"/>
+              </w:rPr>
+              <w:t>cooldown_until</w:t>
+            </w:r>
+          </w:p>
+        </w:tc>
+      </w:tr>
+      <w:tr>
+        <w:trPr>
+          <w:cantSplit/>
+        </w:trPr>
+        <w:tc>
+          <w:tcPr>
+            <w:tcW w:type="dxa" w:w="3515"/>
+          </w:tcPr>
+          <w:p>
+            <w:pPr>
+              <w:keepNext w:val="0"/>
+              <w:spacing w:after="80" w:before="80" w:line="252" w:lineRule="auto"/>
+            </w:pPr>
+            <w:r>
+              <w:rPr>
+                <w:rFonts w:ascii="Courier New" w:hAnsi="Courier New"/>
+                <w:b w:val="0"/>
+                <w:color w:val="222436"/>
+                <w:sz w:val="16"/>
+              </w:rPr>
+              <w:t>companies</w:t>
+            </w:r>
+            <w:r>
+              <w:rPr>
+                <w:rFonts w:ascii="Arial" w:hAnsi="Arial"/>
+                <w:b w:val="0"/>
+                <w:color w:val="222436"/>
+                <w:sz w:val="16"/>
+              </w:rPr>
+              <w:t xml:space="preserve">, </w:t>
+            </w:r>
+            <w:r>
+              <w:rPr>
+                <w:rFonts w:ascii="Courier New" w:hAnsi="Courier New"/>
+                <w:b w:val="0"/>
+                <w:color w:val="222436"/>
+                <w:sz w:val="16"/>
+              </w:rPr>
+              <w:t>needs</w:t>
+            </w:r>
+            <w:r>
+              <w:rPr>
+                <w:rFonts w:ascii="Arial" w:hAnsi="Arial"/>
+                <w:b w:val="0"/>
+                <w:color w:val="222436"/>
+                <w:sz w:val="16"/>
+              </w:rPr>
+              <w:t xml:space="preserve">, </w:t>
+            </w:r>
+            <w:r>
+              <w:rPr>
+                <w:rFonts w:ascii="Courier New" w:hAnsi="Courier New"/>
+                <w:b w:val="0"/>
+                <w:color w:val="222436"/>
+                <w:sz w:val="16"/>
+              </w:rPr>
+              <w:t>shortlists</w:t>
+            </w:r>
+          </w:p>
+        </w:tc>
+        <w:tc>
+          <w:tcPr>
+            <w:tcW w:type="dxa" w:w="6123"/>
+          </w:tcPr>
+          <w:p>
+            <w:pPr>
+              <w:keepNext w:val="0"/>
+              <w:spacing w:after="80" w:before="80" w:line="252" w:lineRule="auto"/>
+            </w:pPr>
+            <w:r>
+              <w:rPr>
+                <w:rFonts w:ascii="Arial" w:hAnsi="Arial"/>
+                <w:b w:val="0"/>
+                <w:color w:val="222436"/>
+                <w:sz w:val="16"/>
+              </w:rPr>
+              <w:t>Компания работодателя, потребности с навыками и RUB-вилкой, короткий список</w:t>
+            </w:r>
+          </w:p>
+        </w:tc>
+      </w:tr>
+      <w:tr>
+        <w:trPr>
+          <w:cantSplit/>
+        </w:trPr>
+        <w:tc>
+          <w:tcPr>
+            <w:tcW w:type="dxa" w:w="3515"/>
+            <w:shd w:val="clear" w:color="auto" w:fill="EFF1F9"/>
+          </w:tcPr>
+          <w:p>
+            <w:pPr>
+              <w:keepNext w:val="0"/>
+              <w:spacing w:after="80" w:before="80" w:line="252" w:lineRule="auto"/>
+            </w:pPr>
+            <w:r>
+              <w:rPr>
+                <w:rFonts w:ascii="Courier New" w:hAnsi="Courier New"/>
+                <w:b w:val="0"/>
+                <w:color w:val="222436"/>
+                <w:sz w:val="16"/>
+              </w:rPr>
+              <w:t>invitations</w:t>
+            </w:r>
+            <w:r>
+              <w:rPr>
+                <w:rFonts w:ascii="Arial" w:hAnsi="Arial"/>
+                <w:b w:val="0"/>
+                <w:color w:val="222436"/>
+                <w:sz w:val="16"/>
+              </w:rPr>
+              <w:t xml:space="preserve">, </w:t>
+            </w:r>
+            <w:r>
+              <w:rPr>
+                <w:rFonts w:ascii="Courier New" w:hAnsi="Courier New"/>
+                <w:b w:val="0"/>
+                <w:color w:val="222436"/>
+                <w:sz w:val="16"/>
+              </w:rPr>
+              <w:t>contact_grants</w:t>
+            </w:r>
+          </w:p>
+        </w:tc>
+        <w:tc>
+          <w:tcPr>
+            <w:tcW w:type="dxa" w:w="6123"/>
+            <w:shd w:val="clear" w:color="auto" w:fill="EFF1F9"/>
+          </w:tcPr>
+          <w:p>
+            <w:pPr>
+              <w:keepNext w:val="0"/>
+              <w:spacing w:after="80" w:before="80" w:line="252" w:lineRule="auto"/>
+            </w:pPr>
+            <w:r>
+              <w:rPr>
+                <w:rFonts w:ascii="Arial" w:hAnsi="Arial"/>
+                <w:b w:val="0"/>
+                <w:color w:val="222436"/>
+                <w:sz w:val="16"/>
+              </w:rPr>
+              <w:t>Адресные предложения и разрешение контактов только для пары «кандидат – компания»</w:t>
+            </w:r>
+          </w:p>
+        </w:tc>
+      </w:tr>
+      <w:tr>
+        <w:trPr>
+          <w:cantSplit/>
+        </w:trPr>
+        <w:tc>
+          <w:tcPr>
+            <w:tcW w:type="dxa" w:w="3515"/>
+          </w:tcPr>
+          <w:p>
+            <w:pPr>
+              <w:keepNext w:val="0"/>
+              <w:spacing w:after="80" w:before="80" w:line="252" w:lineRule="auto"/>
+            </w:pPr>
+            <w:r>
+              <w:rPr>
+                <w:rFonts w:ascii="Courier New" w:hAnsi="Courier New"/>
+                <w:b w:val="0"/>
+                <w:color w:val="222436"/>
+                <w:sz w:val="16"/>
+              </w:rPr>
+              <w:t>vacancies</w:t>
+            </w:r>
+            <w:r>
+              <w:rPr>
+                <w:rFonts w:ascii="Arial" w:hAnsi="Arial"/>
+                <w:b w:val="0"/>
+                <w:color w:val="222436"/>
+                <w:sz w:val="16"/>
+              </w:rPr>
+              <w:t xml:space="preserve">, </w:t>
+            </w:r>
+            <w:r>
+              <w:rPr>
+                <w:rFonts w:ascii="Courier New" w:hAnsi="Courier New"/>
+                <w:b w:val="0"/>
+                <w:color w:val="222436"/>
+                <w:sz w:val="16"/>
+              </w:rPr>
+              <w:t>vacancy_responses</w:t>
+            </w:r>
+            <w:r>
+              <w:rPr>
+                <w:rFonts w:ascii="Arial" w:hAnsi="Arial"/>
+                <w:b w:val="0"/>
+                <w:color w:val="222436"/>
+                <w:sz w:val="16"/>
+              </w:rPr>
+              <w:t xml:space="preserve">, </w:t>
+            </w:r>
+            <w:r>
+              <w:rPr>
+                <w:rFonts w:ascii="Courier New" w:hAnsi="Courier New"/>
+                <w:b w:val="0"/>
+                <w:color w:val="222436"/>
+                <w:sz w:val="16"/>
+              </w:rPr>
+              <w:t>microtasks</w:t>
+            </w:r>
+            <w:r>
+              <w:rPr>
+                <w:rFonts w:ascii="Arial" w:hAnsi="Arial"/>
+                <w:b w:val="0"/>
+                <w:color w:val="222436"/>
+                <w:sz w:val="16"/>
+              </w:rPr>
+              <w:t xml:space="preserve">, </w:t>
+            </w:r>
+            <w:r>
+              <w:rPr>
+                <w:rFonts w:ascii="Courier New" w:hAnsi="Courier New"/>
+                <w:b w:val="0"/>
+                <w:color w:val="222436"/>
+                <w:sz w:val="16"/>
+              </w:rPr>
+              <w:t>microtask_attempts</w:t>
+            </w:r>
+          </w:p>
+        </w:tc>
+        <w:tc>
+          <w:tcPr>
+            <w:tcW w:type="dxa" w:w="6123"/>
+          </w:tcPr>
+          <w:p>
+            <w:pPr>
+              <w:keepNext w:val="0"/>
+              <w:spacing w:after="80" w:before="80" w:line="252" w:lineRule="auto"/>
+            </w:pPr>
+            <w:r>
+              <w:rPr>
+                <w:rFonts w:ascii="Arial" w:hAnsi="Arial"/>
+                <w:b w:val="0"/>
+                <w:color w:val="222436"/>
+                <w:sz w:val="16"/>
+              </w:rPr>
+              <w:t>Дополнительные сценарии: вакансии, отклики с согласием, короткие задачи</w:t>
+            </w:r>
+          </w:p>
+        </w:tc>
+      </w:tr>
+      <w:tr>
+        <w:trPr>
+          <w:cantSplit/>
+        </w:trPr>
+        <w:tc>
+          <w:tcPr>
+            <w:tcW w:type="dxa" w:w="3515"/>
+            <w:shd w:val="clear" w:color="auto" w:fill="EFF1F9"/>
+          </w:tcPr>
+          <w:p>
+            <w:pPr>
+              <w:keepNext w:val="0"/>
+              <w:spacing w:after="80" w:before="80" w:line="252" w:lineRule="auto"/>
+            </w:pPr>
+            <w:r>
+              <w:rPr>
+                <w:rFonts w:ascii="Courier New" w:hAnsi="Courier New"/>
+                <w:b w:val="0"/>
+                <w:color w:val="222436"/>
+                <w:sz w:val="16"/>
+              </w:rPr>
+              <w:t>history</w:t>
+            </w:r>
+            <w:r>
+              <w:rPr>
+                <w:rFonts w:ascii="Arial" w:hAnsi="Arial"/>
+                <w:b w:val="0"/>
+                <w:color w:val="222436"/>
+                <w:sz w:val="16"/>
+              </w:rPr>
+              <w:t xml:space="preserve">, </w:t>
+            </w:r>
+            <w:r>
+              <w:rPr>
+                <w:rFonts w:ascii="Courier New" w:hAnsi="Courier New"/>
+                <w:b w:val="0"/>
+                <w:color w:val="222436"/>
+                <w:sz w:val="16"/>
+              </w:rPr>
+              <w:t>notifications</w:t>
+            </w:r>
+            <w:r>
+              <w:rPr>
+                <w:rFonts w:ascii="Arial" w:hAnsi="Arial"/>
+                <w:b w:val="0"/>
+                <w:color w:val="222436"/>
+                <w:sz w:val="16"/>
+              </w:rPr>
+              <w:t xml:space="preserve">, </w:t>
+            </w:r>
+            <w:r>
+              <w:rPr>
+                <w:rFonts w:ascii="Courier New" w:hAnsi="Courier New"/>
+                <w:b w:val="0"/>
+                <w:color w:val="222436"/>
+                <w:sz w:val="16"/>
+              </w:rPr>
+              <w:t>outbox</w:t>
+            </w:r>
+          </w:p>
+        </w:tc>
+        <w:tc>
+          <w:tcPr>
+            <w:tcW w:type="dxa" w:w="6123"/>
+            <w:shd w:val="clear" w:color="auto" w:fill="EFF1F9"/>
+          </w:tcPr>
+          <w:p>
+            <w:pPr>
+              <w:keepNext w:val="0"/>
+              <w:spacing w:after="80" w:before="80" w:line="252" w:lineRule="auto"/>
+            </w:pPr>
+            <w:r>
+              <w:rPr>
+                <w:rFonts w:ascii="Arial" w:hAnsi="Arial"/>
+                <w:b w:val="0"/>
+                <w:color w:val="222436"/>
+                <w:sz w:val="16"/>
+              </w:rPr>
+              <w:t>История событий, уведомления в кабинете, очередь доставки email/MAX</w:t>
+            </w:r>
+          </w:p>
+        </w:tc>
+      </w:tr>
+      <w:tr>
+        <w:trPr>
+          <w:cantSplit/>
+        </w:trPr>
+        <w:tc>
+          <w:tcPr>
+            <w:tcW w:type="dxa" w:w="3515"/>
+          </w:tcPr>
+          <w:p>
+            <w:pPr>
+              <w:keepNext w:val="0"/>
+              <w:spacing w:after="80" w:before="80" w:line="252" w:lineRule="auto"/>
+            </w:pPr>
+            <w:r>
+              <w:rPr>
+                <w:rFonts w:ascii="Courier New" w:hAnsi="Courier New"/>
+                <w:b w:val="0"/>
+                <w:color w:val="222436"/>
+                <w:sz w:val="16"/>
+              </w:rPr>
+              <w:t>messenger_links</w:t>
+            </w:r>
+            <w:r>
+              <w:rPr>
+                <w:rFonts w:ascii="Arial" w:hAnsi="Arial"/>
+                <w:b w:val="0"/>
+                <w:color w:val="222436"/>
+                <w:sz w:val="16"/>
+              </w:rPr>
+              <w:t xml:space="preserve">, </w:t>
+            </w:r>
+            <w:r>
+              <w:rPr>
+                <w:rFonts w:ascii="Courier New" w:hAnsi="Courier New"/>
+                <w:b w:val="0"/>
+                <w:color w:val="222436"/>
+                <w:sz w:val="16"/>
+              </w:rPr>
+              <w:t>link_codes</w:t>
+            </w:r>
+            <w:r>
+              <w:rPr>
+                <w:rFonts w:ascii="Arial" w:hAnsi="Arial"/>
+                <w:b w:val="0"/>
+                <w:color w:val="222436"/>
+                <w:sz w:val="16"/>
+              </w:rPr>
+              <w:t xml:space="preserve">, </w:t>
+            </w:r>
+            <w:r>
+              <w:rPr>
+                <w:rFonts w:ascii="Courier New" w:hAnsi="Courier New"/>
+                <w:b w:val="0"/>
+                <w:color w:val="222436"/>
+                <w:sz w:val="16"/>
+              </w:rPr>
+              <w:t>messenger_inbox</w:t>
+            </w:r>
+          </w:p>
+        </w:tc>
+        <w:tc>
+          <w:tcPr>
+            <w:tcW w:type="dxa" w:w="6123"/>
+          </w:tcPr>
+          <w:p>
+            <w:pPr>
+              <w:keepNext w:val="0"/>
+              <w:spacing w:after="80" w:before="80" w:line="252" w:lineRule="auto"/>
+            </w:pPr>
+            <w:r>
+              <w:rPr>
+                <w:rFonts w:ascii="Arial" w:hAnsi="Arial"/>
+                <w:b w:val="0"/>
+                <w:color w:val="222436"/>
+                <w:sz w:val="16"/>
+              </w:rPr>
+              <w:t>Привязка MAX, одноразовые коды привязки, входящие события бота</w:t>
+            </w:r>
+          </w:p>
+        </w:tc>
+      </w:tr>
+      <w:tr>
+        <w:trPr>
+          <w:cantSplit/>
+        </w:trPr>
+        <w:tc>
+          <w:tcPr>
+            <w:tcW w:type="dxa" w:w="3515"/>
+            <w:shd w:val="clear" w:color="auto" w:fill="EFF1F9"/>
+          </w:tcPr>
+          <w:p>
+            <w:pPr>
+              <w:keepNext w:val="0"/>
+              <w:spacing w:after="80" w:before="80" w:line="252" w:lineRule="auto"/>
+            </w:pPr>
+            <w:r>
+              <w:rPr>
+                <w:rFonts w:ascii="Courier New" w:hAnsi="Courier New"/>
+                <w:b w:val="0"/>
+                <w:color w:val="222436"/>
+                <w:sz w:val="16"/>
+              </w:rPr>
+              <w:t>rate_buckets</w:t>
+            </w:r>
+            <w:r>
+              <w:rPr>
+                <w:rFonts w:ascii="Arial" w:hAnsi="Arial"/>
+                <w:b w:val="0"/>
+                <w:color w:val="222436"/>
+                <w:sz w:val="16"/>
+              </w:rPr>
+              <w:t xml:space="preserve">, </w:t>
+            </w:r>
+            <w:r>
+              <w:rPr>
+                <w:rFonts w:ascii="Courier New" w:hAnsi="Courier New"/>
+                <w:b w:val="0"/>
+                <w:color w:val="222436"/>
+                <w:sz w:val="16"/>
+              </w:rPr>
+              <w:t>reports</w:t>
+            </w:r>
+            <w:r>
+              <w:rPr>
+                <w:rFonts w:ascii="Arial" w:hAnsi="Arial"/>
+                <w:b w:val="0"/>
+                <w:color w:val="222436"/>
+                <w:sz w:val="16"/>
+              </w:rPr>
+              <w:t xml:space="preserve">, </w:t>
+            </w:r>
+            <w:r>
+              <w:rPr>
+                <w:rFonts w:ascii="Courier New" w:hAnsi="Courier New"/>
+                <w:b w:val="0"/>
+                <w:color w:val="222436"/>
+                <w:sz w:val="16"/>
+              </w:rPr>
+              <w:t>schema_migrations</w:t>
+            </w:r>
+          </w:p>
+        </w:tc>
+        <w:tc>
+          <w:tcPr>
+            <w:tcW w:type="dxa" w:w="6123"/>
+            <w:shd w:val="clear" w:color="auto" w:fill="EFF1F9"/>
+          </w:tcPr>
+          <w:p>
+            <w:pPr>
+              <w:keepNext w:val="0"/>
+              <w:spacing w:after="80" w:before="80" w:line="252" w:lineRule="auto"/>
+            </w:pPr>
+            <w:r>
+              <w:rPr>
+                <w:rFonts w:ascii="Arial" w:hAnsi="Arial"/>
+                <w:b w:val="0"/>
+                <w:color w:val="222436"/>
+                <w:sz w:val="16"/>
+              </w:rPr>
+              <w:t>Ограничение частоты действий, жалобы, версия схемы</w:t>
+            </w:r>
+          </w:p>
+        </w:tc>
+      </w:tr>
+    </w:tbl>
+    <w:p>
+      <w:pPr>
+        <w:spacing w:after="20"/>
+      </w:pPr>
     </w:p>
     <w:p>
       <w:pPr>
@@ -8880,7 +10593,7 @@
           <w:rFonts w:ascii="Courier New" w:hAnsi="Courier New"/>
           <w:b w:val="0"/>
           <w:color w:val="222436"/>
-          <w:sz w:val="16"/>
+          <w:sz w:val="17"/>
         </w:rPr>
         <w:t>require_verified_skills</w:t>
       </w:r>
@@ -8927,7 +10640,7 @@
       <w:pPr>
         <w:keepLines/>
         <w:spacing w:before="140" w:after="180" w:line="252" w:lineRule="auto"/>
-        <w:shd w:fill="EFF1F9"/>
+        <w:shd w:val="clear" w:color="auto" w:fill="EFF1F9"/>
       </w:pPr>
       <w:r>
         <w:rPr>
@@ -9026,7 +10739,7 @@
         <w:tc>
           <w:tcPr>
             <w:tcW w:type="dxa" w:w="3175"/>
-            <w:shd w:fill="402FFF"/>
+            <w:shd w:val="clear" w:color="auto" w:fill="402FFF"/>
           </w:tcPr>
           <w:p>
             <w:pPr>
@@ -9047,7 +10760,7 @@
         <w:tc>
           <w:tcPr>
             <w:tcW w:type="dxa" w:w="3231"/>
-            <w:shd w:fill="402FFF"/>
+            <w:shd w:val="clear" w:color="auto" w:fill="402FFF"/>
           </w:tcPr>
           <w:p>
             <w:pPr>
@@ -9068,7 +10781,7 @@
         <w:tc>
           <w:tcPr>
             <w:tcW w:type="dxa" w:w="3231"/>
-            <w:shd w:fill="402FFF"/>
+            <w:shd w:val="clear" w:color="auto" w:fill="402FFF"/>
           </w:tcPr>
           <w:p>
             <w:pPr>
@@ -9159,7 +10872,7 @@
         <w:tc>
           <w:tcPr>
             <w:tcW w:type="dxa" w:w="3175"/>
-            <w:shd w:fill="EFF1F9"/>
+            <w:shd w:val="clear" w:color="auto" w:fill="EFF1F9"/>
           </w:tcPr>
           <w:p>
             <w:pPr>
@@ -9180,7 +10893,7 @@
         <w:tc>
           <w:tcPr>
             <w:tcW w:type="dxa" w:w="3231"/>
-            <w:shd w:fill="EFF1F9"/>
+            <w:shd w:val="clear" w:color="auto" w:fill="EFF1F9"/>
           </w:tcPr>
           <w:p>
             <w:pPr>
@@ -9201,7 +10914,7 @@
         <w:tc>
           <w:tcPr>
             <w:tcW w:type="dxa" w:w="3231"/>
-            <w:shd w:fill="EFF1F9"/>
+            <w:shd w:val="clear" w:color="auto" w:fill="EFF1F9"/>
           </w:tcPr>
           <w:p>
             <w:pPr>
@@ -9292,7 +11005,7 @@
         <w:tc>
           <w:tcPr>
             <w:tcW w:type="dxa" w:w="3175"/>
-            <w:shd w:fill="EFF1F9"/>
+            <w:shd w:val="clear" w:color="auto" w:fill="EFF1F9"/>
           </w:tcPr>
           <w:p>
             <w:pPr>
@@ -9313,7 +11026,7 @@
         <w:tc>
           <w:tcPr>
             <w:tcW w:type="dxa" w:w="3231"/>
-            <w:shd w:fill="EFF1F9"/>
+            <w:shd w:val="clear" w:color="auto" w:fill="EFF1F9"/>
           </w:tcPr>
           <w:p>
             <w:pPr>
@@ -9334,7 +11047,7 @@
         <w:tc>
           <w:tcPr>
             <w:tcW w:type="dxa" w:w="3231"/>
-            <w:shd w:fill="EFF1F9"/>
+            <w:shd w:val="clear" w:color="auto" w:fill="EFF1F9"/>
           </w:tcPr>
           <w:p>
             <w:pPr>
@@ -9425,7 +11138,7 @@
         <w:tc>
           <w:tcPr>
             <w:tcW w:type="dxa" w:w="3175"/>
-            <w:shd w:fill="EFF1F9"/>
+            <w:shd w:val="clear" w:color="auto" w:fill="EFF1F9"/>
           </w:tcPr>
           <w:p>
             <w:pPr>
@@ -9439,14 +11152,14 @@
                 <w:color w:val="222436"/>
                 <w:sz w:val="16"/>
               </w:rPr>
-              <w:t>PDF ≤5 MiB /30 страниц, отдельный interpreter</w:t>
+              <w:t>PDF ≤ 5 MiB / 30 страниц, отдельный interpreter</w:t>
             </w:r>
           </w:p>
         </w:tc>
         <w:tc>
           <w:tcPr>
             <w:tcW w:type="dxa" w:w="3231"/>
-            <w:shd w:fill="EFF1F9"/>
+            <w:shd w:val="clear" w:color="auto" w:fill="EFF1F9"/>
           </w:tcPr>
           <w:p>
             <w:pPr>
@@ -9467,7 +11180,7 @@
         <w:tc>
           <w:tcPr>
             <w:tcW w:type="dxa" w:w="3231"/>
-            <w:shd w:fill="EFF1F9"/>
+            <w:shd w:val="clear" w:color="auto" w:fill="EFF1F9"/>
           </w:tcPr>
           <w:p>
             <w:pPr>
@@ -9565,7 +11278,204 @@
           <w:color w:val="222436"/>
           <w:sz w:val="20"/>
         </w:rPr>
-        <w:t>MAX – единственный активный мессенджер. Поддержка внешней ATS и юридическая верификация компаний описаны как концепции дальнейшего развития, а не действующие внешние проверки. Полная сертификация безопасности, независимая WCAG-аудитория и психометрическая калибровка в этом MVP не заявляются.</w:t>
+        <w:t>MAX – единственный активный мессенджер. Поддержка внешней ATS и юридическая верификация компаний описаны как концепции дальнейшего развития (раздел 14), а не действующие внешние проверки. Полная сертификация безопасности, независимая WCAG-аудитория и психометрическая калибровка в этом MVP не заявляются.</w:t>
+      </w:r>
+    </w:p>
+    <w:p>
+      <w:pPr>
+        <w:pStyle w:val="Heading2"/>
+      </w:pPr>
+      <w:r>
+        <w:rPr>
+          <w:rFonts w:ascii="Arial" w:hAnsi="Arial"/>
+          <w:b/>
+          <w:color w:val="402FFF"/>
+          <w:sz w:val="26"/>
+        </w:rPr>
+        <w:t>Персональные данные и 152-ФЗ</w:t>
+      </w:r>
+    </w:p>
+    <w:p>
+      <w:r>
+        <w:rPr>
+          <w:rFonts w:ascii="Arial" w:hAnsi="Arial"/>
+          <w:b w:val="0"/>
+          <w:color w:val="222436"/>
+          <w:sz w:val="20"/>
+        </w:rPr>
+        <w:t xml:space="preserve">Сервис обрабатывает персональные данные кандидатов и представителей работодателей. Регистрация и сохранение профиля требуют согласия версии </w:t>
+      </w:r>
+      <w:r>
+        <w:rPr>
+          <w:rFonts w:ascii="Arial" w:hAnsi="Arial"/>
+          <w:b/>
+          <w:color w:val="222436"/>
+          <w:sz w:val="20"/>
+        </w:rPr>
+        <w:t>2026-10-06</w:t>
+      </w:r>
+      <w:r>
+        <w:rPr>
+          <w:rFonts w:ascii="Arial" w:hAnsi="Arial"/>
+          <w:b w:val="0"/>
+          <w:color w:val="222436"/>
+          <w:sz w:val="20"/>
+        </w:rPr>
+        <w:t xml:space="preserve"> (</w:t>
+      </w:r>
+      <w:r>
+        <w:rPr>
+          <w:rFonts w:ascii="Courier New" w:hAnsi="Courier New"/>
+          <w:b w:val="0"/>
+          <w:color w:val="222436"/>
+          <w:sz w:val="17"/>
+        </w:rPr>
+        <w:t>consent_version</w:t>
+      </w:r>
+      <w:r>
+        <w:rPr>
+          <w:rFonts w:ascii="Arial" w:hAnsi="Arial"/>
+          <w:b w:val="0"/>
+          <w:color w:val="222436"/>
+          <w:sz w:val="20"/>
+        </w:rPr>
+        <w:t xml:space="preserve"> сохраняется в учетной записи); оператор, контакт для обращений и правила обработки показаны на странице </w:t>
+      </w:r>
+      <w:hyperlink r:id="rId16">
+        <w:r>
+          <w:rPr>
+            <w:rFonts w:ascii="Arial" w:hAnsi="Arial" w:cs="Arial"/>
+            <w:color w:val="402FFF"/>
+            <w:u w:val="single"/>
+          </w:rPr>
+          <w:t xml:space="preserve">«Обработка данных»</w:t>
+        </w:r>
+      </w:hyperlink>
+      <w:r>
+        <w:rPr>
+          <w:rFonts w:ascii="Arial" w:hAnsi="Arial"/>
+          <w:b w:val="0"/>
+          <w:color w:val="222436"/>
+          <w:sz w:val="20"/>
+        </w:rPr>
+        <w:t>. Меры, реализованные в коде:</w:t>
+      </w:r>
+    </w:p>
+    <w:p>
+      <w:pPr>
+        <w:pStyle w:val="ListBullet"/>
+      </w:pPr>
+      <w:r>
+        <w:rPr>
+          <w:rFonts w:ascii="Arial" w:hAnsi="Arial"/>
+          <w:b w:val="0"/>
+          <w:color w:val="222436"/>
+          <w:sz w:val="20"/>
+        </w:rPr>
+        <w:t>Пароль хранится только как scrypt-хэш с солью (N=16384, r=8, p=1); cookie сессии, одноразовые ссылки и ключи лимитов хранятся как SHA-256-хэши. Cookie – HttpOnly, в production – Secure; изменяющие запросы требуют CSRF-токен и разрешенный Origin.</w:t>
+      </w:r>
+    </w:p>
+    <w:p>
+      <w:pPr>
+        <w:pStyle w:val="ListBullet"/>
+      </w:pPr>
+      <w:r>
+        <w:rPr>
+          <w:rFonts w:ascii="Arial" w:hAnsi="Arial"/>
+          <w:b w:val="0"/>
+          <w:color w:val="222436"/>
+          <w:sz w:val="20"/>
+        </w:rPr>
+        <w:t>Две роли – кандидат и работодатель; роль и владение объектом проверяются сервером (RBAC): чужая роль получает 403, чужой объект – 404.</w:t>
+      </w:r>
+    </w:p>
+    <w:p>
+      <w:pPr>
+        <w:pStyle w:val="ListBullet"/>
+      </w:pPr>
+      <w:r>
+        <w:rPr>
+          <w:rFonts w:ascii="Arial" w:hAnsi="Arial"/>
+          <w:b w:val="0"/>
+          <w:color w:val="222436"/>
+          <w:sz w:val="20"/>
+        </w:rPr>
+        <w:t>Контакты кандидата выдаются компании только через contact grant после принятого приглашения или отклика с согласием; отзыв закрывает новые JSON/PDF. Видимость профиля в банке включает и выключает сам кандидат.</w:t>
+      </w:r>
+    </w:p>
+    <w:p>
+      <w:pPr>
+        <w:pStyle w:val="ListBullet"/>
+      </w:pPr>
+      <w:r>
+        <w:rPr>
+          <w:rFonts w:ascii="Arial" w:hAnsi="Arial"/>
+          <w:b w:val="0"/>
+          <w:color w:val="222436"/>
+          <w:sz w:val="20"/>
+        </w:rPr>
+        <w:t xml:space="preserve">При </w:t>
+      </w:r>
+      <w:r>
+        <w:rPr>
+          <w:rFonts w:ascii="Courier New" w:hAnsi="Courier New"/>
+          <w:b w:val="0"/>
+          <w:color w:val="222436"/>
+          <w:sz w:val="17"/>
+        </w:rPr>
+        <w:t>LLM_PERSONAL_DATA_ALLOWED=false</w:t>
+      </w:r>
+      <w:r>
+        <w:rPr>
+          <w:rFonts w:ascii="Arial" w:hAnsi="Arial"/>
+          <w:b w:val="0"/>
+          <w:color w:val="222436"/>
+          <w:sz w:val="20"/>
+        </w:rPr>
+        <w:t xml:space="preserve"> резюме, контакты и ответы теста модели не передаются; Qwen работает локально в Ollama в приватной сети, без публичного порта.</w:t>
+      </w:r>
+    </w:p>
+    <w:p>
+      <w:pPr>
+        <w:pStyle w:val="ListBullet"/>
+      </w:pPr>
+      <w:r>
+        <w:rPr>
+          <w:rFonts w:ascii="Arial" w:hAnsi="Arial"/>
+          <w:b w:val="0"/>
+          <w:color w:val="222436"/>
+          <w:sz w:val="20"/>
+        </w:rPr>
+        <w:t xml:space="preserve">Данные хранятся в PostgreSQL собственного Compose-проекта на российском сервере; копии БД, </w:t>
+      </w:r>
+      <w:r>
+        <w:rPr>
+          <w:rFonts w:ascii="Courier New" w:hAnsi="Courier New"/>
+          <w:b w:val="0"/>
+          <w:color w:val="222436"/>
+          <w:sz w:val="17"/>
+        </w:rPr>
+        <w:t>.env</w:t>
+      </w:r>
+      <w:r>
+        <w:rPr>
+          <w:rFonts w:ascii="Arial" w:hAnsi="Arial"/>
+          <w:b w:val="0"/>
+          <w:color w:val="222436"/>
+          <w:sz w:val="20"/>
+        </w:rPr>
+        <w:t xml:space="preserve"> и ключи в комплект не входят.</w:t>
+      </w:r>
+    </w:p>
+    <w:p>
+      <w:r>
+        <w:rPr>
+          <w:rFonts w:ascii="Arial" w:hAnsi="Arial"/>
+          <w:b w:val="0"/>
+          <w:color w:val="222436"/>
+          <w:sz w:val="20"/>
+        </w:rPr>
+        <w:t>Внешняя юридическая экспертиза соответствия 152-ФЗ и сертификация безопасности не проводились.</w:t>
       </w:r>
     </w:p>
     <w:p>
@@ -9593,7 +11503,7 @@
           <w:color w:val="402FFF"/>
           <w:sz w:val="26"/>
         </w:rPr>
-        <w:t>Локальный изолированный запуск</w:t>
+        <w:t>Версии компонентов</w:t>
       </w:r>
     </w:p>
     <w:p>
@@ -9604,6 +11514,1283 @@
           <w:color w:val="222436"/>
           <w:sz w:val="20"/>
         </w:rPr>
+        <w:t xml:space="preserve">Версии взяты из </w:t>
+      </w:r>
+      <w:r>
+        <w:rPr>
+          <w:rFonts w:ascii="Courier New" w:hAnsi="Courier New"/>
+          <w:b w:val="0"/>
+          <w:color w:val="222436"/>
+          <w:sz w:val="17"/>
+        </w:rPr>
+        <w:t>config/base-images.json</w:t>
+      </w:r>
+      <w:r>
+        <w:rPr>
+          <w:rFonts w:ascii="Arial" w:hAnsi="Arial"/>
+          <w:b w:val="0"/>
+          <w:color w:val="222436"/>
+          <w:sz w:val="20"/>
+        </w:rPr>
+        <w:t xml:space="preserve">, </w:t>
+      </w:r>
+      <w:r>
+        <w:rPr>
+          <w:rFonts w:ascii="Courier New" w:hAnsi="Courier New"/>
+          <w:b w:val="0"/>
+          <w:color w:val="222436"/>
+          <w:sz w:val="17"/>
+        </w:rPr>
+        <w:t>backend/requirements.lock</w:t>
+      </w:r>
+      <w:r>
+        <w:rPr>
+          <w:rFonts w:ascii="Arial" w:hAnsi="Arial"/>
+          <w:b w:val="0"/>
+          <w:color w:val="222436"/>
+          <w:sz w:val="20"/>
+        </w:rPr>
+        <w:t xml:space="preserve">, </w:t>
+      </w:r>
+      <w:r>
+        <w:rPr>
+          <w:rFonts w:ascii="Courier New" w:hAnsi="Courier New"/>
+          <w:b w:val="0"/>
+          <w:color w:val="222436"/>
+          <w:sz w:val="17"/>
+        </w:rPr>
+        <w:t>frontend/package-lock.json</w:t>
+      </w:r>
+      <w:r>
+        <w:rPr>
+          <w:rFonts w:ascii="Arial" w:hAnsi="Arial"/>
+          <w:b w:val="0"/>
+          <w:color w:val="222436"/>
+          <w:sz w:val="20"/>
+        </w:rPr>
+        <w:t xml:space="preserve"> и </w:t>
+      </w:r>
+      <w:r>
+        <w:rPr>
+          <w:rFonts w:ascii="Courier New" w:hAnsi="Courier New"/>
+          <w:b w:val="0"/>
+          <w:color w:val="222436"/>
+          <w:sz w:val="17"/>
+        </w:rPr>
+        <w:t>config/compose.local-llm.yaml</w:t>
+      </w:r>
+      <w:r>
+        <w:rPr>
+          <w:rFonts w:ascii="Arial" w:hAnsi="Arial"/>
+          <w:b w:val="0"/>
+          <w:color w:val="222436"/>
+          <w:sz w:val="20"/>
+        </w:rPr>
+        <w:t xml:space="preserve"> копии исходников.</w:t>
+      </w:r>
+    </w:p>
+    <w:tbl>
+      <w:tblPr>
+        <w:tblStyle w:val="TableGrid"/>
+        <w:tblW w:type="auto" w:w="0"/>
+        <w:tblLayout w:type="fixed"/>
+        <w:tblLook w:firstColumn="1" w:firstRow="1" w:lastColumn="0" w:lastRow="0" w:noHBand="0" w:noVBand="1" w:val="04A0"/>
+      </w:tblPr>
+      <w:tblGrid>
+        <w:gridCol w:w="2835"/>
+        <w:gridCol w:w="3515"/>
+        <w:gridCol w:w="3288"/>
+      </w:tblGrid>
+      <w:tr>
+        <w:trPr>
+          <w:cantSplit/>
+          <w:tblHeader w:val="true"/>
+        </w:trPr>
+        <w:tc>
+          <w:tcPr>
+            <w:tcW w:type="dxa" w:w="2835"/>
+            <w:shd w:val="clear" w:color="auto" w:fill="402FFF"/>
+          </w:tcPr>
+          <w:p>
+            <w:pPr>
+              <w:keepNext w:val="0"/>
+              <w:spacing w:after="80" w:before="80" w:line="252" w:lineRule="auto"/>
+            </w:pPr>
+            <w:r>
+              <w:rPr>
+                <w:rFonts w:ascii="Arial" w:hAnsi="Arial"/>
+                <w:b/>
+                <w:color w:val="FFFFFF"/>
+                <w:sz w:val="17"/>
+              </w:rPr>
+              <w:t>Компонент</w:t>
+            </w:r>
+          </w:p>
+        </w:tc>
+        <w:tc>
+          <w:tcPr>
+            <w:tcW w:type="dxa" w:w="3515"/>
+            <w:shd w:val="clear" w:color="auto" w:fill="402FFF"/>
+          </w:tcPr>
+          <w:p>
+            <w:pPr>
+              <w:keepNext w:val="0"/>
+              <w:spacing w:after="80" w:before="80" w:line="252" w:lineRule="auto"/>
+            </w:pPr>
+            <w:r>
+              <w:rPr>
+                <w:rFonts w:ascii="Arial" w:hAnsi="Arial"/>
+                <w:b/>
+                <w:color w:val="FFFFFF"/>
+                <w:sz w:val="17"/>
+              </w:rPr>
+              <w:t>Версия</w:t>
+            </w:r>
+          </w:p>
+        </w:tc>
+        <w:tc>
+          <w:tcPr>
+            <w:tcW w:type="dxa" w:w="3288"/>
+            <w:shd w:val="clear" w:color="auto" w:fill="402FFF"/>
+          </w:tcPr>
+          <w:p>
+            <w:pPr>
+              <w:keepNext w:val="0"/>
+              <w:spacing w:after="80" w:before="80" w:line="252" w:lineRule="auto"/>
+            </w:pPr>
+            <w:r>
+              <w:rPr>
+                <w:rFonts w:ascii="Arial" w:hAnsi="Arial"/>
+                <w:b/>
+                <w:color w:val="FFFFFF"/>
+                <w:sz w:val="17"/>
+              </w:rPr>
+              <w:t>Источник</w:t>
+            </w:r>
+          </w:p>
+        </w:tc>
+      </w:tr>
+      <w:tr>
+        <w:trPr>
+          <w:cantSplit/>
+        </w:trPr>
+        <w:tc>
+          <w:tcPr>
+            <w:tcW w:type="dxa" w:w="2835"/>
+          </w:tcPr>
+          <w:p>
+            <w:pPr>
+              <w:keepNext w:val="0"/>
+              <w:spacing w:after="80" w:before="80" w:line="252" w:lineRule="auto"/>
+            </w:pPr>
+            <w:r>
+              <w:rPr>
+                <w:rFonts w:ascii="Arial" w:hAnsi="Arial"/>
+                <w:b w:val="0"/>
+                <w:color w:val="222436"/>
+                <w:sz w:val="16"/>
+              </w:rPr>
+              <w:t>Python (API, worker)</w:t>
+            </w:r>
+          </w:p>
+        </w:tc>
+        <w:tc>
+          <w:tcPr>
+            <w:tcW w:type="dxa" w:w="3515"/>
+          </w:tcPr>
+          <w:p>
+            <w:pPr>
+              <w:keepNext w:val="0"/>
+              <w:spacing w:after="80" w:before="80" w:line="252" w:lineRule="auto"/>
+            </w:pPr>
+            <w:r>
+              <w:rPr>
+                <w:rFonts w:ascii="Courier New" w:hAnsi="Courier New"/>
+                <w:b w:val="0"/>
+                <w:color w:val="222436"/>
+                <w:sz w:val="16"/>
+              </w:rPr>
+              <w:t>3.12-slim-bookworm</w:t>
+            </w:r>
+            <w:r>
+              <w:rPr>
+                <w:rFonts w:ascii="Arial" w:hAnsi="Arial"/>
+                <w:b w:val="0"/>
+                <w:color w:val="222436"/>
+                <w:sz w:val="16"/>
+              </w:rPr>
+              <w:t xml:space="preserve">, digest </w:t>
+            </w:r>
+            <w:r>
+              <w:rPr>
+                <w:rFonts w:ascii="Courier New" w:hAnsi="Courier New"/>
+                <w:b w:val="0"/>
+                <w:color w:val="222436"/>
+                <w:sz w:val="16"/>
+              </w:rPr>
+              <w:t>sha256:7753c333…</w:t>
+            </w:r>
+          </w:p>
+        </w:tc>
+        <w:tc>
+          <w:tcPr>
+            <w:tcW w:type="dxa" w:w="3288"/>
+          </w:tcPr>
+          <w:p>
+            <w:pPr>
+              <w:keepNext w:val="0"/>
+              <w:spacing w:after="80" w:before="80" w:line="252" w:lineRule="auto"/>
+            </w:pPr>
+            <w:r>
+              <w:rPr>
+                <w:rFonts w:ascii="Courier New" w:hAnsi="Courier New"/>
+                <w:b w:val="0"/>
+                <w:color w:val="222436"/>
+                <w:sz w:val="16"/>
+              </w:rPr>
+              <w:t>config/base-images.json</w:t>
+            </w:r>
+          </w:p>
+        </w:tc>
+      </w:tr>
+      <w:tr>
+        <w:trPr>
+          <w:cantSplit/>
+        </w:trPr>
+        <w:tc>
+          <w:tcPr>
+            <w:tcW w:type="dxa" w:w="2835"/>
+            <w:shd w:val="clear" w:color="auto" w:fill="EFF1F9"/>
+          </w:tcPr>
+          <w:p>
+            <w:pPr>
+              <w:keepNext w:val="0"/>
+              <w:spacing w:after="80" w:before="80" w:line="252" w:lineRule="auto"/>
+            </w:pPr>
+            <w:r>
+              <w:rPr>
+                <w:rFonts w:ascii="Arial" w:hAnsi="Arial"/>
+                <w:b w:val="0"/>
+                <w:color w:val="222436"/>
+                <w:sz w:val="16"/>
+              </w:rPr>
+              <w:t>Node.js (сборка frontend)</w:t>
+            </w:r>
+          </w:p>
+        </w:tc>
+        <w:tc>
+          <w:tcPr>
+            <w:tcW w:type="dxa" w:w="3515"/>
+            <w:shd w:val="clear" w:color="auto" w:fill="EFF1F9"/>
+          </w:tcPr>
+          <w:p>
+            <w:pPr>
+              <w:keepNext w:val="0"/>
+              <w:spacing w:after="80" w:before="80" w:line="252" w:lineRule="auto"/>
+            </w:pPr>
+            <w:r>
+              <w:rPr>
+                <w:rFonts w:ascii="Courier New" w:hAnsi="Courier New"/>
+                <w:b w:val="0"/>
+                <w:color w:val="222436"/>
+                <w:sz w:val="16"/>
+              </w:rPr>
+              <w:t>22-alpine</w:t>
+            </w:r>
+            <w:r>
+              <w:rPr>
+                <w:rFonts w:ascii="Arial" w:hAnsi="Arial"/>
+                <w:b w:val="0"/>
+                <w:color w:val="222436"/>
+                <w:sz w:val="16"/>
+              </w:rPr>
+              <w:t xml:space="preserve">, digest </w:t>
+            </w:r>
+            <w:r>
+              <w:rPr>
+                <w:rFonts w:ascii="Courier New" w:hAnsi="Courier New"/>
+                <w:b w:val="0"/>
+                <w:color w:val="222436"/>
+                <w:sz w:val="16"/>
+              </w:rPr>
+              <w:t>sha256:0a7108bf…</w:t>
+            </w:r>
+          </w:p>
+        </w:tc>
+        <w:tc>
+          <w:tcPr>
+            <w:tcW w:type="dxa" w:w="3288"/>
+            <w:shd w:val="clear" w:color="auto" w:fill="EFF1F9"/>
+          </w:tcPr>
+          <w:p>
+            <w:pPr>
+              <w:keepNext w:val="0"/>
+              <w:spacing w:after="80" w:before="80" w:line="252" w:lineRule="auto"/>
+            </w:pPr>
+            <w:r>
+              <w:rPr>
+                <w:rFonts w:ascii="Courier New" w:hAnsi="Courier New"/>
+                <w:b w:val="0"/>
+                <w:color w:val="222436"/>
+                <w:sz w:val="16"/>
+              </w:rPr>
+              <w:t>config/base-images.json</w:t>
+            </w:r>
+          </w:p>
+        </w:tc>
+      </w:tr>
+      <w:tr>
+        <w:trPr>
+          <w:cantSplit/>
+        </w:trPr>
+        <w:tc>
+          <w:tcPr>
+            <w:tcW w:type="dxa" w:w="2835"/>
+          </w:tcPr>
+          <w:p>
+            <w:pPr>
+              <w:keepNext w:val="0"/>
+              <w:spacing w:after="80" w:before="80" w:line="252" w:lineRule="auto"/>
+            </w:pPr>
+            <w:r>
+              <w:rPr>
+                <w:rFonts w:ascii="Arial" w:hAnsi="Arial"/>
+                <w:b w:val="0"/>
+                <w:color w:val="222436"/>
+                <w:sz w:val="16"/>
+              </w:rPr>
+              <w:t>Nginx (web)</w:t>
+            </w:r>
+          </w:p>
+        </w:tc>
+        <w:tc>
+          <w:tcPr>
+            <w:tcW w:type="dxa" w:w="3515"/>
+          </w:tcPr>
+          <w:p>
+            <w:pPr>
+              <w:keepNext w:val="0"/>
+              <w:spacing w:after="80" w:before="80" w:line="252" w:lineRule="auto"/>
+            </w:pPr>
+            <w:r>
+              <w:rPr>
+                <w:rFonts w:ascii="Courier New" w:hAnsi="Courier New"/>
+                <w:b w:val="0"/>
+                <w:color w:val="222436"/>
+                <w:sz w:val="16"/>
+              </w:rPr>
+              <w:t>alpine</w:t>
+            </w:r>
+            <w:r>
+              <w:rPr>
+                <w:rFonts w:ascii="Arial" w:hAnsi="Arial"/>
+                <w:b w:val="0"/>
+                <w:color w:val="222436"/>
+                <w:sz w:val="16"/>
+              </w:rPr>
+              <w:t xml:space="preserve">, digest </w:t>
+            </w:r>
+            <w:r>
+              <w:rPr>
+                <w:rFonts w:ascii="Courier New" w:hAnsi="Courier New"/>
+                <w:b w:val="0"/>
+                <w:color w:val="222436"/>
+                <w:sz w:val="16"/>
+              </w:rPr>
+              <w:t>sha256:df221db8…</w:t>
+            </w:r>
+          </w:p>
+        </w:tc>
+        <w:tc>
+          <w:tcPr>
+            <w:tcW w:type="dxa" w:w="3288"/>
+          </w:tcPr>
+          <w:p>
+            <w:pPr>
+              <w:keepNext w:val="0"/>
+              <w:spacing w:after="80" w:before="80" w:line="252" w:lineRule="auto"/>
+            </w:pPr>
+            <w:r>
+              <w:rPr>
+                <w:rFonts w:ascii="Courier New" w:hAnsi="Courier New"/>
+                <w:b w:val="0"/>
+                <w:color w:val="222436"/>
+                <w:sz w:val="16"/>
+              </w:rPr>
+              <w:t>config/base-images.json</w:t>
+            </w:r>
+          </w:p>
+        </w:tc>
+      </w:tr>
+      <w:tr>
+        <w:trPr>
+          <w:cantSplit/>
+        </w:trPr>
+        <w:tc>
+          <w:tcPr>
+            <w:tcW w:type="dxa" w:w="2835"/>
+            <w:shd w:val="clear" w:color="auto" w:fill="EFF1F9"/>
+          </w:tcPr>
+          <w:p>
+            <w:pPr>
+              <w:keepNext w:val="0"/>
+              <w:spacing w:after="80" w:before="80" w:line="252" w:lineRule="auto"/>
+            </w:pPr>
+            <w:r>
+              <w:rPr>
+                <w:rFonts w:ascii="Arial" w:hAnsi="Arial"/>
+                <w:b w:val="0"/>
+                <w:color w:val="222436"/>
+                <w:sz w:val="16"/>
+              </w:rPr>
+              <w:t>PostgreSQL</w:t>
+            </w:r>
+          </w:p>
+        </w:tc>
+        <w:tc>
+          <w:tcPr>
+            <w:tcW w:type="dxa" w:w="3515"/>
+            <w:shd w:val="clear" w:color="auto" w:fill="EFF1F9"/>
+          </w:tcPr>
+          <w:p>
+            <w:pPr>
+              <w:keepNext w:val="0"/>
+              <w:spacing w:after="80" w:before="80" w:line="252" w:lineRule="auto"/>
+            </w:pPr>
+            <w:r>
+              <w:rPr>
+                <w:rFonts w:ascii="Courier New" w:hAnsi="Courier New"/>
+                <w:b w:val="0"/>
+                <w:color w:val="222436"/>
+                <w:sz w:val="16"/>
+              </w:rPr>
+              <w:t>17-alpine</w:t>
+            </w:r>
+            <w:r>
+              <w:rPr>
+                <w:rFonts w:ascii="Arial" w:hAnsi="Arial"/>
+                <w:b w:val="0"/>
+                <w:color w:val="222436"/>
+                <w:sz w:val="16"/>
+              </w:rPr>
+              <w:t xml:space="preserve">, digest </w:t>
+            </w:r>
+            <w:r>
+              <w:rPr>
+                <w:rFonts w:ascii="Courier New" w:hAnsi="Courier New"/>
+                <w:b w:val="0"/>
+                <w:color w:val="222436"/>
+                <w:sz w:val="16"/>
+              </w:rPr>
+              <w:t>sha256:b0f9560a…</w:t>
+            </w:r>
+            <w:r>
+              <w:rPr>
+                <w:rFonts w:ascii="Arial" w:hAnsi="Arial"/>
+                <w:b w:val="0"/>
+                <w:color w:val="222436"/>
+                <w:sz w:val="16"/>
+              </w:rPr>
+              <w:t>; на сервере 17.11</w:t>
+            </w:r>
+          </w:p>
+        </w:tc>
+        <w:tc>
+          <w:tcPr>
+            <w:tcW w:type="dxa" w:w="3288"/>
+            <w:shd w:val="clear" w:color="auto" w:fill="EFF1F9"/>
+          </w:tcPr>
+          <w:p>
+            <w:pPr>
+              <w:keepNext w:val="0"/>
+              <w:spacing w:after="80" w:before="80" w:line="252" w:lineRule="auto"/>
+            </w:pPr>
+            <w:r>
+              <w:rPr>
+                <w:rFonts w:ascii="Courier New" w:hAnsi="Courier New"/>
+                <w:b w:val="0"/>
+                <w:color w:val="222436"/>
+                <w:sz w:val="16"/>
+              </w:rPr>
+              <w:t>config/base-images.json</w:t>
+            </w:r>
+            <w:r>
+              <w:rPr>
+                <w:rFonts w:ascii="Arial" w:hAnsi="Arial"/>
+                <w:b w:val="0"/>
+                <w:color w:val="222436"/>
+                <w:sz w:val="16"/>
+              </w:rPr>
+              <w:t xml:space="preserve">, </w:t>
+            </w:r>
+            <w:r>
+              <w:rPr>
+                <w:rFonts w:ascii="Courier New" w:hAnsi="Courier New"/>
+                <w:b w:val="0"/>
+                <w:color w:val="222436"/>
+                <w:sz w:val="16"/>
+              </w:rPr>
+              <w:t>evidence/postgres-and-restore-final.json</w:t>
+            </w:r>
+          </w:p>
+        </w:tc>
+      </w:tr>
+      <w:tr>
+        <w:trPr>
+          <w:cantSplit/>
+        </w:trPr>
+        <w:tc>
+          <w:tcPr>
+            <w:tcW w:type="dxa" w:w="2835"/>
+          </w:tcPr>
+          <w:p>
+            <w:pPr>
+              <w:keepNext w:val="0"/>
+              <w:spacing w:after="80" w:before="80" w:line="252" w:lineRule="auto"/>
+            </w:pPr>
+            <w:r>
+              <w:rPr>
+                <w:rFonts w:ascii="Arial" w:hAnsi="Arial"/>
+                <w:b w:val="0"/>
+                <w:color w:val="222436"/>
+                <w:sz w:val="16"/>
+              </w:rPr>
+              <w:t>Mailpit (только dev)</w:t>
+            </w:r>
+          </w:p>
+        </w:tc>
+        <w:tc>
+          <w:tcPr>
+            <w:tcW w:type="dxa" w:w="3515"/>
+          </w:tcPr>
+          <w:p>
+            <w:pPr>
+              <w:keepNext w:val="0"/>
+              <w:spacing w:after="80" w:before="80" w:line="252" w:lineRule="auto"/>
+            </w:pPr>
+            <w:r>
+              <w:rPr>
+                <w:rFonts w:ascii="Courier New" w:hAnsi="Courier New"/>
+                <w:b w:val="0"/>
+                <w:color w:val="222436"/>
+                <w:sz w:val="16"/>
+              </w:rPr>
+              <w:t>latest</w:t>
+            </w:r>
+            <w:r>
+              <w:rPr>
+                <w:rFonts w:ascii="Arial" w:hAnsi="Arial"/>
+                <w:b w:val="0"/>
+                <w:color w:val="222436"/>
+                <w:sz w:val="16"/>
+              </w:rPr>
+              <w:t xml:space="preserve">, digest </w:t>
+            </w:r>
+            <w:r>
+              <w:rPr>
+                <w:rFonts w:ascii="Courier New" w:hAnsi="Courier New"/>
+                <w:b w:val="0"/>
+                <w:color w:val="222436"/>
+                <w:sz w:val="16"/>
+              </w:rPr>
+              <w:t>sha256:b68349e3…</w:t>
+            </w:r>
+          </w:p>
+        </w:tc>
+        <w:tc>
+          <w:tcPr>
+            <w:tcW w:type="dxa" w:w="3288"/>
+          </w:tcPr>
+          <w:p>
+            <w:pPr>
+              <w:keepNext w:val="0"/>
+              <w:spacing w:after="80" w:before="80" w:line="252" w:lineRule="auto"/>
+            </w:pPr>
+            <w:r>
+              <w:rPr>
+                <w:rFonts w:ascii="Courier New" w:hAnsi="Courier New"/>
+                <w:b w:val="0"/>
+                <w:color w:val="222436"/>
+                <w:sz w:val="16"/>
+              </w:rPr>
+              <w:t>config/base-images.json</w:t>
+            </w:r>
+          </w:p>
+        </w:tc>
+      </w:tr>
+      <w:tr>
+        <w:trPr>
+          <w:cantSplit/>
+        </w:trPr>
+        <w:tc>
+          <w:tcPr>
+            <w:tcW w:type="dxa" w:w="2835"/>
+            <w:shd w:val="clear" w:color="auto" w:fill="EFF1F9"/>
+          </w:tcPr>
+          <w:p>
+            <w:pPr>
+              <w:keepNext w:val="0"/>
+              <w:spacing w:after="80" w:before="80" w:line="252" w:lineRule="auto"/>
+            </w:pPr>
+            <w:r>
+              <w:rPr>
+                <w:rFonts w:ascii="Arial" w:hAnsi="Arial"/>
+                <w:b w:val="0"/>
+                <w:color w:val="222436"/>
+                <w:sz w:val="16"/>
+              </w:rPr>
+              <w:t>FastAPI / Starlette / Uvicorn</w:t>
+            </w:r>
+          </w:p>
+        </w:tc>
+        <w:tc>
+          <w:tcPr>
+            <w:tcW w:type="dxa" w:w="3515"/>
+            <w:shd w:val="clear" w:color="auto" w:fill="EFF1F9"/>
+          </w:tcPr>
+          <w:p>
+            <w:pPr>
+              <w:keepNext w:val="0"/>
+              <w:spacing w:after="80" w:before="80" w:line="252" w:lineRule="auto"/>
+            </w:pPr>
+            <w:r>
+              <w:rPr>
+                <w:rFonts w:ascii="Arial" w:hAnsi="Arial"/>
+                <w:b w:val="0"/>
+                <w:color w:val="222436"/>
+                <w:sz w:val="16"/>
+              </w:rPr>
+              <w:t>0.142.2 / 1.7.0 / 0.54.0</w:t>
+            </w:r>
+          </w:p>
+        </w:tc>
+        <w:tc>
+          <w:tcPr>
+            <w:tcW w:type="dxa" w:w="3288"/>
+            <w:shd w:val="clear" w:color="auto" w:fill="EFF1F9"/>
+          </w:tcPr>
+          <w:p>
+            <w:pPr>
+              <w:keepNext w:val="0"/>
+              <w:spacing w:after="80" w:before="80" w:line="252" w:lineRule="auto"/>
+            </w:pPr>
+            <w:r>
+              <w:rPr>
+                <w:rFonts w:ascii="Courier New" w:hAnsi="Courier New"/>
+                <w:b w:val="0"/>
+                <w:color w:val="222436"/>
+                <w:sz w:val="16"/>
+              </w:rPr>
+              <w:t>backend/requirements.lock</w:t>
+            </w:r>
+          </w:p>
+        </w:tc>
+      </w:tr>
+      <w:tr>
+        <w:trPr>
+          <w:cantSplit/>
+        </w:trPr>
+        <w:tc>
+          <w:tcPr>
+            <w:tcW w:type="dxa" w:w="2835"/>
+          </w:tcPr>
+          <w:p>
+            <w:pPr>
+              <w:keepNext w:val="0"/>
+              <w:spacing w:after="80" w:before="80" w:line="252" w:lineRule="auto"/>
+            </w:pPr>
+            <w:r>
+              <w:rPr>
+                <w:rFonts w:ascii="Arial" w:hAnsi="Arial"/>
+                <w:b w:val="0"/>
+                <w:color w:val="222436"/>
+                <w:sz w:val="16"/>
+              </w:rPr>
+              <w:t>Pydantic / pydantic-settings</w:t>
+            </w:r>
+          </w:p>
+        </w:tc>
+        <w:tc>
+          <w:tcPr>
+            <w:tcW w:type="dxa" w:w="3515"/>
+          </w:tcPr>
+          <w:p>
+            <w:pPr>
+              <w:keepNext w:val="0"/>
+              <w:spacing w:after="80" w:before="80" w:line="252" w:lineRule="auto"/>
+            </w:pPr>
+            <w:r>
+              <w:rPr>
+                <w:rFonts w:ascii="Arial" w:hAnsi="Arial"/>
+                <w:b w:val="0"/>
+                <w:color w:val="222436"/>
+                <w:sz w:val="16"/>
+              </w:rPr>
+              <w:t>2.13.5 / 2.15.0</w:t>
+            </w:r>
+          </w:p>
+        </w:tc>
+        <w:tc>
+          <w:tcPr>
+            <w:tcW w:type="dxa" w:w="3288"/>
+          </w:tcPr>
+          <w:p>
+            <w:pPr>
+              <w:keepNext w:val="0"/>
+              <w:spacing w:after="80" w:before="80" w:line="252" w:lineRule="auto"/>
+            </w:pPr>
+            <w:r>
+              <w:rPr>
+                <w:rFonts w:ascii="Courier New" w:hAnsi="Courier New"/>
+                <w:b w:val="0"/>
+                <w:color w:val="222436"/>
+                <w:sz w:val="16"/>
+              </w:rPr>
+              <w:t>backend/requirements.lock</w:t>
+            </w:r>
+          </w:p>
+        </w:tc>
+      </w:tr>
+      <w:tr>
+        <w:trPr>
+          <w:cantSplit/>
+        </w:trPr>
+        <w:tc>
+          <w:tcPr>
+            <w:tcW w:type="dxa" w:w="2835"/>
+            <w:shd w:val="clear" w:color="auto" w:fill="EFF1F9"/>
+          </w:tcPr>
+          <w:p>
+            <w:pPr>
+              <w:keepNext w:val="0"/>
+              <w:spacing w:after="80" w:before="80" w:line="252" w:lineRule="auto"/>
+            </w:pPr>
+            <w:r>
+              <w:rPr>
+                <w:rFonts w:ascii="Arial" w:hAnsi="Arial"/>
+                <w:b w:val="0"/>
+                <w:color w:val="222436"/>
+                <w:sz w:val="16"/>
+              </w:rPr>
+              <w:t>SQLAlchemy / psycopg (binary)</w:t>
+            </w:r>
+          </w:p>
+        </w:tc>
+        <w:tc>
+          <w:tcPr>
+            <w:tcW w:type="dxa" w:w="3515"/>
+            <w:shd w:val="clear" w:color="auto" w:fill="EFF1F9"/>
+          </w:tcPr>
+          <w:p>
+            <w:pPr>
+              <w:keepNext w:val="0"/>
+              <w:spacing w:after="80" w:before="80" w:line="252" w:lineRule="auto"/>
+            </w:pPr>
+            <w:r>
+              <w:rPr>
+                <w:rFonts w:ascii="Arial" w:hAnsi="Arial"/>
+                <w:b w:val="0"/>
+                <w:color w:val="222436"/>
+                <w:sz w:val="16"/>
+              </w:rPr>
+              <w:t>2.1.3 / 3.3.6</w:t>
+            </w:r>
+          </w:p>
+        </w:tc>
+        <w:tc>
+          <w:tcPr>
+            <w:tcW w:type="dxa" w:w="3288"/>
+            <w:shd w:val="clear" w:color="auto" w:fill="EFF1F9"/>
+          </w:tcPr>
+          <w:p>
+            <w:pPr>
+              <w:keepNext w:val="0"/>
+              <w:spacing w:after="80" w:before="80" w:line="252" w:lineRule="auto"/>
+            </w:pPr>
+            <w:r>
+              <w:rPr>
+                <w:rFonts w:ascii="Courier New" w:hAnsi="Courier New"/>
+                <w:b w:val="0"/>
+                <w:color w:val="222436"/>
+                <w:sz w:val="16"/>
+              </w:rPr>
+              <w:t>backend/requirements.lock</w:t>
+            </w:r>
+          </w:p>
+        </w:tc>
+      </w:tr>
+      <w:tr>
+        <w:trPr>
+          <w:cantSplit/>
+        </w:trPr>
+        <w:tc>
+          <w:tcPr>
+            <w:tcW w:type="dxa" w:w="2835"/>
+          </w:tcPr>
+          <w:p>
+            <w:pPr>
+              <w:keepNext w:val="0"/>
+              <w:spacing w:after="80" w:before="80" w:line="252" w:lineRule="auto"/>
+            </w:pPr>
+            <w:r>
+              <w:rPr>
+                <w:rFonts w:ascii="Arial" w:hAnsi="Arial"/>
+                <w:b w:val="0"/>
+                <w:color w:val="222436"/>
+                <w:sz w:val="16"/>
+              </w:rPr>
+              <w:t>httpx / python-multipart / email-validator</w:t>
+            </w:r>
+          </w:p>
+        </w:tc>
+        <w:tc>
+          <w:tcPr>
+            <w:tcW w:type="dxa" w:w="3515"/>
+          </w:tcPr>
+          <w:p>
+            <w:pPr>
+              <w:keepNext w:val="0"/>
+              <w:spacing w:after="80" w:before="80" w:line="252" w:lineRule="auto"/>
+            </w:pPr>
+            <w:r>
+              <w:rPr>
+                <w:rFonts w:ascii="Arial" w:hAnsi="Arial"/>
+                <w:b w:val="0"/>
+                <w:color w:val="222436"/>
+                <w:sz w:val="16"/>
+              </w:rPr>
+              <w:t>0.28.1 / 0.0.32 / 2.3.0</w:t>
+            </w:r>
+          </w:p>
+        </w:tc>
+        <w:tc>
+          <w:tcPr>
+            <w:tcW w:type="dxa" w:w="3288"/>
+          </w:tcPr>
+          <w:p>
+            <w:pPr>
+              <w:keepNext w:val="0"/>
+              <w:spacing w:after="80" w:before="80" w:line="252" w:lineRule="auto"/>
+            </w:pPr>
+            <w:r>
+              <w:rPr>
+                <w:rFonts w:ascii="Courier New" w:hAnsi="Courier New"/>
+                <w:b w:val="0"/>
+                <w:color w:val="222436"/>
+                <w:sz w:val="16"/>
+              </w:rPr>
+              <w:t>backend/requirements.lock</w:t>
+            </w:r>
+          </w:p>
+        </w:tc>
+      </w:tr>
+      <w:tr>
+        <w:trPr>
+          <w:cantSplit/>
+        </w:trPr>
+        <w:tc>
+          <w:tcPr>
+            <w:tcW w:type="dxa" w:w="2835"/>
+            <w:shd w:val="clear" w:color="auto" w:fill="EFF1F9"/>
+          </w:tcPr>
+          <w:p>
+            <w:pPr>
+              <w:keepNext w:val="0"/>
+              <w:spacing w:after="80" w:before="80" w:line="252" w:lineRule="auto"/>
+            </w:pPr>
+            <w:r>
+              <w:rPr>
+                <w:rFonts w:ascii="Arial" w:hAnsi="Arial"/>
+                <w:b w:val="0"/>
+                <w:color w:val="222436"/>
+                <w:sz w:val="16"/>
+              </w:rPr>
+              <w:t>pypdf / ReportLab / Pillow</w:t>
+            </w:r>
+          </w:p>
+        </w:tc>
+        <w:tc>
+          <w:tcPr>
+            <w:tcW w:type="dxa" w:w="3515"/>
+            <w:shd w:val="clear" w:color="auto" w:fill="EFF1F9"/>
+          </w:tcPr>
+          <w:p>
+            <w:pPr>
+              <w:keepNext w:val="0"/>
+              <w:spacing w:after="80" w:before="80" w:line="252" w:lineRule="auto"/>
+            </w:pPr>
+            <w:r>
+              <w:rPr>
+                <w:rFonts w:ascii="Arial" w:hAnsi="Arial"/>
+                <w:b w:val="0"/>
+                <w:color w:val="222436"/>
+                <w:sz w:val="16"/>
+              </w:rPr>
+              <w:t>6.19.0 / 5.0.1 / 12.3.0</w:t>
+            </w:r>
+          </w:p>
+        </w:tc>
+        <w:tc>
+          <w:tcPr>
+            <w:tcW w:type="dxa" w:w="3288"/>
+            <w:shd w:val="clear" w:color="auto" w:fill="EFF1F9"/>
+          </w:tcPr>
+          <w:p>
+            <w:pPr>
+              <w:keepNext w:val="0"/>
+              <w:spacing w:after="80" w:before="80" w:line="252" w:lineRule="auto"/>
+            </w:pPr>
+            <w:r>
+              <w:rPr>
+                <w:rFonts w:ascii="Courier New" w:hAnsi="Courier New"/>
+                <w:b w:val="0"/>
+                <w:color w:val="222436"/>
+                <w:sz w:val="16"/>
+              </w:rPr>
+              <w:t>backend/requirements.lock</w:t>
+            </w:r>
+          </w:p>
+        </w:tc>
+      </w:tr>
+      <w:tr>
+        <w:trPr>
+          <w:cantSplit/>
+        </w:trPr>
+        <w:tc>
+          <w:tcPr>
+            <w:tcW w:type="dxa" w:w="2835"/>
+          </w:tcPr>
+          <w:p>
+            <w:pPr>
+              <w:keepNext w:val="0"/>
+              <w:spacing w:after="80" w:before="80" w:line="252" w:lineRule="auto"/>
+            </w:pPr>
+            <w:r>
+              <w:rPr>
+                <w:rFonts w:ascii="Arial" w:hAnsi="Arial"/>
+                <w:b w:val="0"/>
+                <w:color w:val="222436"/>
+                <w:sz w:val="16"/>
+              </w:rPr>
+              <w:t>React / React DOM</w:t>
+            </w:r>
+          </w:p>
+        </w:tc>
+        <w:tc>
+          <w:tcPr>
+            <w:tcW w:type="dxa" w:w="3515"/>
+          </w:tcPr>
+          <w:p>
+            <w:pPr>
+              <w:keepNext w:val="0"/>
+              <w:spacing w:after="80" w:before="80" w:line="252" w:lineRule="auto"/>
+            </w:pPr>
+            <w:r>
+              <w:rPr>
+                <w:rFonts w:ascii="Arial" w:hAnsi="Arial"/>
+                <w:b w:val="0"/>
+                <w:color w:val="222436"/>
+                <w:sz w:val="16"/>
+              </w:rPr>
+              <w:t>19.2.8 / 19.2.8</w:t>
+            </w:r>
+          </w:p>
+        </w:tc>
+        <w:tc>
+          <w:tcPr>
+            <w:tcW w:type="dxa" w:w="3288"/>
+          </w:tcPr>
+          <w:p>
+            <w:pPr>
+              <w:keepNext w:val="0"/>
+              <w:spacing w:after="80" w:before="80" w:line="252" w:lineRule="auto"/>
+            </w:pPr>
+            <w:r>
+              <w:rPr>
+                <w:rFonts w:ascii="Courier New" w:hAnsi="Courier New"/>
+                <w:b w:val="0"/>
+                <w:color w:val="222436"/>
+                <w:sz w:val="16"/>
+              </w:rPr>
+              <w:t>frontend/package-lock.json</w:t>
+            </w:r>
+          </w:p>
+        </w:tc>
+      </w:tr>
+      <w:tr>
+        <w:trPr>
+          <w:cantSplit/>
+        </w:trPr>
+        <w:tc>
+          <w:tcPr>
+            <w:tcW w:type="dxa" w:w="2835"/>
+            <w:shd w:val="clear" w:color="auto" w:fill="EFF1F9"/>
+          </w:tcPr>
+          <w:p>
+            <w:pPr>
+              <w:keepNext w:val="0"/>
+              <w:spacing w:after="80" w:before="80" w:line="252" w:lineRule="auto"/>
+            </w:pPr>
+            <w:r>
+              <w:rPr>
+                <w:rFonts w:ascii="Arial" w:hAnsi="Arial"/>
+                <w:b w:val="0"/>
+                <w:color w:val="222436"/>
+                <w:sz w:val="16"/>
+              </w:rPr>
+              <w:t>TypeScript / Vite</w:t>
+            </w:r>
+          </w:p>
+        </w:tc>
+        <w:tc>
+          <w:tcPr>
+            <w:tcW w:type="dxa" w:w="3515"/>
+            <w:shd w:val="clear" w:color="auto" w:fill="EFF1F9"/>
+          </w:tcPr>
+          <w:p>
+            <w:pPr>
+              <w:keepNext w:val="0"/>
+              <w:spacing w:after="80" w:before="80" w:line="252" w:lineRule="auto"/>
+            </w:pPr>
+            <w:r>
+              <w:rPr>
+                <w:rFonts w:ascii="Arial" w:hAnsi="Arial"/>
+                <w:b w:val="0"/>
+                <w:color w:val="222436"/>
+                <w:sz w:val="16"/>
+              </w:rPr>
+              <w:t>5.9.3 / 7.3.6</w:t>
+            </w:r>
+          </w:p>
+        </w:tc>
+        <w:tc>
+          <w:tcPr>
+            <w:tcW w:type="dxa" w:w="3288"/>
+            <w:shd w:val="clear" w:color="auto" w:fill="EFF1F9"/>
+          </w:tcPr>
+          <w:p>
+            <w:pPr>
+              <w:keepNext w:val="0"/>
+              <w:spacing w:after="80" w:before="80" w:line="252" w:lineRule="auto"/>
+            </w:pPr>
+            <w:r>
+              <w:rPr>
+                <w:rFonts w:ascii="Courier New" w:hAnsi="Courier New"/>
+                <w:b w:val="0"/>
+                <w:color w:val="222436"/>
+                <w:sz w:val="16"/>
+              </w:rPr>
+              <w:t>frontend/package-lock.json</w:t>
+            </w:r>
+          </w:p>
+        </w:tc>
+      </w:tr>
+      <w:tr>
+        <w:trPr>
+          <w:cantSplit/>
+        </w:trPr>
+        <w:tc>
+          <w:tcPr>
+            <w:tcW w:type="dxa" w:w="2835"/>
+          </w:tcPr>
+          <w:p>
+            <w:pPr>
+              <w:keepNext w:val="0"/>
+              <w:spacing w:after="80" w:before="80" w:line="252" w:lineRule="auto"/>
+            </w:pPr>
+            <w:r>
+              <w:rPr>
+                <w:rFonts w:ascii="Arial" w:hAnsi="Arial"/>
+                <w:b w:val="0"/>
+                <w:color w:val="222436"/>
+                <w:sz w:val="16"/>
+              </w:rPr>
+              <w:t>esbuild / Rollup (в составе Vite)</w:t>
+            </w:r>
+          </w:p>
+        </w:tc>
+        <w:tc>
+          <w:tcPr>
+            <w:tcW w:type="dxa" w:w="3515"/>
+          </w:tcPr>
+          <w:p>
+            <w:pPr>
+              <w:keepNext w:val="0"/>
+              <w:spacing w:after="80" w:before="80" w:line="252" w:lineRule="auto"/>
+            </w:pPr>
+            <w:r>
+              <w:rPr>
+                <w:rFonts w:ascii="Arial" w:hAnsi="Arial"/>
+                <w:b w:val="0"/>
+                <w:color w:val="222436"/>
+                <w:sz w:val="16"/>
+              </w:rPr>
+              <w:t>0.28.2 / 4.64.0</w:t>
+            </w:r>
+          </w:p>
+        </w:tc>
+        <w:tc>
+          <w:tcPr>
+            <w:tcW w:type="dxa" w:w="3288"/>
+          </w:tcPr>
+          <w:p>
+            <w:pPr>
+              <w:keepNext w:val="0"/>
+              <w:spacing w:after="80" w:before="80" w:line="252" w:lineRule="auto"/>
+            </w:pPr>
+            <w:r>
+              <w:rPr>
+                <w:rFonts w:ascii="Courier New" w:hAnsi="Courier New"/>
+                <w:b w:val="0"/>
+                <w:color w:val="222436"/>
+                <w:sz w:val="16"/>
+              </w:rPr>
+              <w:t>frontend/package-lock.json</w:t>
+            </w:r>
+          </w:p>
+        </w:tc>
+      </w:tr>
+      <w:tr>
+        <w:trPr>
+          <w:cantSplit/>
+        </w:trPr>
+        <w:tc>
+          <w:tcPr>
+            <w:tcW w:type="dxa" w:w="2835"/>
+            <w:shd w:val="clear" w:color="auto" w:fill="EFF1F9"/>
+          </w:tcPr>
+          <w:p>
+            <w:pPr>
+              <w:keepNext w:val="0"/>
+              <w:spacing w:after="80" w:before="80" w:line="252" w:lineRule="auto"/>
+            </w:pPr>
+            <w:r>
+              <w:rPr>
+                <w:rFonts w:ascii="Arial" w:hAnsi="Arial"/>
+                <w:b w:val="0"/>
+                <w:color w:val="222436"/>
+                <w:sz w:val="16"/>
+              </w:rPr>
+              <w:t>LLM</w:t>
+            </w:r>
+          </w:p>
+        </w:tc>
+        <w:tc>
+          <w:tcPr>
+            <w:tcW w:type="dxa" w:w="3515"/>
+            <w:shd w:val="clear" w:color="auto" w:fill="EFF1F9"/>
+          </w:tcPr>
+          <w:p>
+            <w:pPr>
+              <w:keepNext w:val="0"/>
+              <w:spacing w:after="80" w:before="80" w:line="252" w:lineRule="auto"/>
+            </w:pPr>
+            <w:r>
+              <w:rPr>
+                <w:rFonts w:ascii="Arial" w:hAnsi="Arial"/>
+                <w:b w:val="0"/>
+                <w:color w:val="222436"/>
+                <w:sz w:val="16"/>
+              </w:rPr>
+              <w:t xml:space="preserve">Qwen3 4B Instruct 2507 Q4_K_M, тег </w:t>
+            </w:r>
+            <w:r>
+              <w:rPr>
+                <w:rFonts w:ascii="Courier New" w:hAnsi="Courier New"/>
+                <w:b w:val="0"/>
+                <w:color w:val="222436"/>
+                <w:sz w:val="16"/>
+              </w:rPr>
+              <w:t>kodmatch-qwen3-4b-instruct-2507-q4km-8k:1</w:t>
+            </w:r>
+            <w:r>
+              <w:rPr>
+                <w:rFonts w:ascii="Arial" w:hAnsi="Arial"/>
+                <w:b w:val="0"/>
+                <w:color w:val="222436"/>
+                <w:sz w:val="16"/>
+              </w:rPr>
+              <w:t xml:space="preserve">, Ollama, HTTP API </w:t>
+            </w:r>
+            <w:r>
+              <w:rPr>
+                <w:rFonts w:ascii="Courier New" w:hAnsi="Courier New"/>
+                <w:b w:val="0"/>
+                <w:color w:val="222436"/>
+                <w:sz w:val="16"/>
+              </w:rPr>
+              <w:t>/v1</w:t>
+            </w:r>
+            <w:r>
+              <w:rPr>
+                <w:rFonts w:ascii="Arial" w:hAnsi="Arial"/>
+                <w:b w:val="0"/>
+                <w:color w:val="222436"/>
+                <w:sz w:val="16"/>
+              </w:rPr>
+              <w:t xml:space="preserve"> в приватной сети</w:t>
+            </w:r>
+          </w:p>
+        </w:tc>
+        <w:tc>
+          <w:tcPr>
+            <w:tcW w:type="dxa" w:w="3288"/>
+            <w:shd w:val="clear" w:color="auto" w:fill="EFF1F9"/>
+          </w:tcPr>
+          <w:p>
+            <w:pPr>
+              <w:keepNext w:val="0"/>
+              <w:spacing w:after="80" w:before="80" w:line="252" w:lineRule="auto"/>
+            </w:pPr>
+            <w:r>
+              <w:rPr>
+                <w:rFonts w:ascii="Courier New" w:hAnsi="Courier New"/>
+                <w:b w:val="0"/>
+                <w:color w:val="222436"/>
+                <w:sz w:val="16"/>
+              </w:rPr>
+              <w:t>config/compose.local-llm.yaml</w:t>
+            </w:r>
+            <w:r>
+              <w:rPr>
+                <w:rFonts w:ascii="Arial" w:hAnsi="Arial"/>
+                <w:b w:val="0"/>
+                <w:color w:val="222436"/>
+                <w:sz w:val="16"/>
+              </w:rPr>
+              <w:t>; версия Ollama задается отдельным проектом развертывания и в lock-файлах не фиксируется</w:t>
+            </w:r>
+          </w:p>
+        </w:tc>
+      </w:tr>
+    </w:tbl>
+    <w:p>
+      <w:pPr>
+        <w:spacing w:after="20"/>
+      </w:pPr>
+    </w:p>
+    <w:p>
+      <w:pPr>
+        <w:pStyle w:val="Heading2"/>
+      </w:pPr>
+      <w:r>
+        <w:rPr>
+          <w:rFonts w:ascii="Arial" w:hAnsi="Arial"/>
+          <w:b/>
+          <w:color w:val="402FFF"/>
+          <w:sz w:val="26"/>
+        </w:rPr>
+        <w:t>Локальный изолированный запуск</w:t>
+      </w:r>
+    </w:p>
+    <w:p>
+      <w:r>
+        <w:rPr>
+          <w:rFonts w:ascii="Arial" w:hAnsi="Arial"/>
+          <w:b w:val="0"/>
+          <w:color w:val="222436"/>
+          <w:sz w:val="20"/>
+        </w:rPr>
         <w:t xml:space="preserve">Для контейнерного запуска нужны Docker Compose и Python 3 для локального инициализатора параметров. В образах используются Python 3.12 и Node.js 22; установка Node.js 22 на хост нужна только для отдельной npm-ветки разработки/проверки. Backend-зависимости зафиксированы в </w:t>
       </w:r>
       <w:r>
@@ -9611,7 +12798,7 @@
           <w:rFonts w:ascii="Courier New" w:hAnsi="Courier New"/>
           <w:b w:val="0"/>
           <w:color w:val="222436"/>
-          <w:sz w:val="16"/>
+          <w:sz w:val="17"/>
         </w:rPr>
         <w:t>backend/requirements.lock</w:t>
       </w:r>
@@ -9629,7 +12816,7 @@
           <w:rFonts w:ascii="Courier New" w:hAnsi="Courier New"/>
           <w:b w:val="0"/>
           <w:color w:val="222436"/>
-          <w:sz w:val="16"/>
+          <w:sz w:val="17"/>
         </w:rPr>
         <w:t>frontend/package-lock.json</w:t>
       </w:r>
@@ -9647,7 +12834,7 @@
           <w:rFonts w:ascii="Courier New" w:hAnsi="Courier New"/>
           <w:b w:val="0"/>
           <w:color w:val="222436"/>
-          <w:sz w:val="16"/>
+          <w:sz w:val="17"/>
         </w:rPr>
         <w:t>source/fsp-match</w:t>
       </w:r>
@@ -9679,7 +12866,7 @@
           <w:rFonts w:ascii="Courier New" w:hAnsi="Courier New"/>
           <w:b w:val="0"/>
           <w:color w:val="222436"/>
-          <w:sz w:val="16"/>
+          <w:sz w:val="17"/>
         </w:rPr>
         <w:t>python3 scripts/init_runtime.py</w:t>
       </w:r>
@@ -9711,7 +12898,7 @@
           <w:rFonts w:ascii="Courier New" w:hAnsi="Courier New"/>
           <w:b w:val="0"/>
           <w:color w:val="222436"/>
-          <w:sz w:val="16"/>
+          <w:sz w:val="17"/>
         </w:rPr>
         <w:t>.secrets/runtime.env</w:t>
       </w:r>
@@ -9729,7 +12916,7 @@
       <w:pPr>
         <w:keepLines/>
         <w:spacing w:before="140" w:after="180" w:line="252" w:lineRule="auto"/>
-        <w:shd w:fill="EFF1F9"/>
+        <w:shd w:val="clear" w:color="auto" w:fill="EFF1F9"/>
       </w:pPr>
       <w:r>
         <w:rPr>
@@ -9769,7 +12956,7 @@
           <w:rFonts w:ascii="Courier New" w:hAnsi="Courier New"/>
           <w:b w:val="0"/>
           <w:color w:val="222436"/>
-          <w:sz w:val="16"/>
+          <w:sz w:val="17"/>
         </w:rPr>
         <w:t>.secrets/integrations.env</w:t>
       </w:r>
@@ -9805,7 +12992,7 @@
           <w:rFonts w:ascii="Courier New" w:hAnsi="Courier New"/>
           <w:b w:val="0"/>
           <w:color w:val="222436"/>
-          <w:sz w:val="16"/>
+          <w:sz w:val="17"/>
         </w:rPr>
         <w:t>LEGAL_OPERATOR_NAME=Локальная проверка прототипа</w:t>
       </w:r>
@@ -9823,7 +13010,7 @@
           <w:rFonts w:ascii="Courier New" w:hAnsi="Courier New"/>
           <w:b w:val="0"/>
           <w:color w:val="222436"/>
-          <w:sz w:val="16"/>
+          <w:sz w:val="17"/>
         </w:rPr>
         <w:t>LEGAL_OPERATOR_CONTACT=demo@example.org</w:t>
       </w:r>
@@ -9855,7 +13042,7 @@
       <w:pPr>
         <w:keepLines/>
         <w:spacing w:before="140" w:after="180" w:line="252" w:lineRule="auto"/>
-        <w:shd w:fill="EFF1F9"/>
+        <w:shd w:val="clear" w:color="auto" w:fill="EFF1F9"/>
       </w:pPr>
       <w:r>
         <w:rPr>
@@ -9864,9 +13051,13 @@
           <w:color w:val="222436"/>
           <w:sz w:val="16"/>
         </w:rPr>
-        <w:t>docker compose --env-file .secrets/runtime.env --env-file .secrets/integrations.env -f compose.yaml -f compose.dev.yaml config --quiet</w:t>
+        <w:t>docker compose --env-file .secrets/runtime.env --env-file .secrets/integrations.env \</w:t>
         <w:br/>
-        <w:t>docker compose --env-file .secrets/runtime.env --env-file .secrets/integrations.env -f compose.yaml -f compose.dev.yaml up -d --build --wait</w:t>
+        <w:t xml:space="preserve">  -f compose.yaml -f compose.dev.yaml config --quiet</w:t>
+        <w:br/>
+        <w:t>docker compose --env-file .secrets/runtime.env --env-file .secrets/integrations.env \</w:t>
+        <w:br/>
+        <w:t xml:space="preserve">  -f compose.yaml -f compose.dev.yaml up -d --build --wait</w:t>
       </w:r>
     </w:p>
     <w:p>
@@ -9887,7 +13078,7 @@
           <w:rFonts w:ascii="Courier New" w:hAnsi="Courier New"/>
           <w:b w:val="0"/>
           <w:color w:val="222436"/>
-          <w:sz w:val="16"/>
+          <w:sz w:val="17"/>
         </w:rPr>
         <w:t>http://localhost:18094</w:t>
       </w:r>
@@ -9905,7 +13096,7 @@
           <w:rFonts w:ascii="Courier New" w:hAnsi="Courier New"/>
           <w:b w:val="0"/>
           <w:color w:val="222436"/>
-          <w:sz w:val="16"/>
+          <w:sz w:val="17"/>
         </w:rPr>
         <w:t>http://localhost:18025</w:t>
       </w:r>
@@ -9934,7 +13125,7 @@
           <w:rFonts w:ascii="Courier New" w:hAnsi="Courier New"/>
           <w:b w:val="0"/>
           <w:color w:val="222436"/>
-          <w:sz w:val="16"/>
+          <w:sz w:val="17"/>
         </w:rPr>
         <w:t>-p</w:t>
       </w:r>
@@ -9952,7 +13143,7 @@
           <w:rFonts w:ascii="Courier New" w:hAnsi="Courier New"/>
           <w:b w:val="0"/>
           <w:color w:val="222436"/>
-          <w:sz w:val="16"/>
+          <w:sz w:val="17"/>
         </w:rPr>
         <w:t>stop</w:t>
       </w:r>
@@ -9970,7 +13161,7 @@
           <w:rFonts w:ascii="Courier New" w:hAnsi="Courier New"/>
           <w:b w:val="0"/>
           <w:color w:val="222436"/>
-          <w:sz w:val="16"/>
+          <w:sz w:val="17"/>
         </w:rPr>
         <w:t>source/fsp-match/README.md</w:t>
       </w:r>
@@ -9999,7 +13190,7 @@
           <w:rFonts w:ascii="Courier New" w:hAnsi="Courier New"/>
           <w:b w:val="0"/>
           <w:color w:val="222436"/>
-          <w:sz w:val="16"/>
+          <w:sz w:val="17"/>
         </w:rPr>
         <w:t>compose.yaml</w:t>
       </w:r>
@@ -10017,7 +13208,7 @@
           <w:rFonts w:ascii="Courier New" w:hAnsi="Courier New"/>
           <w:b w:val="0"/>
           <w:color w:val="222436"/>
-          <w:sz w:val="16"/>
+          <w:sz w:val="17"/>
         </w:rPr>
         <w:t>config/integrations.env.example</w:t>
       </w:r>
@@ -10046,7 +13237,7 @@
           <w:rFonts w:ascii="Courier New" w:hAnsi="Courier New"/>
           <w:b w:val="0"/>
           <w:color w:val="222436"/>
-          <w:sz w:val="16"/>
+          <w:sz w:val="17"/>
         </w:rPr>
         <w:t>.venv</w:t>
       </w:r>
@@ -10064,7 +13255,7 @@
           <w:rFonts w:ascii="Courier New" w:hAnsi="Courier New"/>
           <w:b w:val="0"/>
           <w:color w:val="222436"/>
-          <w:sz w:val="16"/>
+          <w:sz w:val="17"/>
         </w:rPr>
         <w:t>backend/README.md</w:t>
       </w:r>
@@ -10082,7 +13273,7 @@
           <w:rFonts w:ascii="Courier New" w:hAnsi="Courier New"/>
           <w:b w:val="0"/>
           <w:color w:val="222436"/>
-          <w:sz w:val="16"/>
+          <w:sz w:val="17"/>
         </w:rPr>
         <w:t>scripts/run_local.py api</w:t>
       </w:r>
@@ -10100,7 +13291,7 @@
           <w:rFonts w:ascii="Courier New" w:hAnsi="Courier New"/>
           <w:b w:val="0"/>
           <w:color w:val="222436"/>
-          <w:sz w:val="16"/>
+          <w:sz w:val="17"/>
         </w:rPr>
         <w:t>scripts/run_local.py worker</w:t>
       </w:r>
@@ -10118,7 +13309,7 @@
           <w:rFonts w:ascii="Courier New" w:hAnsi="Courier New"/>
           <w:b w:val="0"/>
           <w:color w:val="222436"/>
-          <w:sz w:val="16"/>
+          <w:sz w:val="17"/>
         </w:rPr>
         <w:t>npm run dev</w:t>
       </w:r>
@@ -10130,6 +13321,116 @@
           <w:sz w:val="20"/>
         </w:rPr>
         <w:t xml:space="preserve"> из frontend. Worker требует SMTP; один API-процесс сам по себе не доказывает доставку. Синтетический seed включается только явно, не подменяет настоящую регистрацию и не перезаписывает существующие аккаунты.</w:t>
+      </w:r>
+    </w:p>
+    <w:p>
+      <w:r>
+        <w:rPr>
+          <w:rFonts w:ascii="Arial" w:hAnsi="Arial"/>
+          <w:b/>
+          <w:color w:val="222436"/>
+          <w:sz w:val="20"/>
+        </w:rPr>
+        <w:t xml:space="preserve">Уточнение к </w:t>
+      </w:r>
+      <w:r>
+        <w:rPr>
+          <w:rFonts w:ascii="Courier New" w:hAnsi="Courier New"/>
+          <w:b/>
+          <w:color w:val="222436"/>
+          <w:sz w:val="17"/>
+        </w:rPr>
+        <w:t>source/fsp-match/README.md</w:t>
+      </w:r>
+      <w:r>
+        <w:rPr>
+          <w:rFonts w:ascii="Arial" w:hAnsi="Arial"/>
+          <w:b/>
+          <w:color w:val="222436"/>
+          <w:sz w:val="20"/>
+        </w:rPr>
+        <w:t>, раздел «Без Docker»:</w:t>
+      </w:r>
+      <w:r>
+        <w:rPr>
+          <w:rFonts w:ascii="Arial" w:hAnsi="Arial"/>
+          <w:b w:val="0"/>
+          <w:color w:val="222436"/>
+          <w:sz w:val="20"/>
+        </w:rPr>
+        <w:t xml:space="preserve"> сначала запустите </w:t>
+      </w:r>
+      <w:r>
+        <w:rPr>
+          <w:rFonts w:ascii="Courier New" w:hAnsi="Courier New"/>
+          <w:b w:val="0"/>
+          <w:color w:val="222436"/>
+          <w:sz w:val="17"/>
+        </w:rPr>
+        <w:t>scripts/run_local.py api</w:t>
+      </w:r>
+      <w:r>
+        <w:rPr>
+          <w:rFonts w:ascii="Arial" w:hAnsi="Arial"/>
+          <w:b w:val="0"/>
+          <w:color w:val="222436"/>
+          <w:sz w:val="20"/>
+        </w:rPr>
+        <w:t xml:space="preserve"> – при старте API создает и обновляет схему БД (</w:t>
+      </w:r>
+      <w:r>
+        <w:rPr>
+          <w:rFonts w:ascii="Courier New" w:hAnsi="Courier New"/>
+          <w:b w:val="0"/>
+          <w:color w:val="222436"/>
+          <w:sz w:val="17"/>
+        </w:rPr>
+        <w:t>migrate</w:t>
+      </w:r>
+      <w:r>
+        <w:rPr>
+          <w:rFonts w:ascii="Arial" w:hAnsi="Arial"/>
+          <w:b w:val="0"/>
+          <w:color w:val="222436"/>
+          <w:sz w:val="20"/>
+        </w:rPr>
+        <w:t xml:space="preserve"> в </w:t>
+      </w:r>
+      <w:r>
+        <w:rPr>
+          <w:rFonts w:ascii="Courier New" w:hAnsi="Courier New"/>
+          <w:b w:val="0"/>
+          <w:color w:val="222436"/>
+          <w:sz w:val="17"/>
+        </w:rPr>
+        <w:t>app/main.py</w:t>
+      </w:r>
+      <w:r>
+        <w:rPr>
+          <w:rFonts w:ascii="Arial" w:hAnsi="Arial"/>
+          <w:b w:val="0"/>
+          <w:color w:val="222436"/>
+          <w:sz w:val="20"/>
+        </w:rPr>
+        <w:t xml:space="preserve">), и только затем </w:t>
+      </w:r>
+      <w:r>
+        <w:rPr>
+          <w:rFonts w:ascii="Courier New" w:hAnsi="Courier New"/>
+          <w:b w:val="0"/>
+          <w:color w:val="222436"/>
+          <w:sz w:val="17"/>
+        </w:rPr>
+        <w:t>scripts/run_local.py worker</w:t>
+      </w:r>
+      <w:r>
+        <w:rPr>
+          <w:rFonts w:ascii="Arial" w:hAnsi="Arial"/>
+          <w:b w:val="0"/>
+          <w:color w:val="222436"/>
+          <w:sz w:val="20"/>
+        </w:rPr>
+        <w:t>: worker схему не создает. Offline-валидатор из того же README запускайте на Python 3.12 (раздел 9).</w:t>
       </w:r>
     </w:p>
     <w:p>
@@ -10150,7 +13451,7 @@
       <w:pPr>
         <w:keepLines/>
         <w:spacing w:before="140" w:after="180" w:line="252" w:lineRule="auto"/>
-        <w:shd w:fill="EFF1F9"/>
+        <w:shd w:val="clear" w:color="auto" w:fill="EFF1F9"/>
       </w:pPr>
       <w:r>
         <w:rPr>
@@ -10176,7 +13477,7 @@
           <w:rFonts w:ascii="Courier New" w:hAnsi="Courier New"/>
           <w:b w:val="0"/>
           <w:color w:val="222436"/>
-          <w:sz w:val="16"/>
+          <w:sz w:val="17"/>
         </w:rPr>
         <w:t>npm ci</w:t>
       </w:r>
@@ -10194,7 +13495,7 @@
           <w:rFonts w:ascii="Courier New" w:hAnsi="Courier New"/>
           <w:b w:val="0"/>
           <w:color w:val="222436"/>
-          <w:sz w:val="16"/>
+          <w:sz w:val="17"/>
         </w:rPr>
         <w:t>FSP_TEST_DATABASE_URL</w:t>
       </w:r>
@@ -10212,7 +13513,7 @@
           <w:rFonts w:ascii="Courier New" w:hAnsi="Courier New"/>
           <w:b w:val="0"/>
           <w:color w:val="222436"/>
-          <w:sz w:val="16"/>
+          <w:sz w:val="17"/>
         </w:rPr>
         <w:t>evidence/</w:t>
       </w:r>
@@ -10230,7 +13531,7 @@
           <w:rFonts w:ascii="Courier New" w:hAnsi="Courier New"/>
           <w:b w:val="0"/>
           <w:color w:val="222436"/>
-          <w:sz w:val="16"/>
+          <w:sz w:val="17"/>
         </w:rPr>
         <w:t>source/fsp-match/README.md</w:t>
       </w:r>
@@ -10248,7 +13549,7 @@
           <w:rFonts w:ascii="Courier New" w:hAnsi="Courier New"/>
           <w:b w:val="0"/>
           <w:color w:val="222436"/>
-          <w:sz w:val="16"/>
+          <w:sz w:val="17"/>
         </w:rPr>
         <w:t>source/source-manifest.json</w:t>
       </w:r>
@@ -10291,7 +13592,7 @@
           <w:rFonts w:ascii="Courier New" w:hAnsi="Courier New"/>
           <w:b w:val="0"/>
           <w:color w:val="222436"/>
-          <w:sz w:val="16"/>
+          <w:sz w:val="17"/>
         </w:rPr>
         <w:t>/api</w:t>
       </w:r>
@@ -10304,14 +13605,14 @@
         </w:rPr>
         <w:t xml:space="preserve">; OpenAPI: </w:t>
       </w:r>
-      <w:hyperlink r:id="rId15">
+      <w:hyperlink r:id="rId17">
         <w:r>
           <w:rPr>
+            <w:rFonts w:ascii="Arial" w:hAnsi="Arial" w:cs="Arial"/>
             <w:color w:val="402FFF"/>
             <w:u w:val="single"/>
-            <w:rFonts w:ascii="Arial" w:hAnsi="Arial"/>
           </w:rPr>
-          <w:t>openapi.json</w:t>
+          <w:t xml:space="preserve">openapi.json</w:t>
         </w:r>
       </w:hyperlink>
       <w:r>
@@ -10328,7 +13629,7 @@
           <w:rFonts w:ascii="Courier New" w:hAnsi="Courier New"/>
           <w:b w:val="0"/>
           <w:color w:val="222436"/>
-          <w:sz w:val="16"/>
+          <w:sz w:val="17"/>
         </w:rPr>
         <w:t>GET /api/auth/me</w:t>
       </w:r>
@@ -10346,7 +13647,7 @@
           <w:rFonts w:ascii="Courier New" w:hAnsi="Courier New"/>
           <w:b w:val="0"/>
           <w:color w:val="222436"/>
-          <w:sz w:val="16"/>
+          <w:sz w:val="17"/>
         </w:rPr>
         <w:t>X-CSRF-Token</w:t>
       </w:r>
@@ -10379,7 +13680,7 @@
         <w:tc>
           <w:tcPr>
             <w:tcW w:type="dxa" w:w="4819"/>
-            <w:shd w:fill="402FFF"/>
+            <w:shd w:val="clear" w:color="auto" w:fill="402FFF"/>
           </w:tcPr>
           <w:p>
             <w:pPr>
@@ -10400,7 +13701,7 @@
         <w:tc>
           <w:tcPr>
             <w:tcW w:type="dxa" w:w="4819"/>
-            <w:shd w:fill="402FFF"/>
+            <w:shd w:val="clear" w:color="auto" w:fill="402FFF"/>
           </w:tcPr>
           <w:p>
             <w:pPr>
@@ -10579,7 +13880,7 @@
         <w:tc>
           <w:tcPr>
             <w:tcW w:type="dxa" w:w="4819"/>
-            <w:shd w:fill="EFF1F9"/>
+            <w:shd w:val="clear" w:color="auto" w:fill="EFF1F9"/>
           </w:tcPr>
           <w:p>
             <w:pPr>
@@ -10600,7 +13901,7 @@
         <w:tc>
           <w:tcPr>
             <w:tcW w:type="dxa" w:w="4819"/>
-            <w:shd w:fill="EFF1F9"/>
+            <w:shd w:val="clear" w:color="auto" w:fill="EFF1F9"/>
           </w:tcPr>
           <w:p>
             <w:pPr>
@@ -10887,7 +14188,7 @@
         <w:tc>
           <w:tcPr>
             <w:tcW w:type="dxa" w:w="4819"/>
-            <w:shd w:fill="EFF1F9"/>
+            <w:shd w:val="clear" w:color="auto" w:fill="EFF1F9"/>
           </w:tcPr>
           <w:p>
             <w:pPr>
@@ -10908,7 +14209,7 @@
         <w:tc>
           <w:tcPr>
             <w:tcW w:type="dxa" w:w="4819"/>
-            <w:shd w:fill="EFF1F9"/>
+            <w:shd w:val="clear" w:color="auto" w:fill="EFF1F9"/>
           </w:tcPr>
           <w:p>
             <w:pPr>
@@ -11123,7 +14424,7 @@
         <w:tc>
           <w:tcPr>
             <w:tcW w:type="dxa" w:w="4819"/>
-            <w:shd w:fill="EFF1F9"/>
+            <w:shd w:val="clear" w:color="auto" w:fill="EFF1F9"/>
           </w:tcPr>
           <w:p>
             <w:pPr>
@@ -11144,7 +14445,7 @@
         <w:tc>
           <w:tcPr>
             <w:tcW w:type="dxa" w:w="4819"/>
-            <w:shd w:fill="EFF1F9"/>
+            <w:shd w:val="clear" w:color="auto" w:fill="EFF1F9"/>
           </w:tcPr>
           <w:p>
             <w:pPr>
@@ -11285,6 +14586,633 @@
           <w:color w:val="222436"/>
           <w:sz w:val="20"/>
         </w:rPr>
+        <w:t xml:space="preserve">Полные схемы запросов и ответов – в живом </w:t>
+      </w:r>
+      <w:hyperlink r:id="rId17">
+        <w:r>
+          <w:rPr>
+            <w:rFonts w:ascii="Arial" w:hAnsi="Arial" w:cs="Arial"/>
+            <w:color w:val="402FFF"/>
+            <w:u w:val="single"/>
+          </w:rPr>
+          <w:t xml:space="preserve">openapi.json</w:t>
+        </w:r>
+      </w:hyperlink>
+      <w:r>
+        <w:rPr>
+          <w:rFonts w:ascii="Arial" w:hAnsi="Arial"/>
+          <w:b w:val="0"/>
+          <w:color w:val="222436"/>
+          <w:sz w:val="20"/>
+        </w:rPr>
+        <w:t xml:space="preserve"> (60 путей на 11.10.2026). Типичные коды ошибок по </w:t>
+      </w:r>
+      <w:r>
+        <w:rPr>
+          <w:rFonts w:ascii="Courier New" w:hAnsi="Courier New"/>
+          <w:b w:val="0"/>
+          <w:color w:val="222436"/>
+          <w:sz w:val="17"/>
+        </w:rPr>
+        <w:t>HTTPException</w:t>
+      </w:r>
+      <w:r>
+        <w:rPr>
+          <w:rFonts w:ascii="Arial" w:hAnsi="Arial"/>
+          <w:b w:val="0"/>
+          <w:color w:val="222436"/>
+          <w:sz w:val="20"/>
+        </w:rPr>
+        <w:t xml:space="preserve"> в </w:t>
+      </w:r>
+      <w:r>
+        <w:rPr>
+          <w:rFonts w:ascii="Courier New" w:hAnsi="Courier New"/>
+          <w:b w:val="0"/>
+          <w:color w:val="222436"/>
+          <w:sz w:val="17"/>
+        </w:rPr>
+        <w:t>backend/app</w:t>
+      </w:r>
+      <w:r>
+        <w:rPr>
+          <w:rFonts w:ascii="Arial" w:hAnsi="Arial"/>
+          <w:b w:val="0"/>
+          <w:color w:val="222436"/>
+          <w:sz w:val="20"/>
+        </w:rPr>
+        <w:t xml:space="preserve">; тело ответа – </w:t>
+      </w:r>
+      <w:r>
+        <w:rPr>
+          <w:rFonts w:ascii="Courier New" w:hAnsi="Courier New"/>
+          <w:b w:val="0"/>
+          <w:color w:val="222436"/>
+          <w:sz w:val="17"/>
+        </w:rPr>
+        <w:t>{"detail": ...}</w:t>
+      </w:r>
+      <w:r>
+        <w:rPr>
+          <w:rFonts w:ascii="Arial" w:hAnsi="Arial"/>
+          <w:b w:val="0"/>
+          <w:color w:val="222436"/>
+          <w:sz w:val="20"/>
+        </w:rPr>
+        <w:t>:</w:t>
+      </w:r>
+    </w:p>
+    <w:tbl>
+      <w:tblPr>
+        <w:tblStyle w:val="TableGrid"/>
+        <w:tblW w:type="auto" w:w="0"/>
+        <w:tblLayout w:type="fixed"/>
+        <w:tblLook w:firstColumn="1" w:firstRow="1" w:lastColumn="0" w:lastRow="0" w:noHBand="0" w:noVBand="1" w:val="04A0"/>
+      </w:tblPr>
+      <w:tblGrid>
+        <w:gridCol w:w="1020"/>
+        <w:gridCol w:w="8617"/>
+      </w:tblGrid>
+      <w:tr>
+        <w:trPr>
+          <w:cantSplit/>
+          <w:tblHeader w:val="true"/>
+        </w:trPr>
+        <w:tc>
+          <w:tcPr>
+            <w:tcW w:type="dxa" w:w="1020"/>
+            <w:shd w:val="clear" w:color="auto" w:fill="402FFF"/>
+          </w:tcPr>
+          <w:p>
+            <w:pPr>
+              <w:keepNext w:val="0"/>
+              <w:spacing w:after="80" w:before="80" w:line="252" w:lineRule="auto"/>
+            </w:pPr>
+            <w:r>
+              <w:rPr>
+                <w:rFonts w:ascii="Arial" w:hAnsi="Arial"/>
+                <w:b/>
+                <w:color w:val="FFFFFF"/>
+                <w:sz w:val="17"/>
+              </w:rPr>
+              <w:t>Код</w:t>
+            </w:r>
+          </w:p>
+        </w:tc>
+        <w:tc>
+          <w:tcPr>
+            <w:tcW w:type="dxa" w:w="8617"/>
+            <w:shd w:val="clear" w:color="auto" w:fill="402FFF"/>
+          </w:tcPr>
+          <w:p>
+            <w:pPr>
+              <w:keepNext w:val="0"/>
+              <w:spacing w:after="80" w:before="80" w:line="252" w:lineRule="auto"/>
+            </w:pPr>
+            <w:r>
+              <w:rPr>
+                <w:rFonts w:ascii="Arial" w:hAnsi="Arial"/>
+                <w:b/>
+                <w:color w:val="FFFFFF"/>
+                <w:sz w:val="17"/>
+              </w:rPr>
+              <w:t>Когда возвращается</w:t>
+            </w:r>
+          </w:p>
+        </w:tc>
+      </w:tr>
+      <w:tr>
+        <w:trPr>
+          <w:cantSplit/>
+        </w:trPr>
+        <w:tc>
+          <w:tcPr>
+            <w:tcW w:type="dxa" w:w="1020"/>
+          </w:tcPr>
+          <w:p>
+            <w:pPr>
+              <w:keepNext w:val="0"/>
+              <w:spacing w:after="80" w:before="80" w:line="252" w:lineRule="auto"/>
+            </w:pPr>
+            <w:r>
+              <w:rPr>
+                <w:rFonts w:ascii="Arial" w:hAnsi="Arial"/>
+                <w:b w:val="0"/>
+                <w:color w:val="222436"/>
+                <w:sz w:val="16"/>
+              </w:rPr>
+              <w:t>400</w:t>
+            </w:r>
+          </w:p>
+        </w:tc>
+        <w:tc>
+          <w:tcPr>
+            <w:tcW w:type="dxa" w:w="8617"/>
+          </w:tcPr>
+          <w:p>
+            <w:pPr>
+              <w:keepNext w:val="0"/>
+              <w:spacing w:after="80" w:before="80" w:line="252" w:lineRule="auto"/>
+            </w:pPr>
+            <w:r>
+              <w:rPr>
+                <w:rFonts w:ascii="Arial" w:hAnsi="Arial"/>
+                <w:b w:val="0"/>
+                <w:color w:val="222436"/>
+                <w:sz w:val="16"/>
+              </w:rPr>
+              <w:t>Ссылка подтверждения или сброса недействительна либо истекла; некорректный callback мессенджера</w:t>
+            </w:r>
+          </w:p>
+        </w:tc>
+      </w:tr>
+      <w:tr>
+        <w:trPr>
+          <w:cantSplit/>
+        </w:trPr>
+        <w:tc>
+          <w:tcPr>
+            <w:tcW w:type="dxa" w:w="1020"/>
+            <w:shd w:val="clear" w:color="auto" w:fill="EFF1F9"/>
+          </w:tcPr>
+          <w:p>
+            <w:pPr>
+              <w:keepNext w:val="0"/>
+              <w:spacing w:after="80" w:before="80" w:line="252" w:lineRule="auto"/>
+            </w:pPr>
+            <w:r>
+              <w:rPr>
+                <w:rFonts w:ascii="Arial" w:hAnsi="Arial"/>
+                <w:b w:val="0"/>
+                <w:color w:val="222436"/>
+                <w:sz w:val="16"/>
+              </w:rPr>
+              <w:t>401</w:t>
+            </w:r>
+          </w:p>
+        </w:tc>
+        <w:tc>
+          <w:tcPr>
+            <w:tcW w:type="dxa" w:w="8617"/>
+            <w:shd w:val="clear" w:color="auto" w:fill="EFF1F9"/>
+          </w:tcPr>
+          <w:p>
+            <w:pPr>
+              <w:keepNext w:val="0"/>
+              <w:spacing w:after="80" w:before="80" w:line="252" w:lineRule="auto"/>
+            </w:pPr>
+            <w:r>
+              <w:rPr>
+                <w:rFonts w:ascii="Arial" w:hAnsi="Arial"/>
+                <w:b w:val="0"/>
+                <w:color w:val="222436"/>
+                <w:sz w:val="16"/>
+              </w:rPr>
+              <w:t>Нет подтвержденной сессии; неверный email или пароль; неверная подпись запуска или доставки MAX</w:t>
+            </w:r>
+          </w:p>
+        </w:tc>
+      </w:tr>
+      <w:tr>
+        <w:trPr>
+          <w:cantSplit/>
+        </w:trPr>
+        <w:tc>
+          <w:tcPr>
+            <w:tcW w:type="dxa" w:w="1020"/>
+          </w:tcPr>
+          <w:p>
+            <w:pPr>
+              <w:keepNext w:val="0"/>
+              <w:spacing w:after="80" w:before="80" w:line="252" w:lineRule="auto"/>
+            </w:pPr>
+            <w:r>
+              <w:rPr>
+                <w:rFonts w:ascii="Arial" w:hAnsi="Arial"/>
+                <w:b w:val="0"/>
+                <w:color w:val="222436"/>
+                <w:sz w:val="16"/>
+              </w:rPr>
+              <w:t>403</w:t>
+            </w:r>
+          </w:p>
+        </w:tc>
+        <w:tc>
+          <w:tcPr>
+            <w:tcW w:type="dxa" w:w="8617"/>
+          </w:tcPr>
+          <w:p>
+            <w:pPr>
+              <w:keepNext w:val="0"/>
+              <w:spacing w:after="80" w:before="80" w:line="252" w:lineRule="auto"/>
+            </w:pPr>
+            <w:r>
+              <w:rPr>
+                <w:rFonts w:ascii="Arial" w:hAnsi="Arial"/>
+                <w:b w:val="0"/>
+                <w:color w:val="222436"/>
+                <w:sz w:val="16"/>
+              </w:rPr>
+              <w:t>Действие недоступно роли; email не подтвержден; неверный Origin или CSRF-токен; запуск MAX без привязанного аккаунта</w:t>
+            </w:r>
+          </w:p>
+        </w:tc>
+      </w:tr>
+      <w:tr>
+        <w:trPr>
+          <w:cantSplit/>
+        </w:trPr>
+        <w:tc>
+          <w:tcPr>
+            <w:tcW w:type="dxa" w:w="1020"/>
+            <w:shd w:val="clear" w:color="auto" w:fill="EFF1F9"/>
+          </w:tcPr>
+          <w:p>
+            <w:pPr>
+              <w:keepNext w:val="0"/>
+              <w:spacing w:after="80" w:before="80" w:line="252" w:lineRule="auto"/>
+            </w:pPr>
+            <w:r>
+              <w:rPr>
+                <w:rFonts w:ascii="Arial" w:hAnsi="Arial"/>
+                <w:b w:val="0"/>
+                <w:color w:val="222436"/>
+                <w:sz w:val="16"/>
+              </w:rPr>
+              <w:t>404</w:t>
+            </w:r>
+          </w:p>
+        </w:tc>
+        <w:tc>
+          <w:tcPr>
+            <w:tcW w:type="dxa" w:w="8617"/>
+            <w:shd w:val="clear" w:color="auto" w:fill="EFF1F9"/>
+          </w:tcPr>
+          <w:p>
+            <w:pPr>
+              <w:keepNext w:val="0"/>
+              <w:spacing w:after="80" w:before="80" w:line="252" w:lineRule="auto"/>
+            </w:pPr>
+            <w:r>
+              <w:rPr>
+                <w:rFonts w:ascii="Arial" w:hAnsi="Arial"/>
+                <w:b w:val="0"/>
+                <w:color w:val="222436"/>
+                <w:sz w:val="16"/>
+              </w:rPr>
+              <w:t>Объект не найден или не принадлежит текущей учетной записи: попытка, профиль, вакансия, разрешение, уведомление</w:t>
+            </w:r>
+          </w:p>
+        </w:tc>
+      </w:tr>
+      <w:tr>
+        <w:trPr>
+          <w:cantSplit/>
+        </w:trPr>
+        <w:tc>
+          <w:tcPr>
+            <w:tcW w:type="dxa" w:w="1020"/>
+          </w:tcPr>
+          <w:p>
+            <w:pPr>
+              <w:keepNext w:val="0"/>
+              <w:spacing w:after="80" w:before="80" w:line="252" w:lineRule="auto"/>
+            </w:pPr>
+            <w:r>
+              <w:rPr>
+                <w:rFonts w:ascii="Arial" w:hAnsi="Arial"/>
+                <w:b w:val="0"/>
+                <w:color w:val="222436"/>
+                <w:sz w:val="16"/>
+              </w:rPr>
+              <w:t>409</w:t>
+            </w:r>
+          </w:p>
+        </w:tc>
+        <w:tc>
+          <w:tcPr>
+            <w:tcW w:type="dxa" w:w="8617"/>
+          </w:tcPr>
+          <w:p>
+            <w:pPr>
+              <w:keepNext w:val="0"/>
+              <w:spacing w:after="80" w:before="80" w:line="252" w:lineRule="auto"/>
+            </w:pPr>
+            <w:r>
+              <w:rPr>
+                <w:rFonts w:ascii="Arial" w:hAnsi="Arial"/>
+                <w:b w:val="0"/>
+                <w:color w:val="222436"/>
+                <w:sz w:val="16"/>
+              </w:rPr>
+              <w:t>Повтор категории до конца 90 дней; время попытки истекло; ответ на приглашение уже сохранен; конфликт регистрации, приглашения или отклика; не заполнен профиль компании; код привязки истек</w:t>
+            </w:r>
+          </w:p>
+        </w:tc>
+      </w:tr>
+      <w:tr>
+        <w:trPr>
+          <w:cantSplit/>
+        </w:trPr>
+        <w:tc>
+          <w:tcPr>
+            <w:tcW w:type="dxa" w:w="1020"/>
+            <w:shd w:val="clear" w:color="auto" w:fill="EFF1F9"/>
+          </w:tcPr>
+          <w:p>
+            <w:pPr>
+              <w:keepNext w:val="0"/>
+              <w:spacing w:after="80" w:before="80" w:line="252" w:lineRule="auto"/>
+            </w:pPr>
+            <w:r>
+              <w:rPr>
+                <w:rFonts w:ascii="Arial" w:hAnsi="Arial"/>
+                <w:b w:val="0"/>
+                <w:color w:val="222436"/>
+                <w:sz w:val="16"/>
+              </w:rPr>
+              <w:t>413</w:t>
+            </w:r>
+          </w:p>
+        </w:tc>
+        <w:tc>
+          <w:tcPr>
+            <w:tcW w:type="dxa" w:w="8617"/>
+            <w:shd w:val="clear" w:color="auto" w:fill="EFF1F9"/>
+          </w:tcPr>
+          <w:p>
+            <w:pPr>
+              <w:keepNext w:val="0"/>
+              <w:spacing w:after="80" w:before="80" w:line="252" w:lineRule="auto"/>
+            </w:pPr>
+            <w:r>
+              <w:rPr>
+                <w:rFonts w:ascii="Arial" w:hAnsi="Arial"/>
+                <w:b w:val="0"/>
+                <w:color w:val="222436"/>
+                <w:sz w:val="16"/>
+              </w:rPr>
+              <w:t>PDF больше 5 MiB; слишком большой ответ анкеты или теста; слишком большой callback</w:t>
+            </w:r>
+          </w:p>
+        </w:tc>
+      </w:tr>
+      <w:tr>
+        <w:trPr>
+          <w:cantSplit/>
+        </w:trPr>
+        <w:tc>
+          <w:tcPr>
+            <w:tcW w:type="dxa" w:w="1020"/>
+          </w:tcPr>
+          <w:p>
+            <w:pPr>
+              <w:keepNext w:val="0"/>
+              <w:spacing w:after="80" w:before="80" w:line="252" w:lineRule="auto"/>
+            </w:pPr>
+            <w:r>
+              <w:rPr>
+                <w:rFonts w:ascii="Arial" w:hAnsi="Arial"/>
+                <w:b w:val="0"/>
+                <w:color w:val="222436"/>
+                <w:sz w:val="16"/>
+              </w:rPr>
+              <w:t>415</w:t>
+            </w:r>
+          </w:p>
+        </w:tc>
+        <w:tc>
+          <w:tcPr>
+            <w:tcW w:type="dxa" w:w="8617"/>
+          </w:tcPr>
+          <w:p>
+            <w:pPr>
+              <w:keepNext w:val="0"/>
+              <w:spacing w:after="80" w:before="80" w:line="252" w:lineRule="auto"/>
+            </w:pPr>
+            <w:r>
+              <w:rPr>
+                <w:rFonts w:ascii="Arial" w:hAnsi="Arial"/>
+                <w:b w:val="0"/>
+                <w:color w:val="222436"/>
+                <w:sz w:val="16"/>
+              </w:rPr>
+              <w:t>Загруженный файл не PDF</w:t>
+            </w:r>
+          </w:p>
+        </w:tc>
+      </w:tr>
+      <w:tr>
+        <w:trPr>
+          <w:cantSplit/>
+        </w:trPr>
+        <w:tc>
+          <w:tcPr>
+            <w:tcW w:type="dxa" w:w="1020"/>
+            <w:shd w:val="clear" w:color="auto" w:fill="EFF1F9"/>
+          </w:tcPr>
+          <w:p>
+            <w:pPr>
+              <w:keepNext w:val="0"/>
+              <w:spacing w:after="80" w:before="80" w:line="252" w:lineRule="auto"/>
+            </w:pPr>
+            <w:r>
+              <w:rPr>
+                <w:rFonts w:ascii="Arial" w:hAnsi="Arial"/>
+                <w:b w:val="0"/>
+                <w:color w:val="222436"/>
+                <w:sz w:val="16"/>
+              </w:rPr>
+              <w:t>422</w:t>
+            </w:r>
+          </w:p>
+        </w:tc>
+        <w:tc>
+          <w:tcPr>
+            <w:tcW w:type="dxa" w:w="8617"/>
+            <w:shd w:val="clear" w:color="auto" w:fill="EFF1F9"/>
+          </w:tcPr>
+          <w:p>
+            <w:pPr>
+              <w:keepNext w:val="0"/>
+              <w:spacing w:after="80" w:before="80" w:line="252" w:lineRule="auto"/>
+            </w:pPr>
+            <w:r>
+              <w:rPr>
+                <w:rFonts w:ascii="Arial" w:hAnsi="Arial"/>
+                <w:b w:val="0"/>
+                <w:color w:val="222436"/>
+                <w:sz w:val="16"/>
+              </w:rPr>
+              <w:t>Ошибка валидации полей; PDF поврежден, защищен паролем или без текста; неизвестная специализация</w:t>
+            </w:r>
+          </w:p>
+        </w:tc>
+      </w:tr>
+      <w:tr>
+        <w:trPr>
+          <w:cantSplit/>
+        </w:trPr>
+        <w:tc>
+          <w:tcPr>
+            <w:tcW w:type="dxa" w:w="1020"/>
+          </w:tcPr>
+          <w:p>
+            <w:pPr>
+              <w:keepNext w:val="0"/>
+              <w:spacing w:after="80" w:before="80" w:line="252" w:lineRule="auto"/>
+            </w:pPr>
+            <w:r>
+              <w:rPr>
+                <w:rFonts w:ascii="Arial" w:hAnsi="Arial"/>
+                <w:b w:val="0"/>
+                <w:color w:val="222436"/>
+                <w:sz w:val="16"/>
+              </w:rPr>
+              <w:t>429</w:t>
+            </w:r>
+          </w:p>
+        </w:tc>
+        <w:tc>
+          <w:tcPr>
+            <w:tcW w:type="dxa" w:w="8617"/>
+          </w:tcPr>
+          <w:p>
+            <w:pPr>
+              <w:keepNext w:val="0"/>
+              <w:spacing w:after="80" w:before="80" w:line="252" w:lineRule="auto"/>
+            </w:pPr>
+            <w:r>
+              <w:rPr>
+                <w:rFonts w:ascii="Arial" w:hAnsi="Arial"/>
+                <w:b w:val="0"/>
+                <w:color w:val="222436"/>
+                <w:sz w:val="16"/>
+              </w:rPr>
+              <w:t xml:space="preserve">Превышен лимит частоты (заголовок </w:t>
+            </w:r>
+            <w:r>
+              <w:rPr>
+                <w:rFonts w:ascii="Courier New" w:hAnsi="Courier New"/>
+                <w:b w:val="0"/>
+                <w:color w:val="222436"/>
+                <w:sz w:val="16"/>
+              </w:rPr>
+              <w:t>Retry-After</w:t>
+            </w:r>
+            <w:r>
+              <w:rPr>
+                <w:rFonts w:ascii="Arial" w:hAnsi="Arial"/>
+                <w:b w:val="0"/>
+                <w:color w:val="222436"/>
+                <w:sz w:val="16"/>
+              </w:rPr>
+              <w:t>); занята обработка PDF</w:t>
+            </w:r>
+          </w:p>
+        </w:tc>
+      </w:tr>
+      <w:tr>
+        <w:trPr>
+          <w:cantSplit/>
+        </w:trPr>
+        <w:tc>
+          <w:tcPr>
+            <w:tcW w:type="dxa" w:w="1020"/>
+            <w:shd w:val="clear" w:color="auto" w:fill="EFF1F9"/>
+          </w:tcPr>
+          <w:p>
+            <w:pPr>
+              <w:keepNext w:val="0"/>
+              <w:spacing w:after="80" w:before="80" w:line="252" w:lineRule="auto"/>
+            </w:pPr>
+            <w:r>
+              <w:rPr>
+                <w:rFonts w:ascii="Arial" w:hAnsi="Arial"/>
+                <w:b w:val="0"/>
+                <w:color w:val="222436"/>
+                <w:sz w:val="16"/>
+              </w:rPr>
+              <w:t>503</w:t>
+            </w:r>
+          </w:p>
+        </w:tc>
+        <w:tc>
+          <w:tcPr>
+            <w:tcW w:type="dxa" w:w="8617"/>
+            <w:shd w:val="clear" w:color="auto" w:fill="EFF1F9"/>
+          </w:tcPr>
+          <w:p>
+            <w:pPr>
+              <w:keepNext w:val="0"/>
+              <w:spacing w:after="80" w:before="80" w:line="252" w:lineRule="auto"/>
+            </w:pPr>
+            <w:r>
+              <w:rPr>
+                <w:rFonts w:ascii="Arial" w:hAnsi="Arial"/>
+                <w:b w:val="0"/>
+                <w:color w:val="222436"/>
+                <w:sz w:val="16"/>
+              </w:rPr>
+              <w:t>Регистрация закрыта; не настроен шрифт PDF или бот</w:t>
+            </w:r>
+          </w:p>
+        </w:tc>
+      </w:tr>
+    </w:tbl>
+    <w:p>
+      <w:pPr>
+        <w:spacing w:after="20"/>
+      </w:pPr>
+    </w:p>
+    <w:p>
+      <w:r>
+        <w:rPr>
+          <w:rFonts w:ascii="Arial" w:hAnsi="Arial"/>
+          <w:b w:val="0"/>
+          <w:color w:val="222436"/>
+          <w:sz w:val="20"/>
+        </w:rPr>
         <w:t xml:space="preserve">В API-контракте исходников приведены методы, схемы, лимиты и идемпотентность. Создание приглашения требует собственную потребность, кандидата, сообщение, контакт работодателя и положительную RUB-вилку, </w:t>
       </w:r>
       <w:r>
@@ -11292,7 +15220,7 @@
           <w:rFonts w:ascii="Courier New" w:hAnsi="Courier New"/>
           <w:b w:val="0"/>
           <w:color w:val="222436"/>
-          <w:sz w:val="16"/>
+          <w:sz w:val="17"/>
         </w:rPr>
         <w:t>salary_max ≥ salary_min</w:t>
       </w:r>
@@ -11387,11 +15315,11 @@
       <w:hyperlink r:id="rId13">
         <w:r>
           <w:rPr>
+            <w:rFonts w:ascii="Arial" w:hAnsi="Arial" w:cs="Arial"/>
             <w:color w:val="402FFF"/>
             <w:u w:val="single"/>
-            <w:rFonts w:ascii="Arial" w:hAnsi="Arial"/>
           </w:rPr>
-          <w:t>codematch@mail.ru</w:t>
+          <w:t xml:space="preserve">codematch@mail.ru</w:t>
         </w:r>
       </w:hyperlink>
       <w:r>
@@ -11406,11 +15334,11 @@
       <w:hyperlink r:id="rId16">
         <w:r>
           <w:rPr>
+            <w:rFonts w:ascii="Arial" w:hAnsi="Arial" w:cs="Arial"/>
             <w:color w:val="402FFF"/>
             <w:u w:val="single"/>
-            <w:rFonts w:ascii="Arial" w:hAnsi="Arial"/>
           </w:rPr>
-          <w:t>«Обработка данных»</w:t>
+          <w:t xml:space="preserve">«Обработка данных»</w:t>
         </w:r>
       </w:hyperlink>
       <w:r>
@@ -11443,6 +15371,375 @@
           <w:sz w:val="20"/>
         </w:rPr>
         <w:t>Дальнейшее развитие: боевой FSP adapter после получения контракта и доступа, внешняя ATS, расширение заданий/специализаций, независимая HR-разметка и человеческая психометрическая калибровка, юридическая проверка работодателя и фактический пилот найма. Эти возможности не включаются в показатели уже выполненного MVP. Документированное ограничение не должно подменяться неподтвержденным обещанием.</w:t>
+      </w:r>
+    </w:p>
+    <w:p>
+      <w:pPr>
+        <w:pStyle w:val="Heading2"/>
+      </w:pPr>
+      <w:r>
+        <w:rPr>
+          <w:rFonts w:ascii="Arial" w:hAnsi="Arial"/>
+          <w:b/>
+          <w:color w:val="402FFF"/>
+          <w:sz w:val="26"/>
+        </w:rPr>
+        <w:t>Концепция: защита от фиктивных вакансий и компаний (план, не реализовано)</w:t>
+      </w:r>
+    </w:p>
+    <w:p>
+      <w:r>
+        <w:rPr>
+          <w:rFonts w:ascii="Arial" w:hAnsi="Arial"/>
+          <w:b w:val="0"/>
+          <w:color w:val="222436"/>
+          <w:sz w:val="20"/>
+        </w:rPr>
+        <w:t xml:space="preserve">Уже реализованная база: подтверждение email работодателя; без профиля компании потребности, подбор, банк и короткий список недоступны (409); поле ИНН проверяется только по формату – 10 или 12 цифр, статус компании </w:t>
+      </w:r>
+      <w:r>
+        <w:rPr>
+          <w:rFonts w:ascii="Courier New" w:hAnsi="Courier New"/>
+          <w:b w:val="0"/>
+          <w:color w:val="222436"/>
+          <w:sz w:val="17"/>
+        </w:rPr>
+        <w:t>unverified</w:t>
+      </w:r>
+      <w:r>
+        <w:rPr>
+          <w:rFonts w:ascii="Arial" w:hAnsi="Arial"/>
+          <w:b w:val="0"/>
+          <w:color w:val="222436"/>
+          <w:sz w:val="20"/>
+        </w:rPr>
+        <w:t xml:space="preserve">; обязательная RUB-вилка с </w:t>
+      </w:r>
+      <w:r>
+        <w:rPr>
+          <w:rFonts w:ascii="Courier New" w:hAnsi="Courier New"/>
+          <w:b w:val="0"/>
+          <w:color w:val="222436"/>
+          <w:sz w:val="17"/>
+        </w:rPr>
+        <w:t>salary_max ≥ salary_min</w:t>
+      </w:r>
+      <w:r>
+        <w:rPr>
+          <w:rFonts w:ascii="Arial" w:hAnsi="Arial"/>
+          <w:b w:val="0"/>
+          <w:color w:val="222436"/>
+          <w:sz w:val="20"/>
+        </w:rPr>
+        <w:t>; лимиты – 30 приглашений в сутки, 30 потребностей и 30 вакансий в час на работодателя; жалоба на компанию, вакансию, приглашение или задание из «Настроек»; контакты кандидата – только после его согласия.</w:t>
+      </w:r>
+    </w:p>
+    <w:p>
+      <w:pPr>
+        <w:ind w:left="340" w:hanging="340"/>
+      </w:pPr>
+      <w:r>
+        <w:rPr>
+          <w:rFonts w:ascii="Arial" w:hAnsi="Arial"/>
+          <w:b w:val="0"/>
+          <w:color w:val="222436"/>
+          <w:sz w:val="20"/>
+        </w:rPr>
+        <w:t>1. Проверка юрлица: ИНН/ОГРН по открытым данным ЕГРЮЛ/ЕГРИП (статус «действующее», совпадение наименования); метка проверенной компании с датой и источником, иначе явная метка «не проверено».</w:t>
+      </w:r>
+    </w:p>
+    <w:p>
+      <w:pPr>
+        <w:ind w:left="340" w:hanging="340"/>
+      </w:pPr>
+      <w:r>
+        <w:rPr>
+          <w:rFonts w:ascii="Arial" w:hAnsi="Arial"/>
+          <w:b w:val="0"/>
+          <w:color w:val="222436"/>
+          <w:sz w:val="20"/>
+        </w:rPr>
+        <w:t>2. Корпоративный домен: подтверждение адреса на домене сайта компании; для бесплатных почтовых доменов – дополнительная проверка.</w:t>
+      </w:r>
+    </w:p>
+    <w:p>
+      <w:pPr>
+        <w:ind w:left="340" w:hanging="340"/>
+      </w:pPr>
+      <w:r>
+        <w:rPr>
+          <w:rFonts w:ascii="Arial" w:hAnsi="Arial"/>
+          <w:b w:val="0"/>
+          <w:color w:val="222436"/>
+          <w:sz w:val="20"/>
+        </w:rPr>
+        <w:t>3. Лимиты по доверию: меньшие лимиты приглашений и вакансий для новых и непроверенных компаний; проверка правдоподобия вилки относительно категории с предупреждением при аномалии; запрет массовой рассылки одинаковых текстов.</w:t>
+      </w:r>
+    </w:p>
+    <w:p>
+      <w:pPr>
+        <w:ind w:left="340" w:hanging="340"/>
+      </w:pPr>
+      <w:r>
+        <w:rPr>
+          <w:rFonts w:ascii="Arial" w:hAnsi="Arial"/>
+          <w:b w:val="0"/>
+          <w:color w:val="222436"/>
+          <w:sz w:val="20"/>
+        </w:rPr>
+        <w:t>4. Жалобы → очередь модерации оператора: приоритет по числу и тяжести жалоб, временная приостановка приглашений до решения, журнал решений и уведомление сторон.</w:t>
+      </w:r>
+    </w:p>
+    <w:p>
+      <w:pPr>
+        <w:ind w:left="340" w:hanging="340"/>
+      </w:pPr>
+      <w:r>
+        <w:rPr>
+          <w:rFonts w:ascii="Arial" w:hAnsi="Arial"/>
+          <w:b w:val="0"/>
+          <w:color w:val="222436"/>
+          <w:sz w:val="20"/>
+        </w:rPr>
+        <w:t>5. Репутация: доля ответов на отклики, закрытых потребностей, время реакции и подтвержденные жалобы показываются кандидату рядом с предложением.</w:t>
+      </w:r>
+    </w:p>
+    <w:p>
+      <w:pPr>
+        <w:pStyle w:val="Heading2"/>
+      </w:pPr>
+      <w:r>
+        <w:rPr>
+          <w:rFonts w:ascii="Arial" w:hAnsi="Arial"/>
+          <w:b/>
+          <w:color w:val="402FFF"/>
+          <w:sz w:val="26"/>
+        </w:rPr>
+        <w:t>Концепция: интеграция с ATS (план, не реализовано)</w:t>
+      </w:r>
+    </w:p>
+    <w:p>
+      <w:pPr>
+        <w:ind w:left="340" w:hanging="340"/>
+      </w:pPr>
+      <w:r>
+        <w:rPr>
+          <w:rFonts w:ascii="Arial" w:hAnsi="Arial"/>
+          <w:b w:val="0"/>
+          <w:color w:val="222436"/>
+          <w:sz w:val="20"/>
+        </w:rPr>
+        <w:t>1. REST API для ATS компании: потребности и вакансии, приглашения, отклики и их статусы; доступ по отдельному ключу компании с ограниченными правами.</w:t>
+      </w:r>
+    </w:p>
+    <w:p>
+      <w:pPr>
+        <w:ind w:left="340" w:hanging="340"/>
+      </w:pPr>
+      <w:r>
+        <w:rPr>
+          <w:rFonts w:ascii="Arial" w:hAnsi="Arial"/>
+          <w:b w:val="0"/>
+          <w:color w:val="222436"/>
+          <w:sz w:val="20"/>
+        </w:rPr>
+        <w:t>2. Webhooks событий (</w:t>
+      </w:r>
+      <w:r>
+        <w:rPr>
+          <w:rFonts w:ascii="Courier New" w:hAnsi="Courier New"/>
+          <w:b w:val="0"/>
+          <w:color w:val="222436"/>
+          <w:sz w:val="17"/>
+        </w:rPr>
+        <w:t>invitation.accepted</w:t>
+      </w:r>
+      <w:r>
+        <w:rPr>
+          <w:rFonts w:ascii="Arial" w:hAnsi="Arial"/>
+          <w:b w:val="0"/>
+          <w:color w:val="222436"/>
+          <w:sz w:val="20"/>
+        </w:rPr>
+        <w:t xml:space="preserve">, </w:t>
+      </w:r>
+      <w:r>
+        <w:rPr>
+          <w:rFonts w:ascii="Courier New" w:hAnsi="Courier New"/>
+          <w:b w:val="0"/>
+          <w:color w:val="222436"/>
+          <w:sz w:val="17"/>
+        </w:rPr>
+        <w:t>invitation.rejected</w:t>
+      </w:r>
+      <w:r>
+        <w:rPr>
+          <w:rFonts w:ascii="Arial" w:hAnsi="Arial"/>
+          <w:b w:val="0"/>
+          <w:color w:val="222436"/>
+          <w:sz w:val="20"/>
+        </w:rPr>
+        <w:t xml:space="preserve">, </w:t>
+      </w:r>
+      <w:r>
+        <w:rPr>
+          <w:rFonts w:ascii="Courier New" w:hAnsi="Courier New"/>
+          <w:b w:val="0"/>
+          <w:color w:val="222436"/>
+          <w:sz w:val="17"/>
+        </w:rPr>
+        <w:t>vacancy_response.created</w:t>
+      </w:r>
+      <w:r>
+        <w:rPr>
+          <w:rFonts w:ascii="Arial" w:hAnsi="Arial"/>
+          <w:b w:val="0"/>
+          <w:color w:val="222436"/>
+          <w:sz w:val="20"/>
+        </w:rPr>
+        <w:t xml:space="preserve">, </w:t>
+      </w:r>
+      <w:r>
+        <w:rPr>
+          <w:rFonts w:ascii="Courier New" w:hAnsi="Courier New"/>
+          <w:b w:val="0"/>
+          <w:color w:val="222436"/>
+          <w:sz w:val="17"/>
+        </w:rPr>
+        <w:t>contact_grant.revoked</w:t>
+      </w:r>
+      <w:r>
+        <w:rPr>
+          <w:rFonts w:ascii="Arial" w:hAnsi="Arial"/>
+          <w:b w:val="0"/>
+          <w:color w:val="222436"/>
+          <w:sz w:val="20"/>
+        </w:rPr>
+        <w:t>) с HMAC-подписью и повтором.</w:t>
+      </w:r>
+    </w:p>
+    <w:p>
+      <w:pPr>
+        <w:ind w:left="340" w:hanging="340"/>
+      </w:pPr>
+      <w:r>
+        <w:rPr>
+          <w:rFonts w:ascii="Arial" w:hAnsi="Arial"/>
+          <w:b w:val="0"/>
+          <w:color w:val="222436"/>
+          <w:sz w:val="20"/>
+        </w:rPr>
+        <w:t xml:space="preserve">3. Идемпотентность: заголовок </w:t>
+      </w:r>
+      <w:r>
+        <w:rPr>
+          <w:rFonts w:ascii="Courier New" w:hAnsi="Courier New"/>
+          <w:b w:val="0"/>
+          <w:color w:val="222436"/>
+          <w:sz w:val="17"/>
+        </w:rPr>
+        <w:t>Idempotency-Key</w:t>
+      </w:r>
+      <w:r>
+        <w:rPr>
+          <w:rFonts w:ascii="Arial" w:hAnsi="Arial"/>
+          <w:b w:val="0"/>
+          <w:color w:val="222436"/>
+          <w:sz w:val="20"/>
+        </w:rPr>
+        <w:t xml:space="preserve"> для создания потребностей и приглашений. Уже сейчас повтор приглашения для той же пары «потребность + кандидат» возвращает существующую запись (уникальный ключ </w:t>
+      </w:r>
+      <w:r>
+        <w:rPr>
+          <w:rFonts w:ascii="Courier New" w:hAnsi="Courier New"/>
+          <w:b w:val="0"/>
+          <w:color w:val="222436"/>
+          <w:sz w:val="17"/>
+        </w:rPr>
+        <w:t>need_id + candidate_id</w:t>
+      </w:r>
+      <w:r>
+        <w:rPr>
+          <w:rFonts w:ascii="Arial" w:hAnsi="Arial"/>
+          <w:b w:val="0"/>
+          <w:color w:val="222436"/>
+          <w:sz w:val="20"/>
+        </w:rPr>
+        <w:t>).</w:t>
+      </w:r>
+    </w:p>
+    <w:p>
+      <w:pPr>
+        <w:ind w:left="340" w:hanging="340"/>
+      </w:pPr>
+      <w:r>
+        <w:rPr>
+          <w:rFonts w:ascii="Arial" w:hAnsi="Arial"/>
+          <w:b w:val="0"/>
+          <w:color w:val="222436"/>
+          <w:sz w:val="20"/>
+        </w:rPr>
+        <w:t xml:space="preserve">4. Маппинг статусов: статусы приглашения КОД.МЭТЧ </w:t>
+      </w:r>
+      <w:r>
+        <w:rPr>
+          <w:rFonts w:ascii="Courier New" w:hAnsi="Courier New"/>
+          <w:b w:val="0"/>
+          <w:color w:val="222436"/>
+          <w:sz w:val="17"/>
+        </w:rPr>
+        <w:t>sent → viewed → accepted | rejected</w:t>
+      </w:r>
+      <w:r>
+        <w:rPr>
+          <w:rFonts w:ascii="Arial" w:hAnsi="Arial"/>
+          <w:b w:val="0"/>
+          <w:color w:val="222436"/>
+          <w:sz w:val="20"/>
+        </w:rPr>
+        <w:t xml:space="preserve"> сопоставляются с этапами воронки ATS через настраиваемую таблицу.</w:t>
+      </w:r>
+    </w:p>
+    <w:p>
+      <w:pPr>
+        <w:ind w:left="340" w:hanging="340"/>
+      </w:pPr>
+      <w:r>
+        <w:rPr>
+          <w:rFonts w:ascii="Arial" w:hAnsi="Arial"/>
+          <w:b w:val="0"/>
+          <w:color w:val="222436"/>
+          <w:sz w:val="20"/>
+        </w:rPr>
+        <w:t>5. Доставка webhooks через существующий outbox: at-least-once, lease, до 8 попыток; получатель обрабатывает повтор идемпотентно.</w:t>
+      </w:r>
+    </w:p>
+    <w:p>
+      <w:pPr>
+        <w:ind w:left="340" w:hanging="340"/>
+      </w:pPr>
+      <w:r>
+        <w:rPr>
+          <w:rFonts w:ascii="Arial" w:hAnsi="Arial"/>
+          <w:b w:val="0"/>
+          <w:color w:val="222436"/>
+          <w:sz w:val="20"/>
+        </w:rPr>
+        <w:t>6. Mock-контракт: OpenAPI-описание и тестовый mock-сервер ATS для контрактных тестов; адаптеры к конкретным ATS – после выбора партнеров.</w:t>
+      </w:r>
+    </w:p>
+    <w:p>
+      <w:pPr>
+        <w:ind w:left="340" w:hanging="340"/>
+      </w:pPr>
+      <w:r>
+        <w:rPr>
+          <w:rFonts w:ascii="Arial" w:hAnsi="Arial"/>
+          <w:b w:val="0"/>
+          <w:color w:val="222436"/>
+          <w:sz w:val="20"/>
+        </w:rPr>
+        <w:t>7. Персональные данные: контакты передаются в ATS только при действующем contact grant; отзыв разрешения отправляет событие на удаление.</w:t>
       </w:r>
     </w:p>
     <w:p>
@@ -11492,7 +15789,7 @@
           <w:rFonts w:ascii="Courier New" w:hAnsi="Courier New"/>
           <w:b w:val="0"/>
           <w:color w:val="222436"/>
-          <w:sz w:val="16"/>
+          <w:sz w:val="17"/>
         </w:rPr>
         <w:t>c66ed8fbb0b2b54e5c24f20e1b0e2bbf9f6288f1cb2f17f597be293d6bbda949</w:t>
       </w:r>
@@ -11508,11 +15805,11 @@
       <w:hyperlink r:id="rId11">
         <w:r>
           <w:rPr>
+            <w:rFonts w:ascii="Arial" w:hAnsi="Arial" w:cs="Arial"/>
             <w:color w:val="402FFF"/>
             <w:u w:val="single"/>
-            <w:rFonts w:ascii="Arial" w:hAnsi="Arial"/>
           </w:rPr>
-          <w:t>fsp.digital-projects.tech</w:t>
+          <w:t xml:space="preserve">fsp.digital-projects.tech</w:t>
         </w:r>
       </w:hyperlink>
       <w:r>
@@ -11524,14 +15821,14 @@
         </w:rPr>
         <w:t xml:space="preserve">. Исходники: </w:t>
       </w:r>
-      <w:hyperlink r:id="rId17">
+      <w:hyperlink r:id="rId18">
         <w:r>
           <w:rPr>
+            <w:rFonts w:ascii="Arial" w:hAnsi="Arial" w:cs="Arial"/>
             <w:color w:val="402FFF"/>
             <w:u w:val="single"/>
-            <w:rFonts w:ascii="Arial" w:hAnsi="Arial"/>
           </w:rPr>
-          <w:t>GitHub unecon.tech / КОД.МЭТЧ</w:t>
+          <w:t xml:space="preserve">GitHub Valery766/kodmatch-lct-2026</w:t>
         </w:r>
       </w:hyperlink>
       <w:r>
@@ -11541,32 +15838,14 @@
           <w:color w:val="222436"/>
           <w:sz w:val="20"/>
         </w:rPr>
-        <w:t xml:space="preserve">; репозиторий подготовлен </w:t>
-      </w:r>
-      <w:r>
-        <w:rPr>
-          <w:rFonts w:ascii="Arial" w:hAnsi="Arial"/>
-          <w:b/>
-          <w:color w:val="222436"/>
-          <w:sz w:val="20"/>
-        </w:rPr>
-        <w:t>приватным</w:t>
-      </w:r>
-      <w:r>
-        <w:rPr>
-          <w:rFonts w:ascii="Arial" w:hAnsi="Arial"/>
-          <w:b w:val="0"/>
-          <w:color w:val="222436"/>
-          <w:sz w:val="20"/>
-        </w:rPr>
-        <w:t xml:space="preserve">, открытие доступа жюри выполняет владелец отдельно. Читаемая копия кода уже входит в </w:t>
+        <w:t xml:space="preserve">; полная читаемая копия кода входит в </w:t>
       </w:r>
       <w:r>
         <w:rPr>
           <w:rFonts w:ascii="Courier New" w:hAnsi="Courier New"/>
           <w:b w:val="0"/>
           <w:color w:val="222436"/>
-          <w:sz w:val="16"/>
+          <w:sz w:val="17"/>
         </w:rPr>
         <w:t>source/</w:t>
       </w:r>
@@ -11577,7 +15856,7 @@
           <w:color w:val="222436"/>
           <w:sz w:val="20"/>
         </w:rPr>
-        <w:t xml:space="preserve"> архива.</w:t>
+        <w:t xml:space="preserve"> архива – используйте ее, если репозиторий недоступен по ссылке.</w:t>
       </w:r>
     </w:p>
     <w:tbl>
@@ -11600,7 +15879,7 @@
         <w:tc>
           <w:tcPr>
             <w:tcW w:type="dxa" w:w="3175"/>
-            <w:shd w:fill="402FFF"/>
+            <w:shd w:val="clear" w:color="auto" w:fill="402FFF"/>
           </w:tcPr>
           <w:p>
             <w:pPr>
@@ -11621,7 +15900,7 @@
         <w:tc>
           <w:tcPr>
             <w:tcW w:type="dxa" w:w="3231"/>
-            <w:shd w:fill="402FFF"/>
+            <w:shd w:val="clear" w:color="auto" w:fill="402FFF"/>
           </w:tcPr>
           <w:p>
             <w:pPr>
@@ -11642,7 +15921,7 @@
         <w:tc>
           <w:tcPr>
             <w:tcW w:type="dxa" w:w="3231"/>
-            <w:shd w:fill="402FFF"/>
+            <w:shd w:val="clear" w:color="auto" w:fill="402FFF"/>
           </w:tcPr>
           <w:p>
             <w:pPr>
@@ -11681,7 +15960,7 @@
                 <w:color w:val="222436"/>
                 <w:sz w:val="16"/>
               </w:rPr>
-              <w:t>Source copy /backend/frontend</w:t>
+              <w:t>Source copy / backend / frontend</w:t>
             </w:r>
           </w:p>
         </w:tc>
@@ -11701,7 +15980,7 @@
                 <w:color w:val="222436"/>
                 <w:sz w:val="16"/>
               </w:rPr>
-              <w:t>186 backend PASS, 3 PostgreSQL SKIP; 12 frontend regression PASS; Python compile 46 файлов; offline 78 checks /0 failures</w:t>
+              <w:t>186 backend PASS, 3 PostgreSQL SKIP; 12 frontend regression PASS; Python compile 46 файлов; offline 78 checks / 0 failures</w:t>
             </w:r>
           </w:p>
         </w:tc>
@@ -11733,7 +16012,7 @@
         <w:tc>
           <w:tcPr>
             <w:tcW w:type="dxa" w:w="3175"/>
-            <w:shd w:fill="EFF1F9"/>
+            <w:shd w:val="clear" w:color="auto" w:fill="EFF1F9"/>
           </w:tcPr>
           <w:p>
             <w:pPr>
@@ -11754,7 +16033,7 @@
         <w:tc>
           <w:tcPr>
             <w:tcW w:type="dxa" w:w="3231"/>
-            <w:shd w:fill="EFF1F9"/>
+            <w:shd w:val="clear" w:color="auto" w:fill="EFF1F9"/>
           </w:tcPr>
           <w:p>
             <w:pPr>
@@ -11777,7 +16056,7 @@
                 <w:color w:val="222436"/>
                 <w:sz w:val="16"/>
               </w:rPr>
-              <w:t>3 PASS /0 SKIP</w:t>
+              <w:t>3 PASS / 0 SKIP</w:t>
             </w:r>
             <w:r>
               <w:rPr>
@@ -11793,7 +16072,7 @@
         <w:tc>
           <w:tcPr>
             <w:tcW w:type="dxa" w:w="3231"/>
-            <w:shd w:fill="EFF1F9"/>
+            <w:shd w:val="clear" w:color="auto" w:fill="EFF1F9"/>
           </w:tcPr>
           <w:p>
             <w:pPr>
@@ -11884,7 +16163,7 @@
         <w:tc>
           <w:tcPr>
             <w:tcW w:type="dxa" w:w="3175"/>
-            <w:shd w:fill="EFF1F9"/>
+            <w:shd w:val="clear" w:color="auto" w:fill="EFF1F9"/>
           </w:tcPr>
           <w:p>
             <w:pPr>
@@ -11905,7 +16184,7 @@
         <w:tc>
           <w:tcPr>
             <w:tcW w:type="dxa" w:w="3231"/>
-            <w:shd w:fill="EFF1F9"/>
+            <w:shd w:val="clear" w:color="auto" w:fill="EFF1F9"/>
           </w:tcPr>
           <w:p>
             <w:pPr>
@@ -11926,7 +16205,7 @@
         <w:tc>
           <w:tcPr>
             <w:tcW w:type="dxa" w:w="3231"/>
-            <w:shd w:fill="EFF1F9"/>
+            <w:shd w:val="clear" w:color="auto" w:fill="EFF1F9"/>
           </w:tcPr>
           <w:p>
             <w:pPr>
@@ -12017,7 +16296,7 @@
         <w:tc>
           <w:tcPr>
             <w:tcW w:type="dxa" w:w="3175"/>
-            <w:shd w:fill="EFF1F9"/>
+            <w:shd w:val="clear" w:color="auto" w:fill="EFF1F9"/>
           </w:tcPr>
           <w:p>
             <w:pPr>
@@ -12038,7 +16317,7 @@
         <w:tc>
           <w:tcPr>
             <w:tcW w:type="dxa" w:w="3231"/>
-            <w:shd w:fill="EFF1F9"/>
+            <w:shd w:val="clear" w:color="auto" w:fill="EFF1F9"/>
           </w:tcPr>
           <w:p>
             <w:pPr>
@@ -12059,7 +16338,7 @@
         <w:tc>
           <w:tcPr>
             <w:tcW w:type="dxa" w:w="3231"/>
-            <w:shd w:fill="EFF1F9"/>
+            <w:shd w:val="clear" w:color="auto" w:fill="EFF1F9"/>
           </w:tcPr>
           <w:p>
             <w:pPr>
@@ -12118,7 +16397,7 @@
                 <w:color w:val="222436"/>
                 <w:sz w:val="16"/>
               </w:rPr>
-              <w:t>3 кандидата и 1 работодатель: ordinary/email-verified, собственные профили/PDF с текущим брендом, RBAC 403 /anonymous 401, logout; 32 проверки прошли</w:t>
+              <w:t>3 кандидата и 1 работодатель: ordinary/email-verified, собственные профили/PDF с текущим брендом, RBAC 403 / anonymous 401, logout; 32 проверки прошли</w:t>
             </w:r>
           </w:p>
         </w:tc>
@@ -12150,7 +16429,7 @@
         <w:tc>
           <w:tcPr>
             <w:tcW w:type="dxa" w:w="3175"/>
-            <w:shd w:fill="EFF1F9"/>
+            <w:shd w:val="clear" w:color="auto" w:fill="EFF1F9"/>
           </w:tcPr>
           <w:p>
             <w:pPr>
@@ -12171,7 +16450,7 @@
         <w:tc>
           <w:tcPr>
             <w:tcW w:type="dxa" w:w="3231"/>
-            <w:shd w:fill="EFF1F9"/>
+            <w:shd w:val="clear" w:color="auto" w:fill="EFF1F9"/>
           </w:tcPr>
           <w:p>
             <w:pPr>
@@ -12192,7 +16471,7 @@
         <w:tc>
           <w:tcPr>
             <w:tcW w:type="dxa" w:w="3231"/>
-            <w:shd w:fill="EFF1F9"/>
+            <w:shd w:val="clear" w:color="auto" w:fill="EFF1F9"/>
           </w:tcPr>
           <w:p>
             <w:pPr>
@@ -12283,7 +16562,7 @@
         <w:tc>
           <w:tcPr>
             <w:tcW w:type="dxa" w:w="3175"/>
-            <w:shd w:fill="EFF1F9"/>
+            <w:shd w:val="clear" w:color="auto" w:fill="EFF1F9"/>
           </w:tcPr>
           <w:p>
             <w:pPr>
@@ -12304,7 +16583,7 @@
         <w:tc>
           <w:tcPr>
             <w:tcW w:type="dxa" w:w="3231"/>
-            <w:shd w:fill="EFF1F9"/>
+            <w:shd w:val="clear" w:color="auto" w:fill="EFF1F9"/>
           </w:tcPr>
           <w:p>
             <w:pPr>
@@ -12325,7 +16604,7 @@
         <w:tc>
           <w:tcPr>
             <w:tcW w:type="dxa" w:w="3231"/>
-            <w:shd w:fill="EFF1F9"/>
+            <w:shd w:val="clear" w:color="auto" w:fill="EFF1F9"/>
           </w:tcPr>
           <w:p>
             <w:pPr>
@@ -12339,7 +16618,7 @@
                 <w:color w:val="222436"/>
                 <w:sz w:val="16"/>
               </w:rPr>
-              <w:t>В общем интервале чужие Wolfe сервисы менялись параллельно вне этого обновления; глобальная неизменность хоста не заявляется</w:t>
+              <w:t>В общем интервале сторонние сервисы общего хоста менялись параллельно вне этого обновления; глобальная неизменность хоста не заявляется</w:t>
             </w:r>
           </w:p>
         </w:tc>
@@ -12369,7 +16648,7 @@
           <w:color w:val="222436"/>
           <w:sz w:val="20"/>
         </w:rPr>
-        <w:t>Фактический ресурсный срез: 32 логических CPU, память всего 32.62 млрд байт, доступно 26.95 млрд байт, диск свободен 113.01 млрд байт, load1≈4.12. Это состояние общего хоста в момент измерения; пределы контейнера модели 8 CPU /8 GiB и один inference сохраняются отдельно. Публичный inference порт не появляется.</w:t>
+        <w:t>Фактический ресурсный срез: 32 логических CPU, память всего 32.62 млрд байт, доступно 26.95 млрд байт, диск свободен 113.01 млрд байт, load1≈4.12. Это состояние общего хоста в момент измерения; пределы контейнера модели 8 CPU / 8 GiB и один inference сохраняются отдельно. Публичный inference порт не появляется.</w:t>
       </w:r>
     </w:p>
     <w:p>
@@ -12387,7 +16666,7 @@
           <w:rFonts w:ascii="Courier New" w:hAnsi="Courier New"/>
           <w:b w:val="0"/>
           <w:color w:val="222436"/>
-          <w:sz w:val="16"/>
+          <w:sz w:val="17"/>
         </w:rPr>
         <w:t>evidence/runtime-final.json</w:t>
       </w:r>
@@ -12405,7 +16684,7 @@
           <w:rFonts w:ascii="Courier New" w:hAnsi="Courier New"/>
           <w:b w:val="0"/>
           <w:color w:val="222436"/>
-          <w:sz w:val="16"/>
+          <w:sz w:val="17"/>
         </w:rPr>
         <w:t>evidence/postgres-and-restore-final.json</w:t>
       </w:r>
@@ -12423,7 +16702,7 @@
           <w:rFonts w:ascii="Courier New" w:hAnsi="Courier New"/>
           <w:b w:val="0"/>
           <w:color w:val="222436"/>
-          <w:sz w:val="16"/>
+          <w:sz w:val="17"/>
         </w:rPr>
         <w:t>evidence/gui-acceptance.json</w:t>
       </w:r>
@@ -12441,7 +16720,7 @@
           <w:rFonts w:ascii="Courier New" w:hAnsi="Courier New"/>
           <w:b w:val="0"/>
           <w:color w:val="222436"/>
-          <w:sz w:val="16"/>
+          <w:sz w:val="17"/>
         </w:rPr>
         <w:t>evidence/live-account-results.json</w:t>
       </w:r>
@@ -12459,7 +16738,7 @@
           <w:rFonts w:ascii="Courier New" w:hAnsi="Courier New"/>
           <w:b w:val="0"/>
           <w:color w:val="222436"/>
-          <w:sz w:val="16"/>
+          <w:sz w:val="17"/>
         </w:rPr>
         <w:t>evidence/source-test-results.json</w:t>
       </w:r>
@@ -12488,7 +16767,7 @@
           <w:rFonts w:ascii="Courier New" w:hAnsi="Courier New"/>
           <w:b w:val="0"/>
           <w:color w:val="222436"/>
-          <w:sz w:val="16"/>
+          <w:sz w:val="17"/>
         </w:rPr>
         <w:t>evidence/</w:t>
       </w:r>
@@ -12500,6 +16779,53 @@
           <w:sz w:val="20"/>
         </w:rPr>
         <w:t xml:space="preserve"> имеет приоритет для конкретного live-сценария.</w:t>
+      </w:r>
+    </w:p>
+    <w:p>
+      <w:r>
+        <w:rPr>
+          <w:rFonts w:ascii="Arial" w:hAnsi="Arial"/>
+          <w:b w:val="0"/>
+          <w:color w:val="222436"/>
+          <w:sz w:val="20"/>
+        </w:rPr>
+        <w:t xml:space="preserve">Независимая повторная проверка того же релиза 11.10 (r2) – </w:t>
+      </w:r>
+      <w:r>
+        <w:rPr>
+          <w:rFonts w:ascii="Courier New" w:hAnsi="Courier New"/>
+          <w:b w:val="0"/>
+          <w:color w:val="222436"/>
+          <w:sz w:val="17"/>
+        </w:rPr>
+        <w:t>evidence/independent-20261011/</w:t>
+      </w:r>
+      <w:r>
+        <w:rPr>
+          <w:rFonts w:ascii="Arial" w:hAnsi="Arial"/>
+          <w:b w:val="0"/>
+          <w:color w:val="222436"/>
+          <w:sz w:val="20"/>
+        </w:rPr>
+        <w:t xml:space="preserve">: построчный </w:t>
+      </w:r>
+      <w:r>
+        <w:rPr>
+          <w:rFonts w:ascii="Courier New" w:hAnsi="Courier New"/>
+          <w:b w:val="0"/>
+          <w:color w:val="222436"/>
+          <w:sz w:val="17"/>
+        </w:rPr>
+        <w:t>status.json</w:t>
+      </w:r>
+      <w:r>
+        <w:rPr>
+          <w:rFonts w:ascii="Arial" w:hAnsi="Arial"/>
+          <w:b w:val="0"/>
+          <w:color w:val="222436"/>
+          <w:sz w:val="20"/>
+        </w:rPr>
+        <w:t xml:space="preserve"> по 36 критериям, повтор backend/frontend/offline на отдельном компьютере с зависимостями из lock-файлов (186 PASS / 3 SKIP / 0 FAIL; 12/12; 78/0), побайтное совпадение JS/CSS и всех 22 файлов сборки боевого сервиса с опубликованным исходником, локальный проход интерфейса и API-контрактов двух ролей. Код приложения в r2 не менялся; найденные мелкие дефекты перечислены в отчете r2. Вход в боевые аккаунты, сервер, MAX на телефоне и внешний ящик в r2 не проверялись.</w:t>
       </w:r>
     </w:p>
     <w:sectPr>
@@ -12519,11 +16845,11 @@
   <w:p>
     <w:pPr>
       <w:pStyle w:val="Footer"/>
-      <w:spacing w:before="40"/>
       <w:jc w:val="right"/>
     </w:pPr>
     <w:r>
       <w:rPr>
+        <w:rFonts w:ascii="Arial" w:hAnsi="Arial"/>
         <w:color w:val="5A6174"/>
         <w:sz w:val="16"/>
       </w:rPr>
@@ -13357,13 +17683,8 @@
     <w:unhideWhenUsed/>
     <w:rsid w:val="00AA1D8D"/>
     <w:pPr>
-      <w:spacing w:after="120" w:line="269" w:lineRule="auto"/>
+      <w:spacing w:after="120"/>
     </w:pPr>
-    <w:rPr>
-      <w:rFonts w:ascii="Arial" w:hAnsi="Arial"/>
-      <w:color w:val="222436"/>
-      <w:sz w:val="20"/>
-    </w:rPr>
   </w:style>
   <w:style w:type="character" w:customStyle="1" w:styleId="BodyTextChar">
     <w:name w:val="Body Text Char"/>
